--- a/eng/docx/06.content.docx
+++ b/eng/docx/06.content.docx
@@ -7,6 +7,15 @@
       <w:r/>
     </w:p>
     <w:p>
+      <w:pPr>
+        <w:pStyle w:val="Heading2"/>
+      </w:pPr>
+      <w:r>
+        <w:t>Resource: Study Notes (Tyndale)</w:t>
+      </w:r>
+      <w:r/>
+    </w:p>
+    <w:p>
       <w:r/>
       <w:r>
         <w:rPr>
@@ -46,7 +55,7 @@
         <w:pStyle w:val="Heading1"/>
       </w:pPr>
       <w:r>
-        <w:t>Aquifer Open Study Notes</w:t>
+        <w:t>Study Notes (Tyndale)</w:t>
       </w:r>
     </w:p>
     <w:p>
@@ -55,6 +64,51 @@
           <w:headerReference w:type="even" r:id="rId8"/>
           <w:headerReference w:type="default" r:id="rId9"/>
           <w:footerReference w:type="default" r:id="rId10"/>
+          <w:footnotePr>
+            <w:numRestart w:val="eachSect"/>
+          </w:footnotePr>
+          <w:type w:val="continuous"/>
+          <w:pgSz w:w="12240" w:h="15840" w:code="1"/>
+          <w:pgMar w:top="1440" w:right="1440" w:bottom="1440" w:left="1440" w:header="504" w:footer="504" w:gutter="0"/>
+          <w:cols w:space="708"/>
+          <w:titlePg/>
+          <w:docGrid w:linePitch="360"/>
+        </w:sectPr>
+      </w:pPr>
+    </w:p>
+    <w:p>
+      <w:r/>
+    </w:p>
+    <w:p>
+      <w:pPr>
+        <w:pStyle w:val="Heading2"/>
+      </w:pPr>
+      <w:r>
+        <w:t>JOS</w:t>
+      </w:r>
+      <w:r/>
+    </w:p>
+    <w:p>
+      <w:r/>
+      <w:r>
+        <w:rPr>
+          <w:i/>
+        </w:rPr>
+        <w:t>Joshua 1:1–2, Joshua 1:1–9, Joshua 1:3, Joshua 1:4, Joshua 1:5, Joshua 1:6, Joshua 1:6–9, Joshua 1:8, Joshua 1:9, Joshua 1:10, Joshua 1:11, Joshua 1:12–15, Joshua 1:13, Joshua 1:14, Joshua 1:17, Joshua 1:18, Joshua 2:1, Joshua 2:1–24, Joshua 2:2, Joshua 2:3, Joshua 2:4–5, Joshua 2:6, Joshua 2:7, Joshua 2:9–10, Joshua 2:11, Joshua 2:12–13, Joshua 2:14, Joshua 2:15, Joshua 2:16, Joshua 2:19, Joshua 2:23–24, Joshua 3:1, Joshua 3:3, Joshua 3:4, Joshua 3:5, Joshua 3:7, Joshua 3:8, Joshua 3:10, Joshua 3:11, Joshua 3:12, Joshua 3:13, Joshua 3:15, Joshua 3:16, Joshua 3:17, Joshua 4:2, Joshua 4:5, Joshua 4:6, Joshua 4:9, Joshua 4:14, Joshua 4:18, Joshua 4:19–20, Joshua 4:24, Joshua 5:1, Joshua 5:2, Joshua 5:3, Joshua 5:4–7, Joshua 5:8, Joshua 5:9, Joshua 5:10, Joshua 5:11, Joshua 5:11–12, Joshua 5:12, Joshua 5:13, Joshua 5:13–15, Joshua 5:14, Joshua 5:15, Joshua 6:1, Joshua 6:2, Joshua 6:4, Joshua 6:6–9, Joshua 6:10–11, Joshua 6:15, Joshua 6:16, Joshua 6:17, Joshua 6:20, Joshua 6:22–23, Joshua 6:24, Joshua 6:24–27, Joshua 6:25, Joshua 6:26, Joshua 6:27, Joshua 7:1, Joshua 7:1–26, Joshua 7:1–12.24, Joshua 7:2, Joshua 7:3–4, Joshua 7:5, Joshua 7:6, Joshua 7:7, Joshua 7:8–9, Joshua 7:10–11, Joshua 7:12, Joshua 7:13, Joshua 7:14, Joshua 7:15, Joshua 7:16–18, Joshua 7:19–20, Joshua 7:21, Joshua 7:22, Joshua 7:24, Joshua 7:25, Joshua 7:26, Joshua 8:1, Joshua 8:1–13, Joshua 8:2, Joshua 8:3, Joshua 8:4–9, Joshua 8:11–13, Joshua 8:14, Joshua 8:15, Joshua 8:17, Joshua 8:18–19, Joshua 8:28, Joshua 8:29, Joshua 8:30–31, Joshua 8:32, Joshua 8:33, Joshua 8:33–35, Joshua 8:34, Joshua 8:35, Joshua 9:1, Joshua 9:1–27, Joshua 9:2, Joshua 9:3, Joshua 9:4–6, Joshua 9:7–8, Joshua 9:9–10, Joshua 9:11–13, Joshua 9:14, Joshua 9:15, Joshua 9:16, Joshua 9:17, Joshua 9:18–21, Joshua 9:22, Joshua 9:23, Joshua 9:24–25, Joshua 9:26–27, Joshua 10:1, Joshua 10:1–43, Joshua 10:2, Joshua 10:5, Joshua 10:7, Joshua 10:8, Joshua 10:9, Joshua 10:10, Joshua 10:10–13, Joshua 10:12, Joshua 10:13, Joshua 10:16, Joshua 10:18–19, Joshua 10:21, Joshua 10:24, Joshua 10:25, Joshua 10:26–27, Joshua 10:28, Joshua 10:28–39, Joshua 10:29–30, Joshua 10:31–33, Joshua 10:38–39, Joshua 10:40, Joshua 10:41, Joshua 10:43, Joshua 11:1–3, Joshua 11:1–16, Joshua 11:4, Joshua 11:5, Joshua 11:6, Joshua 11:7, Joshua 11:8, Joshua 11:11, Joshua 11:13, Joshua 11:15, Joshua 11:18, Joshua 11:19–20, Joshua 11:21–22, Joshua 11:23, Joshua 12:1, Joshua 12:1–24, Joshua 12:2, Joshua 12:3, Joshua 12:4, Joshua 12:6, Joshua 12:7, Joshua 12:7–24, Joshua 12:8, Joshua 13:1–7, Joshua 13:1–21.45, Joshua 13:2, Joshua 13:3, Joshua 13:4–6, Joshua 13:6–7, Joshua 13:8–14, Joshua 13:14, Joshua 13:15–23, Joshua 13:21, Joshua 13:22, Joshua 13:24–28, Joshua 13:29–33, Joshua 13:30–31, Joshua 14:1, Joshua 14:1–19.51, Joshua 14:2, Joshua 14:4, Joshua 14:6, Joshua 14:9, Joshua 14:11, Joshua 14:12, Joshua 14:15, Joshua 15:1–63, Joshua 15:2–4, Joshua 15:5–11, Joshua 15:7, Joshua 15:8, Joshua 15:9, Joshua 15:12, Joshua 15:16, Joshua 15:17, Joshua 15:18–19, Joshua 15:20–63, Joshua 15:21, Joshua 15:33, Joshua 15:45–47, Joshua 15:48, Joshua 15:56, Joshua 15:59, Joshua 15:61, Joshua 15:63, Joshua 16:1, Joshua 16:1–17.18, Joshua 16:3, Joshua 16:5–8, Joshua 17:1, Joshua 17:3–6, Joshua 17:7, Joshua 17:7–13, Joshua 17:8–10, Joshua 17:11–13, Joshua 17:13, Joshua 17:14, Joshua 17:15, Joshua 17:16, Joshua 17:17–18, Joshua 18:1, Joshua 18:4, Joshua 18:5, Joshua 18:6, Joshua 18:7, Joshua 18:9, Joshua 18:11, Joshua 18:21–28, Joshua 18:28, Joshua 19:1, Joshua 19:2–9, Joshua 19:10–16, Joshua 19:10–23, Joshua 19:10–48, Joshua 19:13, Joshua 19:15, Joshua 19:16, Joshua 19:17–23, Joshua 19:24–31, Joshua 19:30, Joshua 19:32–39, Joshua 19:40–48, Joshua 19:43, Joshua 19:47, Joshua 19:49–50, Joshua 19:51, Joshua 20:1–6, Joshua 20:1–21.45, Joshua 20:3, Joshua 20:7–9, Joshua 20:9, Joshua 21:1–8, Joshua 21:2–3, Joshua 21:4, Joshua 21:5, Joshua 21:6, Joshua 21:7, Joshua 21:8, Joshua 21:9–42, Joshua 21:45, Joshua 22:1–34, Joshua 22:1–24.33, Joshua 22:2–3, Joshua 22:4–6, Joshua 22:5, Joshua 22:7, Joshua 22:8, Joshua 22:10, Joshua 22:10–20, Joshua 22:11, Joshua 22:12, Joshua 22:13–14, Joshua 22:15, Joshua 22:15–20, Joshua 22:16, Joshua 22:17, Joshua 22:19, Joshua 22:20, Joshua 22:21–34, Joshua 22:22, Joshua 22:23, Joshua 22:24–29, Joshua 22:27, Joshua 22:28, Joshua 22:31, Joshua 22:33, Joshua 22:34, Joshua 23:1–11, Joshua 23:2–3, Joshua 23:4–5, Joshua 23:6, Joshua 23:7, Joshua 23:8, Joshua 23:9, Joshua 23:10, Joshua 23:11, Joshua 23:12, Joshua 23:12–16, Joshua 23:13, Joshua 23:15–16, Joshua 24:1, Joshua 24:1–13, Joshua 24:1–27, Joshua 24:2, Joshua 24:3, Joshua 24:3–13, Joshua 24:4, Joshua 24:5–7, Joshua 24:6, Joshua 24:7, Joshua 24:8, Joshua 24:9–10, Joshua 24:11, Joshua 24:12, Joshua 24:13, Joshua 24:14, Joshua 24:15, Joshua 24:16, Joshua 24:16–18, Joshua 24:19, Joshua 24:19–24, Joshua 24:22, Joshua 24:23, Joshua 24:25, Joshua 24:26, Joshua 24:27, Joshua 24:29, Joshua 24:29–33, Joshua 24:30, Joshua 24:31, Joshua 24:32, Joshua 24:33</w:t>
+      </w:r>
+      <w:r/>
+    </w:p>
+    <w:p>
+      <w:r/>
+      <w:r>
+        <w:t xml:space="preserve"> </w:t>
+      </w:r>
+      <w:r/>
+      <w:r/>
+    </w:p>
+    <w:p>
+      <w:pPr>
+        <w:sectPr>
           <w:footnotePr>
             <w:numRestart w:val="eachSect"/>
           </w:footnotePr>

--- a/eng/docx/06.content.docx
+++ b/eng/docx/06.content.docx
@@ -163,13 +163,6 @@
         <w:rPr>
           <w:lang w:val="en_US" w:bidi="en_US"/>
         </w:rPr>
-      </w:r>
-      <w:r>
-        <w:rPr>
-          <w:i/>
-          <w:lang w:val="en_US" w:bidi="en_US"/>
-        </w:rPr>
-        <w:t>Joshua 1:1–2, Joshua 1:1–9, Joshua 1:3, Joshua 1:4, Joshua 1:5, Joshua 1:6, Joshua 1:6–9, Joshua 1:8, Joshua 1:9, Joshua 1:10, Joshua 1:11, Joshua 1:12–15, Joshua 1:13, Joshua 1:14, Joshua 1:17, Joshua 1:18, Joshua 2:1, Joshua 2:1–24, Joshua 2:2, Joshua 2:3, Joshua 2:4–5, Joshua 2:6, Joshua 2:7, Joshua 2:9–10, Joshua 2:11, Joshua 2:12–13, Joshua 2:14, Joshua 2:15, Joshua 2:16, Joshua 2:19, Joshua 2:23–24, Joshua 3:1, Joshua 3:3, Joshua 3:4, Joshua 3:5, Joshua 3:7, Joshua 3:8, Joshua 3:10, Joshua 3:11, Joshua 3:12, Joshua 3:13, Joshua 3:15, Joshua 3:16, Joshua 3:17, Joshua 4:2, Joshua 4:5, Joshua 4:6, Joshua 4:9, Joshua 4:14, Joshua 4:18, Joshua 4:19–20, Joshua 4:24, Joshua 5:1, Joshua 5:2, Joshua 5:3, Joshua 5:4–7, Joshua 5:8, Joshua 5:9, Joshua 5:10, Joshua 5:11, Joshua 5:11–12, Joshua 5:12, Joshua 5:13, Joshua 5:13–15, Joshua 5:14, Joshua 5:15, Joshua 6:1, Joshua 6:2, Joshua 6:4, Joshua 6:6–9, Joshua 6:10–11, Joshua 6:15, Joshua 6:16, Joshua 6:17, Joshua 6:20, Joshua 6:22–23, Joshua 6:24, Joshua 6:24–27, Joshua 6:25, Joshua 6:26, Joshua 6:27, Joshua 7:1, Joshua 7:1–26, Joshua 7:1–12.24, Joshua 7:2, Joshua 7:3–4, Joshua 7:5, Joshua 7:6, Joshua 7:7, Joshua 7:8–9, Joshua 7:10–11, Joshua 7:12, Joshua 7:13, Joshua 7:14, Joshua 7:15, Joshua 7:16–18, Joshua 7:19–20, Joshua 7:21, Joshua 7:22, Joshua 7:24, Joshua 7:25, Joshua 7:26, Joshua 8:1, Joshua 8:1–13, Joshua 8:2, Joshua 8:3, Joshua 8:4–9, Joshua 8:11–13, Joshua 8:14, Joshua 8:15, Joshua 8:17, Joshua 8:18–19, Joshua 8:28, Joshua 8:29, Joshua 8:30–31, Joshua 8:32, Joshua 8:33, Joshua 8:33–35, Joshua 8:34, Joshua 8:35, Joshua 9:1, Joshua 9:1–27, Joshua 9:2, Joshua 9:3, Joshua 9:4–6, Joshua 9:7–8, Joshua 9:9–10, Joshua 9:11–13, Joshua 9:14, Joshua 9:15, Joshua 9:16, Joshua 9:17, Joshua 9:18–21, Joshua 9:22, Joshua 9:23, Joshua 9:24–25, Joshua 9:26–27, Joshua 10:1, Joshua 10:1–43, Joshua 10:2, Joshua 10:5, Joshua 10:7, Joshua 10:8, Joshua 10:9, Joshua 10:10, Joshua 10:10–13, Joshua 10:12, Joshua 10:13, Joshua 10:16, Joshua 10:18–19, Joshua 10:21, Joshua 10:24, Joshua 10:25, Joshua 10:26–27, Joshua 10:28, Joshua 10:28–39, Joshua 10:29–30, Joshua 10:31–33, Joshua 10:38–39, Joshua 10:40, Joshua 10:41, Joshua 10:43, Joshua 11:1–3, Joshua 11:1–16, Joshua 11:4, Joshua 11:5, Joshua 11:6, Joshua 11:7, Joshua 11:8, Joshua 11:11, Joshua 11:13, Joshua 11:15, Joshua 11:18, Joshua 11:19–20, Joshua 11:21–22, Joshua 11:23, Joshua 12:1, Joshua 12:1–24, Joshua 12:2, Joshua 12:3, Joshua 12:4, Joshua 12:6, Joshua 12:7, Joshua 12:7–24, Joshua 12:8, Joshua 13:1–7, Joshua 13:1–21.45, Joshua 13:2, Joshua 13:3, Joshua 13:4–6, Joshua 13:6–7, Joshua 13:8–14, Joshua 13:14, Joshua 13:15–23, Joshua 13:21, Joshua 13:22, Joshua 13:24–28, Joshua 13:29–33, Joshua 13:30–31, Joshua 14:1, Joshua 14:1–19.51, Joshua 14:2, Joshua 14:4, Joshua 14:6, Joshua 14:9, Joshua 14:11, Joshua 14:12, Joshua 14:15, Joshua 15:1–63, Joshua 15:2–4, Joshua 15:5–11, Joshua 15:7, Joshua 15:8, Joshua 15:9, Joshua 15:12, Joshua 15:16, Joshua 15:17, Joshua 15:18–19, Joshua 15:20–63, Joshua 15:21, Joshua 15:33, Joshua 15:45–47, Joshua 15:48, Joshua 15:56, Joshua 15:59, Joshua 15:61, Joshua 15:63, Joshua 16:1, Joshua 16:1–17.18, Joshua 16:3, Joshua 16:5–8, Joshua 17:1, Joshua 17:3–6, Joshua 17:7, Joshua 17:7–13, Joshua 17:8–10, Joshua 17:11–13, Joshua 17:13, Joshua 17:14, Joshua 17:15, Joshua 17:16, Joshua 17:17–18, Joshua 18:1, Joshua 18:4, Joshua 18:5, Joshua 18:6, Joshua 18:7, Joshua 18:9, Joshua 18:11, Joshua 18:21–28, Joshua 18:28, Joshua 19:1, Joshua 19:2–9, Joshua 19:10–16, Joshua 19:10–23, Joshua 19:10–48, Joshua 19:13, Joshua 19:15, Joshua 19:16, Joshua 19:17–23, Joshua 19:24–31, Joshua 19:30, Joshua 19:32–39, Joshua 19:40–48, Joshua 19:43, Joshua 19:47, Joshua 19:49–50, Joshua 19:51, Joshua 20:1–6, Joshua 20:1–21.45, Joshua 20:3, Joshua 20:7–9, Joshua 20:9, Joshua 21:1–8, Joshua 21:2–3, Joshua 21:4, Joshua 21:5, Joshua 21:6, Joshua 21:7, Joshua 21:8, Joshua 21:9–42, Joshua 21:45, Joshua 22:1–34, Joshua 22:1–24.33, Joshua 22:2–3, Joshua 22:4–6, Joshua 22:5, Joshua 22:7, Joshua 22:8, Joshua 22:10, Joshua 22:10–20, Joshua 22:11, Joshua 22:12, Joshua 22:13–14, Joshua 22:15, Joshua 22:15–20, Joshua 22:16, Joshua 22:17, Joshua 22:19, Joshua 22:20, Joshua 22:21–34, Joshua 22:22, Joshua 22:23, Joshua 22:24–29, Joshua 22:27, Joshua 22:28, Joshua 22:31, Joshua 22:33, Joshua 22:34, Joshua 23:1–11, Joshua 23:2–3, Joshua 23:4–5, Joshua 23:6, Joshua 23:7, Joshua 23:8, Joshua 23:9, Joshua 23:10, Joshua 23:11, Joshua 23:12, Joshua 23:12–16, Joshua 23:13, Joshua 23:15–16, Joshua 24:1, Joshua 24:1–13, Joshua 24:1–27, Joshua 24:2, Joshua 24:3, Joshua 24:3–13, Joshua 24:4, Joshua 24:5–7, Joshua 24:6, Joshua 24:7, Joshua 24:8, Joshua 24:9–10, Joshua 24:11, Joshua 24:12, Joshua 24:13, Joshua 24:14, Joshua 24:15, Joshua 24:16, Joshua 24:16–18, Joshua 24:19, Joshua 24:19–24, Joshua 24:22, Joshua 24:23, Joshua 24:25, Joshua 24:26, Joshua 24:27, Joshua 24:29, Joshua 24:29–33, Joshua 24:30, Joshua 24:31, Joshua 24:32, Joshua 24:33</w:t>
       </w:r>
       <w:r>
         <w:rPr>

--- a/eng/docx/06.content.docx
+++ b/eng/docx/06.content.docx
@@ -19,7 +19,7 @@
         <w:rPr>
           <w:lang w:val="en_US" w:bidi="en_US"/>
         </w:rPr>
-        <w:t>Resource: Study Notes (Tyndale)</w:t>
+        <w:t>Resource: Tyndale Open Study Notes</w:t>
       </w:r>
       <w:r>
         <w:rPr>
@@ -112,7 +112,7 @@
         <w:rPr>
           <w:lang w:val="en_US" w:bidi="en_US"/>
         </w:rPr>
-        <w:t>Study Notes (Tyndale)</w:t>
+        <w:t>Tyndale Open Study Notes</w:t>
       </w:r>
     </w:p>
     <w:p>

--- a/eng/docx/06.content.docx
+++ b/eng/docx/06.content.docx
@@ -19,7 +19,7 @@
         <w:rPr>
           <w:lang w:val="en_US" w:bidi="en_US"/>
         </w:rPr>
-        <w:t>Resource: Tyndale Open Study Notes</w:t>
+        <w:t>Resource: Aquifer Open Study Notes</w:t>
       </w:r>
       <w:r>
         <w:rPr>
@@ -112,7 +112,7 @@
         <w:rPr>
           <w:lang w:val="en_US" w:bidi="en_US"/>
         </w:rPr>
-        <w:t>Tyndale Open Study Notes</w:t>
+        <w:t>Aquifer Open Study Notes</w:t>
       </w:r>
     </w:p>
     <w:p>

--- a/eng/docx/06.content.docx
+++ b/eng/docx/06.content.docx
@@ -233,18 +233,12 @@
         </w:rPr>
         <w:t>Moses died on Mount Nebo, which is east of the Jordan River (</w:t>
       </w:r>
-      <w:hyperlink r:id="rId13">
-        <w:r>
-          <w:rPr>
-            <w:lang w:val="en_US" w:bidi="en_US"/>
-          </w:rPr>
-          <w:rPr>
-            <w:color w:val="0000EE"/>
-            <w:u w:val="single"/>
-          </w:rPr>
-          <w:t>Deuteronomy 34:1–5</w:t>
-        </w:r>
-      </w:hyperlink>
+      <w:r>
+        <w:rPr>
+          <w:lang w:val="en_US" w:bidi="en_US"/>
+        </w:rPr>
+        <w:t>Deuteronomy 34:1–5</w:t>
+      </w:r>
       <w:r>
         <w:rPr>
           <w:lang w:val="en_US" w:bidi="en_US"/>
@@ -299,126 +293,84 @@
         </w:rPr>
         <w:t>God confirmed Joshua as Israel's leader and the man to succeed Moses. God promised Abraham that those descended from him would possess the land of Canaan (</w:t>
       </w:r>
-      <w:hyperlink r:id="rId14">
-        <w:r>
-          <w:rPr>
-            <w:lang w:val="en_US" w:bidi="en_US"/>
-          </w:rPr>
-          <w:rPr>
-            <w:color w:val="0000EE"/>
-            <w:u w:val="single"/>
-          </w:rPr>
-          <w:t>Genesis 12:7</w:t>
-        </w:r>
-      </w:hyperlink>
+      <w:r>
+        <w:rPr>
+          <w:lang w:val="en_US" w:bidi="en_US"/>
+        </w:rPr>
+        <w:t>Genesis 12:7</w:t>
+      </w:r>
       <w:r>
         <w:rPr>
           <w:lang w:val="en_US" w:bidi="en_US"/>
         </w:rPr>
         <w:t xml:space="preserve">; </w:t>
       </w:r>
-      <w:hyperlink r:id="rId15">
-        <w:r>
-          <w:rPr>
-            <w:lang w:val="en_US" w:bidi="en_US"/>
-          </w:rPr>
-          <w:rPr>
-            <w:color w:val="0000EE"/>
-            <w:u w:val="single"/>
-          </w:rPr>
-          <w:t>15:7</w:t>
-        </w:r>
-      </w:hyperlink>
+      <w:r>
+        <w:rPr>
+          <w:lang w:val="en_US" w:bidi="en_US"/>
+        </w:rPr>
+        <w:t>15:7</w:t>
+      </w:r>
       <w:r>
         <w:rPr>
           <w:lang w:val="en_US" w:bidi="en_US"/>
         </w:rPr>
         <w:t xml:space="preserve">; </w:t>
       </w:r>
-      <w:hyperlink r:id="rId16">
-        <w:r>
-          <w:rPr>
-            <w:lang w:val="en_US" w:bidi="en_US"/>
-          </w:rPr>
-          <w:rPr>
-            <w:color w:val="0000EE"/>
-            <w:u w:val="single"/>
-          </w:rPr>
-          <w:t>17:8</w:t>
-        </w:r>
-      </w:hyperlink>
+      <w:r>
+        <w:rPr>
+          <w:lang w:val="en_US" w:bidi="en_US"/>
+        </w:rPr>
+        <w:t>17:8</w:t>
+      </w:r>
       <w:r>
         <w:rPr>
           <w:lang w:val="en_US" w:bidi="en_US"/>
         </w:rPr>
         <w:t>). God repeated this promise to Moses (</w:t>
       </w:r>
-      <w:hyperlink r:id="rId17">
-        <w:r>
-          <w:rPr>
-            <w:lang w:val="en_US" w:bidi="en_US"/>
-          </w:rPr>
-          <w:rPr>
-            <w:color w:val="0000EE"/>
-            <w:u w:val="single"/>
-          </w:rPr>
-          <w:t>Exodus 3:6–8</w:t>
-        </w:r>
-      </w:hyperlink>
+      <w:r>
+        <w:rPr>
+          <w:lang w:val="en_US" w:bidi="en_US"/>
+        </w:rPr>
+        <w:t>Exodus 3:6–8</w:t>
+      </w:r>
       <w:r>
         <w:rPr>
           <w:lang w:val="en_US" w:bidi="en_US"/>
         </w:rPr>
         <w:t xml:space="preserve">; </w:t>
       </w:r>
-      <w:hyperlink r:id="rId18">
-        <w:r>
-          <w:rPr>
-            <w:lang w:val="en_US" w:bidi="en_US"/>
-          </w:rPr>
-          <w:rPr>
-            <w:color w:val="0000EE"/>
-            <w:u w:val="single"/>
-          </w:rPr>
-          <w:t>13:3–5</w:t>
-        </w:r>
-      </w:hyperlink>
+      <w:r>
+        <w:rPr>
+          <w:lang w:val="en_US" w:bidi="en_US"/>
+        </w:rPr>
+        <w:t>13:3–5</w:t>
+      </w:r>
       <w:r>
         <w:rPr>
           <w:lang w:val="en_US" w:bidi="en_US"/>
         </w:rPr>
         <w:t xml:space="preserve">; </w:t>
       </w:r>
-      <w:hyperlink r:id="rId19">
-        <w:r>
-          <w:rPr>
-            <w:lang w:val="en_US" w:bidi="en_US"/>
-          </w:rPr>
-          <w:rPr>
-            <w:color w:val="0000EE"/>
-            <w:u w:val="single"/>
-          </w:rPr>
-          <w:t>Deuteronomy 1:6–8</w:t>
-        </w:r>
-      </w:hyperlink>
+      <w:r>
+        <w:rPr>
+          <w:lang w:val="en_US" w:bidi="en_US"/>
+        </w:rPr>
+        <w:t>Deuteronomy 1:6–8</w:t>
+      </w:r>
       <w:r>
         <w:rPr>
           <w:lang w:val="en_US" w:bidi="en_US"/>
         </w:rPr>
         <w:t xml:space="preserve">; </w:t>
       </w:r>
-      <w:hyperlink r:id="rId20">
-        <w:r>
-          <w:rPr>
-            <w:lang w:val="en_US" w:bidi="en_US"/>
-          </w:rPr>
-          <w:rPr>
-            <w:color w:val="0000EE"/>
-            <w:u w:val="single"/>
-          </w:rPr>
-          <w:t>6:10–19</w:t>
-        </w:r>
-      </w:hyperlink>
+      <w:r>
+        <w:rPr>
+          <w:lang w:val="en_US" w:bidi="en_US"/>
+        </w:rPr>
+        <w:t>6:10–19</w:t>
+      </w:r>
       <w:r>
         <w:rPr>
           <w:lang w:val="en_US" w:bidi="en_US"/>
@@ -539,18 +491,12 @@
         </w:rPr>
         <w:t>The most southern region where ancient Israel settled was the Negev, near Beersheba (</w:t>
       </w:r>
-      <w:hyperlink r:id="rId21">
-        <w:r>
-          <w:rPr>
-            <w:lang w:val="en_US" w:bidi="en_US"/>
-          </w:rPr>
-          <w:rPr>
-            <w:color w:val="0000EE"/>
-            <w:u w:val="single"/>
-          </w:rPr>
-          <w:t>15:28</w:t>
-        </w:r>
-      </w:hyperlink>
+      <w:r>
+        <w:rPr>
+          <w:lang w:val="en_US" w:bidi="en_US"/>
+        </w:rPr>
+        <w:t>15:28</w:t>
+      </w:r>
       <w:r>
         <w:rPr>
           <w:lang w:val="en_US" w:bidi="en_US"/>
@@ -635,18 +581,12 @@
         </w:rPr>
         <w:t xml:space="preserve">God promised Joshua that he would never fail or abandon him, just as he had promised Moses (compare </w:t>
       </w:r>
-      <w:hyperlink r:id="rId22">
-        <w:r>
-          <w:rPr>
-            <w:lang w:val="en_US" w:bidi="en_US"/>
-          </w:rPr>
-          <w:rPr>
-            <w:color w:val="0000EE"/>
-            <w:u w:val="single"/>
-          </w:rPr>
-          <w:t>Deuteronomy 31:6–8</w:t>
-        </w:r>
-      </w:hyperlink>
+      <w:r>
+        <w:rPr>
+          <w:lang w:val="en_US" w:bidi="en_US"/>
+        </w:rPr>
+        <w:t>Deuteronomy 31:6–8</w:t>
+      </w:r>
       <w:r>
         <w:rPr>
           <w:lang w:val="en_US" w:bidi="en_US"/>
@@ -708,18 +648,12 @@
         </w:rPr>
         <w:t xml:space="preserve">: God chose Joshua to lead and fulfill the promise he had given to their ancestors (see </w:t>
       </w:r>
-      <w:hyperlink r:id="rId23">
-        <w:r>
-          <w:rPr>
-            <w:lang w:val="en_US" w:bidi="en_US"/>
-          </w:rPr>
-          <w:rPr>
-            <w:color w:val="0000EE"/>
-            <w:u w:val="single"/>
-          </w:rPr>
-          <w:t>Exodus 6:8</w:t>
-        </w:r>
-      </w:hyperlink>
+      <w:r>
+        <w:rPr>
+          <w:lang w:val="en_US" w:bidi="en_US"/>
+        </w:rPr>
+        <w:t>Exodus 6:8</w:t>
+      </w:r>
       <w:r>
         <w:rPr>
           <w:lang w:val="en_US" w:bidi="en_US"/>
@@ -856,36 +790,24 @@
         </w:rPr>
         <w:t>The land belongs to God, as does the whole earth (</w:t>
       </w:r>
-      <w:hyperlink r:id="rId24">
-        <w:r>
-          <w:rPr>
-            <w:lang w:val="en_US" w:bidi="en_US"/>
-          </w:rPr>
-          <w:rPr>
-            <w:color w:val="0000EE"/>
-            <w:u w:val="single"/>
-          </w:rPr>
-          <w:t>Psalm 24:1</w:t>
-        </w:r>
-      </w:hyperlink>
+      <w:r>
+        <w:rPr>
+          <w:lang w:val="en_US" w:bidi="en_US"/>
+        </w:rPr>
+        <w:t>Psalm 24:1</w:t>
+      </w:r>
       <w:r>
         <w:rPr>
           <w:lang w:val="en_US" w:bidi="en_US"/>
         </w:rPr>
         <w:t>). God brought Israel into Canaan as tenants, not as owners (</w:t>
       </w:r>
-      <w:hyperlink r:id="rId25">
-        <w:r>
-          <w:rPr>
-            <w:lang w:val="en_US" w:bidi="en_US"/>
-          </w:rPr>
-          <w:rPr>
-            <w:color w:val="0000EE"/>
-            <w:u w:val="single"/>
-          </w:rPr>
-          <w:t>Leviticus 25:23</w:t>
-        </w:r>
-      </w:hyperlink>
+      <w:r>
+        <w:rPr>
+          <w:lang w:val="en_US" w:bidi="en_US"/>
+        </w:rPr>
+        <w:t>Leviticus 25:23</w:t>
+      </w:r>
       <w:r>
         <w:rPr>
           <w:lang w:val="en_US" w:bidi="en_US"/>
@@ -970,72 +892,48 @@
         </w:rPr>
         <w:t xml:space="preserve">meaning "instruction") probably refers to the book of Deuteronomy (see </w:t>
       </w:r>
-      <w:hyperlink r:id="rId26">
-        <w:r>
-          <w:rPr>
-            <w:lang w:val="en_US" w:bidi="en_US"/>
-          </w:rPr>
-          <w:rPr>
-            <w:color w:val="0000EE"/>
-            <w:u w:val="single"/>
-          </w:rPr>
-          <w:t>Deuteronomy 4:44</w:t>
-        </w:r>
-      </w:hyperlink>
+      <w:r>
+        <w:rPr>
+          <w:lang w:val="en_US" w:bidi="en_US"/>
+        </w:rPr>
+        <w:t>Deuteronomy 4:44</w:t>
+      </w:r>
       <w:r>
         <w:rPr>
           <w:lang w:val="en_US" w:bidi="en_US"/>
         </w:rPr>
         <w:t xml:space="preserve">; </w:t>
       </w:r>
-      <w:hyperlink r:id="rId27">
-        <w:r>
-          <w:rPr>
-            <w:lang w:val="en_US" w:bidi="en_US"/>
-          </w:rPr>
-          <w:rPr>
-            <w:color w:val="0000EE"/>
-            <w:u w:val="single"/>
-          </w:rPr>
-          <w:t>29:21</w:t>
-        </w:r>
-      </w:hyperlink>
+      <w:r>
+        <w:rPr>
+          <w:lang w:val="en_US" w:bidi="en_US"/>
+        </w:rPr>
+        <w:t>29:21</w:t>
+      </w:r>
       <w:r>
         <w:rPr>
           <w:lang w:val="en_US" w:bidi="en_US"/>
         </w:rPr>
         <w:t xml:space="preserve">; </w:t>
       </w:r>
-      <w:hyperlink r:id="rId28">
-        <w:r>
-          <w:rPr>
-            <w:lang w:val="en_US" w:bidi="en_US"/>
-          </w:rPr>
-          <w:rPr>
-            <w:color w:val="0000EE"/>
-            <w:u w:val="single"/>
-          </w:rPr>
-          <w:t>30:10</w:t>
-        </w:r>
-      </w:hyperlink>
+      <w:r>
+        <w:rPr>
+          <w:lang w:val="en_US" w:bidi="en_US"/>
+        </w:rPr>
+        <w:t>30:10</w:t>
+      </w:r>
       <w:r>
         <w:rPr>
           <w:lang w:val="en_US" w:bidi="en_US"/>
         </w:rPr>
         <w:t xml:space="preserve">; </w:t>
       </w:r>
-      <w:hyperlink r:id="rId29">
-        <w:r>
-          <w:rPr>
-            <w:lang w:val="en_US" w:bidi="en_US"/>
-          </w:rPr>
-          <w:rPr>
-            <w:color w:val="0000EE"/>
-            <w:u w:val="single"/>
-          </w:rPr>
-          <w:t>31:9–12</w:t>
-        </w:r>
-      </w:hyperlink>
+      <w:r>
+        <w:rPr>
+          <w:lang w:val="en_US" w:bidi="en_US"/>
+        </w:rPr>
+        <w:t>31:9–12</w:t>
+      </w:r>
       <w:r>
         <w:rPr>
           <w:lang w:val="en_US" w:bidi="en_US"/>
@@ -1060,36 +958,24 @@
         </w:rPr>
         <w:t xml:space="preserve">God commanded Joshua to think about and speak God’s instruction day and night. This command means that Joshua was to focus on it continually (compare </w:t>
       </w:r>
-      <w:hyperlink r:id="rId30">
-        <w:r>
-          <w:rPr>
-            <w:lang w:val="en_US" w:bidi="en_US"/>
-          </w:rPr>
-          <w:rPr>
-            <w:color w:val="0000EE"/>
-            <w:u w:val="single"/>
-          </w:rPr>
-          <w:t>Deuteronomy 6:6–7</w:t>
-        </w:r>
-      </w:hyperlink>
+      <w:r>
+        <w:rPr>
+          <w:lang w:val="en_US" w:bidi="en_US"/>
+        </w:rPr>
+        <w:t>Deuteronomy 6:6–7</w:t>
+      </w:r>
       <w:r>
         <w:rPr>
           <w:lang w:val="en_US" w:bidi="en_US"/>
         </w:rPr>
         <w:t xml:space="preserve">; </w:t>
       </w:r>
-      <w:hyperlink r:id="rId31">
-        <w:r>
-          <w:rPr>
-            <w:lang w:val="en_US" w:bidi="en_US"/>
-          </w:rPr>
-          <w:rPr>
-            <w:color w:val="0000EE"/>
-            <w:u w:val="single"/>
-          </w:rPr>
-          <w:t>17:18–20</w:t>
-        </w:r>
-      </w:hyperlink>
+      <w:r>
+        <w:rPr>
+          <w:lang w:val="en_US" w:bidi="en_US"/>
+        </w:rPr>
+        <w:t>17:18–20</w:t>
+      </w:r>
       <w:r>
         <w:rPr>
           <w:lang w:val="en_US" w:bidi="en_US"/>
@@ -1320,18 +1206,12 @@
         </w:rPr>
         <w:t xml:space="preserve">Because of fear and lack of trust in God, the earlier generation refused to enter the promised land from the south 40 years earlier (see </w:t>
       </w:r>
-      <w:hyperlink r:id="rId32">
-        <w:r>
-          <w:rPr>
-            <w:lang w:val="en_US" w:bidi="en_US"/>
-          </w:rPr>
-          <w:rPr>
-            <w:color w:val="0000EE"/>
-            <w:u w:val="single"/>
-          </w:rPr>
-          <w:t>Numbers 13–14</w:t>
-        </w:r>
-      </w:hyperlink>
+      <w:r>
+        <w:rPr>
+          <w:lang w:val="en_US" w:bidi="en_US"/>
+        </w:rPr>
+        <w:t>Numbers 13–14</w:t>
+      </w:r>
       <w:r>
         <w:rPr>
           <w:lang w:val="en_US" w:bidi="en_US"/>
@@ -1386,18 +1266,12 @@
         </w:rPr>
         <w:t>Reuben, Gad, and the half-tribe of Manasseh had requested and received from Moses the conquered land east of the Jordan (</w:t>
       </w:r>
-      <w:hyperlink r:id="rId33">
-        <w:r>
-          <w:rPr>
-            <w:lang w:val="en_US" w:bidi="en_US"/>
-          </w:rPr>
-          <w:rPr>
-            <w:color w:val="0000EE"/>
-            <w:u w:val="single"/>
-          </w:rPr>
-          <w:t>Numbers 32:33</w:t>
-        </w:r>
-      </w:hyperlink>
+      <w:r>
+        <w:rPr>
+          <w:lang w:val="en_US" w:bidi="en_US"/>
+        </w:rPr>
+        <w:t>Numbers 32:33</w:t>
+      </w:r>
       <w:r>
         <w:rPr>
           <w:lang w:val="en_US" w:bidi="en_US"/>
@@ -1452,18 +1326,12 @@
         </w:rPr>
         <w:t xml:space="preserve">God wanted the people of Israel to experience the spiritual, cultural, and emotional rest of a right relationship with him and each other, not just the physical rest of living in a secure and abundant land (see </w:t>
       </w:r>
-      <w:hyperlink r:id="rId34">
-        <w:r>
-          <w:rPr>
-            <w:lang w:val="en_US" w:bidi="en_US"/>
-          </w:rPr>
-          <w:rPr>
-            <w:color w:val="0000EE"/>
-            <w:u w:val="single"/>
-          </w:rPr>
-          <w:t>Hebrews 4:1–11</w:t>
-        </w:r>
-      </w:hyperlink>
+      <w:r>
+        <w:rPr>
+          <w:lang w:val="en_US" w:bidi="en_US"/>
+        </w:rPr>
+        <w:t>Hebrews 4:1–11</w:t>
+      </w:r>
       <w:r>
         <w:rPr>
           <w:lang w:val="en_US" w:bidi="en_US"/>
@@ -1518,18 +1386,12 @@
         </w:rPr>
         <w:t>The warriors from the tribes of Reuben, Gad, and the half-tribe of Manasseh had promised to cross the Jordan River with the rest of Israel to help conquer the land (</w:t>
       </w:r>
-      <w:hyperlink r:id="rId35">
-        <w:r>
-          <w:rPr>
-            <w:lang w:val="en_US" w:bidi="en_US"/>
-          </w:rPr>
-          <w:rPr>
-            <w:color w:val="0000EE"/>
-            <w:u w:val="single"/>
-          </w:rPr>
-          <w:t>Numbers 32:16–19</w:t>
-        </w:r>
-      </w:hyperlink>
+      <w:r>
+        <w:rPr>
+          <w:lang w:val="en_US" w:bidi="en_US"/>
+        </w:rPr>
+        <w:t>Numbers 32:16–19</w:t>
+      </w:r>
       <w:r>
         <w:rPr>
           <w:lang w:val="en_US" w:bidi="en_US"/>
@@ -1584,18 +1446,12 @@
         </w:rPr>
         <w:t>Israel often did not obey Moses. However, the tribes living east of the Jordan River crossed with the rest of Israel. They did not return to their land and homes until Joshua dismissed them (</w:t>
       </w:r>
-      <w:hyperlink r:id="rId36">
-        <w:r>
-          <w:rPr>
-            <w:lang w:val="en_US" w:bidi="en_US"/>
-          </w:rPr>
-          <w:rPr>
-            <w:color w:val="0000EE"/>
-            <w:u w:val="single"/>
-          </w:rPr>
-          <w:t>22:6</w:t>
-        </w:r>
-      </w:hyperlink>
+      <w:r>
+        <w:rPr>
+          <w:lang w:val="en_US" w:bidi="en_US"/>
+        </w:rPr>
+        <w:t>22:6</w:t>
+      </w:r>
       <w:r>
         <w:rPr>
           <w:lang w:val="en_US" w:bidi="en_US"/>
@@ -1708,18 +1564,12 @@
         </w:rPr>
         <w:t xml:space="preserve">was about 13 kilometers (8 miles) east of the Jordan River on the plains of Moab, across from Jericho (see </w:t>
       </w:r>
-      <w:hyperlink r:id="rId37">
-        <w:r>
-          <w:rPr>
-            <w:lang w:val="en_US" w:bidi="en_US"/>
-          </w:rPr>
-          <w:rPr>
-            <w:color w:val="0000EE"/>
-            <w:u w:val="single"/>
-          </w:rPr>
-          <w:t>Numbers 25:1</w:t>
-        </w:r>
-      </w:hyperlink>
+      <w:r>
+        <w:rPr>
+          <w:lang w:val="en_US" w:bidi="en_US"/>
+        </w:rPr>
+        <w:t>Numbers 25:1</w:t>
+      </w:r>
       <w:r>
         <w:rPr>
           <w:lang w:val="en_US" w:bidi="en_US"/>
@@ -2171,18 +2021,12 @@
         </w:rPr>
         <w:t>: God parted the waters of the Red Sea for Israel (</w:t>
       </w:r>
-      <w:hyperlink r:id="rId38">
-        <w:r>
-          <w:rPr>
-            <w:lang w:val="en_US" w:bidi="en_US"/>
-          </w:rPr>
-          <w:rPr>
-            <w:color w:val="0000EE"/>
-            <w:u w:val="single"/>
-          </w:rPr>
-          <w:t>Exodus 14:21–28</w:t>
-        </w:r>
-      </w:hyperlink>
+      <w:r>
+        <w:rPr>
+          <w:lang w:val="en_US" w:bidi="en_US"/>
+        </w:rPr>
+        <w:t>Exodus 14:21–28</w:t>
+      </w:r>
       <w:r>
         <w:rPr>
           <w:lang w:val="en_US" w:bidi="en_US"/>
@@ -2207,18 +2051,12 @@
         </w:rPr>
         <w:t>Israel defeated Sihon and Og (</w:t>
       </w:r>
-      <w:hyperlink r:id="rId39">
-        <w:r>
-          <w:rPr>
-            <w:lang w:val="en_US" w:bidi="en_US"/>
-          </w:rPr>
-          <w:rPr>
-            <w:color w:val="0000EE"/>
-            <w:u w:val="single"/>
-          </w:rPr>
-          <w:t>Numbers 21:21–35</w:t>
-        </w:r>
-      </w:hyperlink>
+      <w:r>
+        <w:rPr>
+          <w:lang w:val="en_US" w:bidi="en_US"/>
+        </w:rPr>
+        <w:t>Numbers 21:21–35</w:t>
+      </w:r>
       <w:r>
         <w:rPr>
           <w:lang w:val="en_US" w:bidi="en_US"/>
@@ -2250,36 +2088,24 @@
         </w:rPr>
         <w:t xml:space="preserve">: See </w:t>
       </w:r>
-      <w:hyperlink r:id="rId40">
-        <w:r>
-          <w:rPr>
-            <w:lang w:val="en_US" w:bidi="en_US"/>
-          </w:rPr>
-          <w:rPr>
-            <w:color w:val="0000EE"/>
-            <w:u w:val="single"/>
-          </w:rPr>
-          <w:t>Leviticus 27:28–29</w:t>
-        </w:r>
-      </w:hyperlink>
+      <w:r>
+        <w:rPr>
+          <w:lang w:val="en_US" w:bidi="en_US"/>
+        </w:rPr>
+        <w:t>Leviticus 27:28–29</w:t>
+      </w:r>
       <w:r>
         <w:rPr>
           <w:lang w:val="en_US" w:bidi="en_US"/>
         </w:rPr>
         <w:t xml:space="preserve">; </w:t>
       </w:r>
-      <w:hyperlink r:id="rId41">
-        <w:r>
-          <w:rPr>
-            <w:lang w:val="en_US" w:bidi="en_US"/>
-          </w:rPr>
-          <w:rPr>
-            <w:color w:val="0000EE"/>
-            <w:u w:val="single"/>
-          </w:rPr>
-          <w:t>1 Samuel 15:3</w:t>
-        </w:r>
-      </w:hyperlink>
+      <w:r>
+        <w:rPr>
+          <w:lang w:val="en_US" w:bidi="en_US"/>
+        </w:rPr>
+        <w:t>1 Samuel 15:3</w:t>
+      </w:r>
       <w:r>
         <w:rPr>
           <w:lang w:val="en_US" w:bidi="en_US"/>
@@ -2334,18 +2160,12 @@
         </w:rPr>
         <w:t>Even though the people of Canaan experienced God's judgment, Rahab’s statement of faith was genuine and shown by her help to the spies. Because of this, God included her among his people (</w:t>
       </w:r>
-      <w:hyperlink r:id="rId42">
-        <w:r>
-          <w:rPr>
-            <w:lang w:val="en_US" w:bidi="en_US"/>
-          </w:rPr>
-          <w:rPr>
-            <w:color w:val="0000EE"/>
-            <w:u w:val="single"/>
-          </w:rPr>
-          <w:t>Hebrews 11:31</w:t>
-        </w:r>
-      </w:hyperlink>
+      <w:r>
+        <w:rPr>
+          <w:lang w:val="en_US" w:bidi="en_US"/>
+        </w:rPr>
+        <w:t>Hebrews 11:31</w:t>
+      </w:r>
       <w:r>
         <w:rPr>
           <w:lang w:val="en_US" w:bidi="en_US"/>
@@ -2448,18 +2268,12 @@
         </w:rPr>
         <w:t>When Israel attacked Jericho, Joshua and the two spies kept their promise to save Rahab (</w:t>
       </w:r>
-      <w:hyperlink r:id="rId43">
-        <w:r>
-          <w:rPr>
-            <w:lang w:val="en_US" w:bidi="en_US"/>
-          </w:rPr>
-          <w:rPr>
-            <w:color w:val="0000EE"/>
-            <w:u w:val="single"/>
-          </w:rPr>
-          <w:t>6:22</w:t>
-        </w:r>
-      </w:hyperlink>
+      <w:r>
+        <w:rPr>
+          <w:lang w:val="en_US" w:bidi="en_US"/>
+        </w:rPr>
+        <w:t>6:22</w:t>
+      </w:r>
       <w:r>
         <w:rPr>
           <w:lang w:val="en_US" w:bidi="en_US"/>
@@ -2514,18 +2328,12 @@
         </w:rPr>
         <w:t>Because Rahab's house was built into the wall of the city, she could hide the men on the flat roof of her house (</w:t>
       </w:r>
-      <w:hyperlink r:id="rId44">
-        <w:r>
-          <w:rPr>
-            <w:lang w:val="en_US" w:bidi="en_US"/>
-          </w:rPr>
-          <w:rPr>
-            <w:color w:val="0000EE"/>
-            <w:u w:val="single"/>
-          </w:rPr>
-          <w:t>2:6</w:t>
-        </w:r>
-      </w:hyperlink>
+      <w:r>
+        <w:rPr>
+          <w:lang w:val="en_US" w:bidi="en_US"/>
+        </w:rPr>
+        <w:t>2:6</w:t>
+      </w:r>
       <w:r>
         <w:rPr>
           <w:lang w:val="en_US" w:bidi="en_US"/>
@@ -2749,18 +2557,12 @@
         </w:rPr>
         <w:t>since before Balaam spoke his messages from God (</w:t>
       </w:r>
-      <w:hyperlink r:id="rId45">
-        <w:r>
-          <w:rPr>
-            <w:lang w:val="en_US" w:bidi="en_US"/>
-          </w:rPr>
-          <w:rPr>
-            <w:color w:val="0000EE"/>
-            <w:u w:val="single"/>
-          </w:rPr>
-          <w:t>Numbers 22–24</w:t>
-        </w:r>
-      </w:hyperlink>
+      <w:r>
+        <w:rPr>
+          <w:lang w:val="en_US" w:bidi="en_US"/>
+        </w:rPr>
+        <w:t>Numbers 22–24</w:t>
+      </w:r>
       <w:r>
         <w:rPr>
           <w:lang w:val="en_US" w:bidi="en_US"/>
@@ -2848,36 +2650,24 @@
         </w:rPr>
         <w:t>represented God’s presence among the Israelites and symbolized his throne. When Israel traveled, a group of priests carried the ark in front of the people (</w:t>
       </w:r>
-      <w:hyperlink r:id="rId46">
-        <w:r>
-          <w:rPr>
-            <w:lang w:val="en_US" w:bidi="en_US"/>
-          </w:rPr>
-          <w:rPr>
-            <w:color w:val="0000EE"/>
-            <w:u w:val="single"/>
-          </w:rPr>
-          <w:t>Exodus 25:13–15</w:t>
-        </w:r>
-      </w:hyperlink>
+      <w:r>
+        <w:rPr>
+          <w:lang w:val="en_US" w:bidi="en_US"/>
+        </w:rPr>
+        <w:t>Exodus 25:13–15</w:t>
+      </w:r>
       <w:r>
         <w:rPr>
           <w:lang w:val="en_US" w:bidi="en_US"/>
         </w:rPr>
         <w:t xml:space="preserve">; </w:t>
       </w:r>
-      <w:hyperlink r:id="rId47">
-        <w:r>
-          <w:rPr>
-            <w:lang w:val="en_US" w:bidi="en_US"/>
-          </w:rPr>
-          <w:rPr>
-            <w:color w:val="0000EE"/>
-            <w:u w:val="single"/>
-          </w:rPr>
-          <w:t>Numbers 10:33–36</w:t>
-        </w:r>
-      </w:hyperlink>
+      <w:r>
+        <w:rPr>
+          <w:lang w:val="en_US" w:bidi="en_US"/>
+        </w:rPr>
+        <w:t>Numbers 10:33–36</w:t>
+      </w:r>
       <w:r>
         <w:rPr>
           <w:lang w:val="en_US" w:bidi="en_US"/>
@@ -3000,36 +2790,24 @@
         </w:rPr>
         <w:t xml:space="preserve">: They had to separate themselves from anything ceremonially unclean that would prevent an Israelite from being able to enter God's presence (see </w:t>
       </w:r>
-      <w:hyperlink r:id="rId48">
-        <w:r>
-          <w:rPr>
-            <w:lang w:val="en_US" w:bidi="en_US"/>
-          </w:rPr>
-          <w:rPr>
-            <w:color w:val="0000EE"/>
-            <w:u w:val="single"/>
-          </w:rPr>
-          <w:t>Exodus 19:9–20</w:t>
-        </w:r>
-      </w:hyperlink>
+      <w:r>
+        <w:rPr>
+          <w:lang w:val="en_US" w:bidi="en_US"/>
+        </w:rPr>
+        <w:t>Exodus 19:9–20</w:t>
+      </w:r>
       <w:r>
         <w:rPr>
           <w:lang w:val="en_US" w:bidi="en_US"/>
         </w:rPr>
         <w:t xml:space="preserve">; </w:t>
       </w:r>
-      <w:hyperlink r:id="rId49">
-        <w:r>
-          <w:rPr>
-            <w:lang w:val="en_US" w:bidi="en_US"/>
-          </w:rPr>
-          <w:rPr>
-            <w:color w:val="0000EE"/>
-            <w:u w:val="single"/>
-          </w:rPr>
-          <w:t>Leviticus 11:44</w:t>
-        </w:r>
-      </w:hyperlink>
+      <w:r>
+        <w:rPr>
+          <w:lang w:val="en_US" w:bidi="en_US"/>
+        </w:rPr>
+        <w:t>Leviticus 11:44</w:t>
+      </w:r>
       <w:r>
         <w:rPr>
           <w:lang w:val="en_US" w:bidi="en_US"/>
@@ -3132,18 +2910,12 @@
         </w:rPr>
         <w:t xml:space="preserve">As they crossed the Jordan River, the ark led the way until the feet of the priests entered the water. The priests were to stand in the Jordan River, not on dry land. By carrying the ark into the water first, the obedient priests demonstrated their faith (compare </w:t>
       </w:r>
-      <w:hyperlink r:id="rId50">
-        <w:r>
-          <w:rPr>
-            <w:lang w:val="en_US" w:bidi="en_US"/>
-          </w:rPr>
-          <w:rPr>
-            <w:color w:val="0000EE"/>
-            <w:u w:val="single"/>
-          </w:rPr>
-          <w:t>James 2:18</w:t>
-        </w:r>
-      </w:hyperlink>
+      <w:r>
+        <w:rPr>
+          <w:lang w:val="en_US" w:bidi="en_US"/>
+        </w:rPr>
+        <w:t>James 2:18</w:t>
+      </w:r>
       <w:r>
         <w:rPr>
           <w:lang w:val="en_US" w:bidi="en_US"/>
@@ -3341,18 +3113,12 @@
         </w:rPr>
         <w:t>Joshua told the people to choose 12 men but did not reveal what this group of men would be doing (</w:t>
       </w:r>
-      <w:hyperlink r:id="rId51">
-        <w:r>
-          <w:rPr>
-            <w:lang w:val="en_US" w:bidi="en_US"/>
-          </w:rPr>
-          <w:rPr>
-            <w:color w:val="0000EE"/>
-            <w:u w:val="single"/>
-          </w:rPr>
-          <w:t>4:2–8</w:t>
-        </w:r>
-      </w:hyperlink>
+      <w:r>
+        <w:rPr>
+          <w:lang w:val="en_US" w:bidi="en_US"/>
+        </w:rPr>
+        <w:t>4:2–8</w:t>
+      </w:r>
       <w:r>
         <w:rPr>
           <w:lang w:val="en_US" w:bidi="en_US"/>
@@ -3632,72 +3398,48 @@
         </w:rPr>
         <w:t>: These men represented Jacob’s 12 sons. The tribe of Levi was not counted because the Levites settled in designated cities among the other tribes (</w:t>
       </w:r>
-      <w:hyperlink r:id="rId52">
-        <w:r>
-          <w:rPr>
-            <w:lang w:val="en_US" w:bidi="en_US"/>
-          </w:rPr>
-          <w:rPr>
-            <w:color w:val="0000EE"/>
-            <w:u w:val="single"/>
-          </w:rPr>
-          <w:t>Genesis 49:5–7</w:t>
-        </w:r>
-      </w:hyperlink>
+      <w:r>
+        <w:rPr>
+          <w:lang w:val="en_US" w:bidi="en_US"/>
+        </w:rPr>
+        <w:t>Genesis 49:5–7</w:t>
+      </w:r>
       <w:r>
         <w:rPr>
           <w:lang w:val="en_US" w:bidi="en_US"/>
         </w:rPr>
         <w:t xml:space="preserve">; </w:t>
       </w:r>
-      <w:hyperlink r:id="rId53">
-        <w:r>
-          <w:rPr>
-            <w:lang w:val="en_US" w:bidi="en_US"/>
-          </w:rPr>
-          <w:rPr>
-            <w:color w:val="0000EE"/>
-            <w:u w:val="single"/>
-          </w:rPr>
-          <w:t>Numbers 1:49–52</w:t>
-        </w:r>
-      </w:hyperlink>
+      <w:r>
+        <w:rPr>
+          <w:lang w:val="en_US" w:bidi="en_US"/>
+        </w:rPr>
+        <w:t>Numbers 1:49–52</w:t>
+      </w:r>
       <w:r>
         <w:rPr>
           <w:lang w:val="en_US" w:bidi="en_US"/>
         </w:rPr>
         <w:t xml:space="preserve">; </w:t>
       </w:r>
-      <w:hyperlink r:id="rId54">
-        <w:r>
-          <w:rPr>
-            <w:lang w:val="en_US" w:bidi="en_US"/>
-          </w:rPr>
-          <w:rPr>
-            <w:color w:val="0000EE"/>
-            <w:u w:val="single"/>
-          </w:rPr>
-          <w:t>18:20</w:t>
-        </w:r>
-      </w:hyperlink>
+      <w:r>
+        <w:rPr>
+          <w:lang w:val="en_US" w:bidi="en_US"/>
+        </w:rPr>
+        <w:t>18:20</w:t>
+      </w:r>
       <w:r>
         <w:rPr>
           <w:lang w:val="en_US" w:bidi="en_US"/>
         </w:rPr>
         <w:t>). However, the number of tribes remained at 12 because Joseph’s two sons (Ephraim and Manasseh) were accounted as separate tribes (</w:t>
       </w:r>
-      <w:hyperlink r:id="rId55">
-        <w:r>
-          <w:rPr>
-            <w:lang w:val="en_US" w:bidi="en_US"/>
-          </w:rPr>
-          <w:rPr>
-            <w:color w:val="0000EE"/>
-            <w:u w:val="single"/>
-          </w:rPr>
-          <w:t>Genesis 48:5</w:t>
-        </w:r>
-      </w:hyperlink>
+      <w:r>
+        <w:rPr>
+          <w:lang w:val="en_US" w:bidi="en_US"/>
+        </w:rPr>
+        <w:t>Genesis 48:5</w:t>
+      </w:r>
       <w:r>
         <w:rPr>
           <w:lang w:val="en_US" w:bidi="en_US"/>
@@ -3813,18 +3555,12 @@
         </w:rPr>
         <w:t>Joshua told the Israelites two times to get ready to explain to future generations. The stone memorial would help teach them (</w:t>
       </w:r>
-      <w:hyperlink r:id="rId56">
-        <w:r>
-          <w:rPr>
-            <w:lang w:val="en_US" w:bidi="en_US"/>
-          </w:rPr>
-          <w:rPr>
-            <w:color w:val="0000EE"/>
-            <w:u w:val="single"/>
-          </w:rPr>
-          <w:t>4:21</w:t>
-        </w:r>
-      </w:hyperlink>
+      <w:r>
+        <w:rPr>
+          <w:lang w:val="en_US" w:bidi="en_US"/>
+        </w:rPr>
+        <w:t>4:21</w:t>
+      </w:r>
       <w:r>
         <w:rPr>
           <w:lang w:val="en_US" w:bidi="en_US"/>
@@ -4099,18 +3835,12 @@
         </w:rPr>
         <w:t xml:space="preserve">Gilgal became an important worship center for early Israel. Although its exact location is uncertain, it was somewhere just east or northeast of Jericho. Its name means “wheel of a cart” (compare </w:t>
       </w:r>
-      <w:hyperlink r:id="rId57">
-        <w:r>
-          <w:rPr>
-            <w:lang w:val="en_US" w:bidi="en_US"/>
-          </w:rPr>
-          <w:rPr>
-            <w:color w:val="0000EE"/>
-            <w:u w:val="single"/>
-          </w:rPr>
-          <w:t>Isaiah 28:28</w:t>
-        </w:r>
-      </w:hyperlink>
+      <w:r>
+        <w:rPr>
+          <w:lang w:val="en_US" w:bidi="en_US"/>
+        </w:rPr>
+        <w:t>Isaiah 28:28</w:t>
+      </w:r>
       <w:r>
         <w:rPr>
           <w:lang w:val="en_US" w:bidi="en_US"/>
@@ -4177,18 +3907,12 @@
         </w:rPr>
         <w:t>In addition to future generations of Israelites, all the nations of the earth were to understand God’s power. At least some individuals in every group respond to the God who cares for them (</w:t>
       </w:r>
-      <w:hyperlink r:id="rId58">
-        <w:r>
-          <w:rPr>
-            <w:lang w:val="en_US" w:bidi="en_US"/>
-          </w:rPr>
-          <w:rPr>
-            <w:color w:val="0000EE"/>
-            <w:u w:val="single"/>
-          </w:rPr>
-          <w:t>Revelation 7:9–10</w:t>
-        </w:r>
-      </w:hyperlink>
+      <w:r>
+        <w:rPr>
+          <w:lang w:val="en_US" w:bidi="en_US"/>
+        </w:rPr>
+        <w:t>Revelation 7:9–10</w:t>
+      </w:r>
       <w:r>
         <w:rPr>
           <w:lang w:val="en_US" w:bidi="en_US"/>
@@ -4444,18 +4168,12 @@
         </w:rPr>
         <w:t>This unexpected change in the story reminds us of Israel's earlier refusal to believe that God would safely bring them into Canaan (</w:t>
       </w:r>
-      <w:hyperlink r:id="rId59">
-        <w:r>
-          <w:rPr>
-            <w:lang w:val="en_US" w:bidi="en_US"/>
-          </w:rPr>
-          <w:rPr>
-            <w:color w:val="0000EE"/>
-            <w:u w:val="single"/>
-          </w:rPr>
-          <w:t>Numbers 14</w:t>
-        </w:r>
-      </w:hyperlink>
+      <w:r>
+        <w:rPr>
+          <w:lang w:val="en_US" w:bidi="en_US"/>
+        </w:rPr>
+        <w:t>Numbers 14</w:t>
+      </w:r>
       <w:r>
         <w:rPr>
           <w:lang w:val="en_US" w:bidi="en_US"/>
@@ -4655,18 +4373,12 @@
         </w:rPr>
         <w:t>This was apparently the first Passover feast Israel celebrated since camping at Mount Sinai (</w:t>
       </w:r>
-      <w:hyperlink r:id="rId60">
-        <w:r>
-          <w:rPr>
-            <w:lang w:val="en_US" w:bidi="en_US"/>
-          </w:rPr>
-          <w:rPr>
-            <w:color w:val="0000EE"/>
-            <w:u w:val="single"/>
-          </w:rPr>
-          <w:t>Numbers 9:1–5</w:t>
-        </w:r>
-      </w:hyperlink>
+      <w:r>
+        <w:rPr>
+          <w:lang w:val="en_US" w:bidi="en_US"/>
+        </w:rPr>
+        <w:t>Numbers 9:1–5</w:t>
+      </w:r>
       <w:r>
         <w:rPr>
           <w:lang w:val="en_US" w:bidi="en_US"/>
@@ -4728,36 +4440,24 @@
         </w:rPr>
         <w:t>Israel again celebrated the Feast of Unleavened Bread, which lasts seven days after Passover (</w:t>
       </w:r>
-      <w:hyperlink r:id="rId61">
-        <w:r>
-          <w:rPr>
-            <w:lang w:val="en_US" w:bidi="en_US"/>
-          </w:rPr>
-          <w:rPr>
-            <w:color w:val="0000EE"/>
-            <w:u w:val="single"/>
-          </w:rPr>
-          <w:t>Leviticus 23:6</w:t>
-        </w:r>
-      </w:hyperlink>
+      <w:r>
+        <w:rPr>
+          <w:lang w:val="en_US" w:bidi="en_US"/>
+        </w:rPr>
+        <w:t>Leviticus 23:6</w:t>
+      </w:r>
       <w:r>
         <w:rPr>
           <w:lang w:val="en_US" w:bidi="en_US"/>
         </w:rPr>
         <w:t xml:space="preserve">). During this time, the people ate unleavened bread and roasted grain, a common food at harvest time (see </w:t>
       </w:r>
-      <w:hyperlink r:id="rId62">
-        <w:r>
-          <w:rPr>
-            <w:lang w:val="en_US" w:bidi="en_US"/>
-          </w:rPr>
-          <w:rPr>
-            <w:color w:val="0000EE"/>
-            <w:u w:val="single"/>
-          </w:rPr>
-          <w:t>Ruth 2:14</w:t>
-        </w:r>
-      </w:hyperlink>
+      <w:r>
+        <w:rPr>
+          <w:lang w:val="en_US" w:bidi="en_US"/>
+        </w:rPr>
+        <w:t>Ruth 2:14</w:t>
+      </w:r>
       <w:r>
         <w:rPr>
           <w:lang w:val="en_US" w:bidi="en_US"/>
@@ -4812,36 +4512,24 @@
         </w:rPr>
         <w:t>God stopped providing manna each day because food from the land was now available (</w:t>
       </w:r>
-      <w:hyperlink r:id="rId63">
-        <w:r>
-          <w:rPr>
-            <w:lang w:val="en_US" w:bidi="en_US"/>
-          </w:rPr>
-          <w:rPr>
-            <w:color w:val="0000EE"/>
-            <w:u w:val="single"/>
-          </w:rPr>
-          <w:t>Exodus 16:31</w:t>
-        </w:r>
-      </w:hyperlink>
+      <w:r>
+        <w:rPr>
+          <w:lang w:val="en_US" w:bidi="en_US"/>
+        </w:rPr>
+        <w:t>Exodus 16:31</w:t>
+      </w:r>
       <w:r>
         <w:rPr>
           <w:lang w:val="en_US" w:bidi="en_US"/>
         </w:rPr>
         <w:t xml:space="preserve">; </w:t>
       </w:r>
-      <w:hyperlink r:id="rId64">
-        <w:r>
-          <w:rPr>
-            <w:lang w:val="en_US" w:bidi="en_US"/>
-          </w:rPr>
-          <w:rPr>
-            <w:color w:val="0000EE"/>
-            <w:u w:val="single"/>
-          </w:rPr>
-          <w:t>Numbers 11:9</w:t>
-        </w:r>
-      </w:hyperlink>
+      <w:r>
+        <w:rPr>
+          <w:lang w:val="en_US" w:bidi="en_US"/>
+        </w:rPr>
+        <w:t>Numbers 11:9</w:t>
+      </w:r>
       <w:r>
         <w:rPr>
           <w:lang w:val="en_US" w:bidi="en_US"/>
@@ -4944,18 +4632,12 @@
         </w:rPr>
         <w:t>Joshua was scouting the land and the city’s defenses near the town of Jericho to follow up on the report of the two spies (</w:t>
       </w:r>
-      <w:hyperlink r:id="rId65">
-        <w:r>
-          <w:rPr>
-            <w:lang w:val="en_US" w:bidi="en_US"/>
-          </w:rPr>
-          <w:rPr>
-            <w:color w:val="0000EE"/>
-            <w:u w:val="single"/>
-          </w:rPr>
-          <w:t>2:23–24</w:t>
-        </w:r>
-      </w:hyperlink>
+      <w:r>
+        <w:rPr>
+          <w:lang w:val="en_US" w:bidi="en_US"/>
+        </w:rPr>
+        <w:t>2:23–24</w:t>
+      </w:r>
       <w:r>
         <w:rPr>
           <w:lang w:val="en_US" w:bidi="en_US"/>
@@ -5022,36 +4704,24 @@
         </w:rPr>
         <w:t xml:space="preserve"> gave Joshua instructions for the attack of Jericho (</w:t>
       </w:r>
-      <w:hyperlink r:id="rId66">
-        <w:r>
-          <w:rPr>
-            <w:lang w:val="en_US" w:bidi="en_US"/>
-          </w:rPr>
-          <w:rPr>
-            <w:color w:val="0000EE"/>
-            <w:u w:val="single"/>
-          </w:rPr>
-          <w:t>6:2–5</w:t>
-        </w:r>
-      </w:hyperlink>
+      <w:r>
+        <w:rPr>
+          <w:lang w:val="en_US" w:bidi="en_US"/>
+        </w:rPr>
+        <w:t>6:2–5</w:t>
+      </w:r>
       <w:r>
         <w:rPr>
           <w:lang w:val="en_US" w:bidi="en_US"/>
         </w:rPr>
         <w:t>). Like God's earlier message to Joshua, this meeting intended to encourage Joshua before confronting the enemy (</w:t>
       </w:r>
-      <w:hyperlink r:id="rId67">
-        <w:r>
-          <w:rPr>
-            <w:lang w:val="en_US" w:bidi="en_US"/>
-          </w:rPr>
-          <w:rPr>
-            <w:color w:val="0000EE"/>
-            <w:u w:val="single"/>
-          </w:rPr>
-          <w:t>1:1–9</w:t>
-        </w:r>
-      </w:hyperlink>
+      <w:r>
+        <w:rPr>
+          <w:lang w:val="en_US" w:bidi="en_US"/>
+        </w:rPr>
+        <w:t>1:1–9</w:t>
+      </w:r>
       <w:r>
         <w:rPr>
           <w:lang w:val="en_US" w:bidi="en_US"/>
@@ -5128,36 +4798,24 @@
         </w:rPr>
         <w:t xml:space="preserve">Scholars disagree about who this commander was. Some think he was an appearance of God, others think he was Christ before becoming human, and others think he was an angel. The commander called himself the leader of the Lord’s army, which may suggest that he was an angel. However, he did not stop Joshua from worshiping him, as angels usually do (for example, </w:t>
       </w:r>
-      <w:hyperlink r:id="rId68">
-        <w:r>
-          <w:rPr>
-            <w:lang w:val="en_US" w:bidi="en_US"/>
-          </w:rPr>
-          <w:rPr>
-            <w:color w:val="0000EE"/>
-            <w:u w:val="single"/>
-          </w:rPr>
-          <w:t>Revelation 22:8–9</w:t>
-        </w:r>
-      </w:hyperlink>
+      <w:r>
+        <w:rPr>
+          <w:lang w:val="en_US" w:bidi="en_US"/>
+        </w:rPr>
+        <w:t>Revelation 22:8–9</w:t>
+      </w:r>
       <w:r>
         <w:rPr>
           <w:lang w:val="en_US" w:bidi="en_US"/>
         </w:rPr>
         <w:t xml:space="preserve">; compare </w:t>
       </w:r>
-      <w:hyperlink r:id="rId69">
-        <w:r>
-          <w:rPr>
-            <w:lang w:val="en_US" w:bidi="en_US"/>
-          </w:rPr>
-          <w:rPr>
-            <w:color w:val="0000EE"/>
-            <w:u w:val="single"/>
-          </w:rPr>
-          <w:t>Acts 10:25–26</w:t>
-        </w:r>
-      </w:hyperlink>
+      <w:r>
+        <w:rPr>
+          <w:lang w:val="en_US" w:bidi="en_US"/>
+        </w:rPr>
+        <w:t>Acts 10:25–26</w:t>
+      </w:r>
       <w:r>
         <w:rPr>
           <w:lang w:val="en_US" w:bidi="en_US"/>
@@ -5219,18 +4877,12 @@
         </w:rPr>
         <w:t>: This was what God told Moses at the burning bush (</w:t>
       </w:r>
-      <w:hyperlink r:id="rId70">
-        <w:r>
-          <w:rPr>
-            <w:lang w:val="en_US" w:bidi="en_US"/>
-          </w:rPr>
-          <w:rPr>
-            <w:color w:val="0000EE"/>
-            <w:u w:val="single"/>
-          </w:rPr>
-          <w:t>Exodus 3:5</w:t>
-        </w:r>
-      </w:hyperlink>
+      <w:r>
+        <w:rPr>
+          <w:lang w:val="en_US" w:bidi="en_US"/>
+        </w:rPr>
+        <w:t>Exodus 3:5</w:t>
+      </w:r>
       <w:r>
         <w:rPr>
           <w:lang w:val="en_US" w:bidi="en_US"/>
@@ -5794,36 +5446,24 @@
         </w:rPr>
         <w:t xml:space="preserve">: Joshua reminded his troops that the town and everything in it belonged to God as the firstfruits of their inheritance in the land of Canaan. See </w:t>
       </w:r>
-      <w:hyperlink r:id="rId40">
-        <w:r>
-          <w:rPr>
-            <w:lang w:val="en_US" w:bidi="en_US"/>
-          </w:rPr>
-          <w:rPr>
-            <w:color w:val="0000EE"/>
-            <w:u w:val="single"/>
-          </w:rPr>
-          <w:t>Leviticus 27:28–29</w:t>
-        </w:r>
-      </w:hyperlink>
+      <w:r>
+        <w:rPr>
+          <w:lang w:val="en_US" w:bidi="en_US"/>
+        </w:rPr>
+        <w:t>Leviticus 27:28–29</w:t>
+      </w:r>
       <w:r>
         <w:rPr>
           <w:lang w:val="en_US" w:bidi="en_US"/>
         </w:rPr>
         <w:t xml:space="preserve">; </w:t>
       </w:r>
-      <w:hyperlink r:id="rId41">
-        <w:r>
-          <w:rPr>
-            <w:lang w:val="en_US" w:bidi="en_US"/>
-          </w:rPr>
-          <w:rPr>
-            <w:color w:val="0000EE"/>
-            <w:u w:val="single"/>
-          </w:rPr>
-          <w:t>1 Samuel 15:3</w:t>
-        </w:r>
-      </w:hyperlink>
+      <w:r>
+        <w:rPr>
+          <w:lang w:val="en_US" w:bidi="en_US"/>
+        </w:rPr>
+        <w:t>1 Samuel 15:3</w:t>
+      </w:r>
       <w:r>
         <w:rPr>
           <w:lang w:val="en_US" w:bidi="en_US"/>
@@ -5855,18 +5495,12 @@
         </w:rPr>
         <w:t xml:space="preserve">: See </w:t>
       </w:r>
-      <w:hyperlink r:id="rId71">
-        <w:r>
-          <w:rPr>
-            <w:lang w:val="en_US" w:bidi="en_US"/>
-          </w:rPr>
-          <w:rPr>
-            <w:color w:val="0000EE"/>
-            <w:u w:val="single"/>
-          </w:rPr>
-          <w:t>Joshua 2:12–21</w:t>
-        </w:r>
-      </w:hyperlink>
+      <w:r>
+        <w:rPr>
+          <w:lang w:val="en_US" w:bidi="en_US"/>
+        </w:rPr>
+        <w:t>Joshua 2:12–21</w:t>
+      </w:r>
       <w:r>
         <w:rPr>
           <w:lang w:val="en_US" w:bidi="en_US"/>
@@ -6124,18 +5758,12 @@
         </w:rPr>
         <w:t>The people of Jericho had already been put to death by the Israelites (</w:t>
       </w:r>
-      <w:hyperlink r:id="rId72">
-        <w:r>
-          <w:rPr>
-            <w:lang w:val="en_US" w:bidi="en_US"/>
-          </w:rPr>
-          <w:rPr>
-            <w:color w:val="0000EE"/>
-            <w:u w:val="single"/>
-          </w:rPr>
-          <w:t>6:21</w:t>
-        </w:r>
-      </w:hyperlink>
+      <w:r>
+        <w:rPr>
+          <w:lang w:val="en_US" w:bidi="en_US"/>
+        </w:rPr>
+        <w:t>6:21</w:t>
+      </w:r>
       <w:r>
         <w:rPr>
           <w:lang w:val="en_US" w:bidi="en_US"/>
@@ -6190,18 +5818,12 @@
         </w:rPr>
         <w:t xml:space="preserve">The statement that Rahab lives among the Israelites to this day shows how wide and deep God’s grace is. Rahab was not only welcomed into Israel. She later became an ancestor of the Messiah, God's chosen one (see </w:t>
       </w:r>
-      <w:hyperlink r:id="rId73">
-        <w:r>
-          <w:rPr>
-            <w:lang w:val="en_US" w:bidi="en_US"/>
-          </w:rPr>
-          <w:rPr>
-            <w:color w:val="0000EE"/>
-            <w:u w:val="single"/>
-          </w:rPr>
-          <w:t>Matthew 1:5</w:t>
-        </w:r>
-      </w:hyperlink>
+      <w:r>
+        <w:rPr>
+          <w:lang w:val="en_US" w:bidi="en_US"/>
+        </w:rPr>
+        <w:t>Matthew 1:5</w:t>
+      </w:r>
       <w:r>
         <w:rPr>
           <w:lang w:val="en_US" w:bidi="en_US"/>
@@ -6256,72 +5878,48 @@
         </w:rPr>
         <w:t>Joshua placed a curse on the site because Jericho was the first Canaanite city to resist God’s plan to bring Israel into the land. It was also the first city to experience God’s judgment on the great wickedness of Canaan. As the firstfruits of Israel’s conquest, Jericho belonged to God (</w:t>
       </w:r>
-      <w:hyperlink r:id="rId74">
-        <w:r>
-          <w:rPr>
-            <w:lang w:val="en_US" w:bidi="en_US"/>
-          </w:rPr>
-          <w:rPr>
-            <w:color w:val="0000EE"/>
-            <w:u w:val="single"/>
-          </w:rPr>
-          <w:t>Exodus 13:2</w:t>
-        </w:r>
-      </w:hyperlink>
+      <w:r>
+        <w:rPr>
+          <w:lang w:val="en_US" w:bidi="en_US"/>
+        </w:rPr>
+        <w:t>Exodus 13:2</w:t>
+      </w:r>
       <w:r>
         <w:rPr>
           <w:lang w:val="en_US" w:bidi="en_US"/>
         </w:rPr>
         <w:t xml:space="preserve">; </w:t>
       </w:r>
-      <w:hyperlink r:id="rId75">
-        <w:r>
-          <w:rPr>
-            <w:lang w:val="en_US" w:bidi="en_US"/>
-          </w:rPr>
-          <w:rPr>
-            <w:color w:val="0000EE"/>
-            <w:u w:val="single"/>
-          </w:rPr>
-          <w:t>23:19</w:t>
-        </w:r>
-      </w:hyperlink>
+      <w:r>
+        <w:rPr>
+          <w:lang w:val="en_US" w:bidi="en_US"/>
+        </w:rPr>
+        <w:t>23:19</w:t>
+      </w:r>
       <w:r>
         <w:rPr>
           <w:lang w:val="en_US" w:bidi="en_US"/>
         </w:rPr>
         <w:t>). God later carried out Joshua’s curse on the first person who tried to rebuild the city (</w:t>
       </w:r>
-      <w:hyperlink r:id="rId76">
-        <w:r>
-          <w:rPr>
-            <w:lang w:val="en_US" w:bidi="en_US"/>
-          </w:rPr>
-          <w:rPr>
-            <w:color w:val="0000EE"/>
-            <w:u w:val="single"/>
-          </w:rPr>
-          <w:t>1 Kings 16:34</w:t>
-        </w:r>
-      </w:hyperlink>
+      <w:r>
+        <w:rPr>
+          <w:lang w:val="en_US" w:bidi="en_US"/>
+        </w:rPr>
+        <w:t>1 Kings 16:34</w:t>
+      </w:r>
       <w:r>
         <w:rPr>
           <w:lang w:val="en_US" w:bidi="en_US"/>
         </w:rPr>
         <w:t xml:space="preserve">; compare </w:t>
       </w:r>
-      <w:hyperlink r:id="rId77">
-        <w:r>
-          <w:rPr>
-            <w:lang w:val="en_US" w:bidi="en_US"/>
-          </w:rPr>
-          <w:rPr>
-            <w:color w:val="0000EE"/>
-            <w:u w:val="single"/>
-          </w:rPr>
-          <w:t>Joshua 7</w:t>
-        </w:r>
-      </w:hyperlink>
+      <w:r>
+        <w:rPr>
+          <w:lang w:val="en_US" w:bidi="en_US"/>
+        </w:rPr>
+        <w:t>Joshua 7</w:t>
+      </w:r>
       <w:r>
         <w:rPr>
           <w:lang w:val="en_US" w:bidi="en_US"/>
@@ -6376,54 +5974,36 @@
         </w:rPr>
         <w:t>As the first stage of Israel’s conquest of Canaan came to an end, both the Israelites and the Canaanites saw that the Lord was with Joshua, just as he had promised(</w:t>
       </w:r>
-      <w:hyperlink r:id="rId78">
-        <w:r>
-          <w:rPr>
-            <w:lang w:val="en_US" w:bidi="en_US"/>
-          </w:rPr>
-          <w:rPr>
-            <w:color w:val="0000EE"/>
-            <w:u w:val="single"/>
-          </w:rPr>
-          <w:t>1:5</w:t>
-        </w:r>
-      </w:hyperlink>
+      <w:r>
+        <w:rPr>
+          <w:lang w:val="en_US" w:bidi="en_US"/>
+        </w:rPr>
+        <w:t>1:5</w:t>
+      </w:r>
       <w:r>
         <w:rPr>
           <w:lang w:val="en_US" w:bidi="en_US"/>
         </w:rPr>
         <w:t xml:space="preserve">, </w:t>
       </w:r>
-      <w:hyperlink r:id="rId79">
-        <w:r>
-          <w:rPr>
-            <w:lang w:val="en_US" w:bidi="en_US"/>
-          </w:rPr>
-          <w:rPr>
-            <w:color w:val="0000EE"/>
-            <w:u w:val="single"/>
-          </w:rPr>
-          <w:t>9</w:t>
-        </w:r>
-      </w:hyperlink>
+      <w:r>
+        <w:rPr>
+          <w:lang w:val="en_US" w:bidi="en_US"/>
+        </w:rPr>
+        <w:t>9</w:t>
+      </w:r>
       <w:r>
         <w:rPr>
           <w:lang w:val="en_US" w:bidi="en_US"/>
         </w:rPr>
         <w:t xml:space="preserve">; compare </w:t>
       </w:r>
-      <w:hyperlink r:id="rId80">
-        <w:r>
-          <w:rPr>
-            <w:lang w:val="en_US" w:bidi="en_US"/>
-          </w:rPr>
-          <w:rPr>
-            <w:color w:val="0000EE"/>
-            <w:u w:val="single"/>
-          </w:rPr>
-          <w:t>4:14</w:t>
-        </w:r>
-      </w:hyperlink>
+      <w:r>
+        <w:rPr>
+          <w:lang w:val="en_US" w:bidi="en_US"/>
+        </w:rPr>
+        <w:t>4:14</w:t>
+      </w:r>
       <w:r>
         <w:rPr>
           <w:lang w:val="en_US" w:bidi="en_US"/>
@@ -6489,36 +6069,24 @@
         </w:rPr>
         <w:t xml:space="preserve">: See </w:t>
       </w:r>
-      <w:hyperlink r:id="rId40">
-        <w:r>
-          <w:rPr>
-            <w:lang w:val="en_US" w:bidi="en_US"/>
-          </w:rPr>
-          <w:rPr>
-            <w:color w:val="0000EE"/>
-            <w:u w:val="single"/>
-          </w:rPr>
-          <w:t>Leviticus 27:28–29</w:t>
-        </w:r>
-      </w:hyperlink>
+      <w:r>
+        <w:rPr>
+          <w:lang w:val="en_US" w:bidi="en_US"/>
+        </w:rPr>
+        <w:t>Leviticus 27:28–29</w:t>
+      </w:r>
       <w:r>
         <w:rPr>
           <w:lang w:val="en_US" w:bidi="en_US"/>
         </w:rPr>
         <w:t xml:space="preserve">; </w:t>
       </w:r>
-      <w:hyperlink r:id="rId41">
-        <w:r>
-          <w:rPr>
-            <w:lang w:val="en_US" w:bidi="en_US"/>
-          </w:rPr>
-          <w:rPr>
-            <w:color w:val="0000EE"/>
-            <w:u w:val="single"/>
-          </w:rPr>
-          <w:t>1 Samuel 15:3</w:t>
-        </w:r>
-      </w:hyperlink>
+      <w:r>
+        <w:rPr>
+          <w:lang w:val="en_US" w:bidi="en_US"/>
+        </w:rPr>
+        <w:t>1 Samuel 15:3</w:t>
+      </w:r>
       <w:r>
         <w:rPr>
           <w:lang w:val="en_US" w:bidi="en_US"/>
@@ -6563,18 +6131,12 @@
         </w:rPr>
         <w:t xml:space="preserve"> was part of an important family. He was a leader or potential leader, so his actions could influence others (</w:t>
       </w:r>
-      <w:hyperlink r:id="rId81">
-        <w:r>
-          <w:rPr>
-            <w:lang w:val="en_US" w:bidi="en_US"/>
-          </w:rPr>
-          <w:rPr>
-            <w:color w:val="0000EE"/>
-            <w:u w:val="single"/>
-          </w:rPr>
-          <w:t>Numbers 26:19–20</w:t>
-        </w:r>
-      </w:hyperlink>
+      <w:r>
+        <w:rPr>
+          <w:lang w:val="en_US" w:bidi="en_US"/>
+        </w:rPr>
+        <w:t>Numbers 26:19–20</w:t>
+      </w:r>
       <w:r>
         <w:rPr>
           <w:lang w:val="en_US" w:bidi="en_US"/>
@@ -6759,18 +6321,12 @@
         </w:rPr>
         <w:t>Beth-aven, which means “house of iniquity” (place of wrongdoing), was probably an intentional wordplay on the name Bethel, which means “house of God.” Later in Israel’s history, a pagan shrine stood at this site(</w:t>
       </w:r>
-      <w:hyperlink r:id="rId82">
-        <w:r>
-          <w:rPr>
-            <w:lang w:val="en_US" w:bidi="en_US"/>
-          </w:rPr>
-          <w:rPr>
-            <w:color w:val="0000EE"/>
-            <w:u w:val="single"/>
-          </w:rPr>
-          <w:t>1 Kings 12:28–33</w:t>
-        </w:r>
-      </w:hyperlink>
+      <w:r>
+        <w:rPr>
+          <w:lang w:val="en_US" w:bidi="en_US"/>
+        </w:rPr>
+        <w:t>1 Kings 12:28–33</w:t>
+      </w:r>
       <w:r>
         <w:rPr>
           <w:lang w:val="en_US" w:bidi="en_US"/>
@@ -6877,18 +6433,12 @@
         </w:rPr>
         <w:t xml:space="preserve">Ai’s defenders left through the town gate and attacked Israel’s troops directly (see </w:t>
       </w:r>
-      <w:hyperlink r:id="rId83">
-        <w:r>
-          <w:rPr>
-            <w:lang w:val="en_US" w:bidi="en_US"/>
-          </w:rPr>
-          <w:rPr>
-            <w:color w:val="0000EE"/>
-            <w:u w:val="single"/>
-          </w:rPr>
-          <w:t>8:5</w:t>
-        </w:r>
-      </w:hyperlink>
+      <w:r>
+        <w:rPr>
+          <w:lang w:val="en_US" w:bidi="en_US"/>
+        </w:rPr>
+        <w:t>8:5</w:t>
+      </w:r>
       <w:r>
         <w:rPr>
           <w:lang w:val="en_US" w:bidi="en_US"/>
@@ -7020,36 +6570,24 @@
         </w:rPr>
         <w:t>Joshua spoke to God in anger. This helps explain the sharp tone of God’s reply (</w:t>
       </w:r>
-      <w:hyperlink r:id="rId84">
-        <w:r>
-          <w:rPr>
-            <w:lang w:val="en_US" w:bidi="en_US"/>
-          </w:rPr>
-          <w:rPr>
-            <w:color w:val="0000EE"/>
-            <w:u w:val="single"/>
-          </w:rPr>
-          <w:t>7:10–15</w:t>
-        </w:r>
-      </w:hyperlink>
+      <w:r>
+        <w:rPr>
+          <w:lang w:val="en_US" w:bidi="en_US"/>
+        </w:rPr>
+        <w:t>7:10–15</w:t>
+      </w:r>
       <w:r>
         <w:rPr>
           <w:lang w:val="en_US" w:bidi="en_US"/>
         </w:rPr>
         <w:t>). The battle was lost because of Achan’s sin. However, Joshua and Israel’s elders had also failed to ask God for guidance (</w:t>
       </w:r>
-      <w:hyperlink r:id="rId85">
-        <w:r>
-          <w:rPr>
-            <w:lang w:val="en_US" w:bidi="en_US"/>
-          </w:rPr>
-          <w:rPr>
-            <w:color w:val="0000EE"/>
-            <w:u w:val="single"/>
-          </w:rPr>
-          <w:t>7:3</w:t>
-        </w:r>
-      </w:hyperlink>
+      <w:r>
+        <w:rPr>
+          <w:lang w:val="en_US" w:bidi="en_US"/>
+        </w:rPr>
+        <w:t>7:3</w:t>
+      </w:r>
       <w:r>
         <w:rPr>
           <w:lang w:val="en_US" w:bidi="en_US"/>
@@ -7169,36 +6707,24 @@
         </w:rPr>
         <w:t xml:space="preserve">: Compare </w:t>
       </w:r>
-      <w:hyperlink r:id="rId86">
-        <w:r>
-          <w:rPr>
-            <w:lang w:val="en_US" w:bidi="en_US"/>
-          </w:rPr>
-          <w:rPr>
-            <w:color w:val="0000EE"/>
-            <w:u w:val="single"/>
-          </w:rPr>
-          <w:t>Exodus 32:11–12</w:t>
-        </w:r>
-      </w:hyperlink>
+      <w:r>
+        <w:rPr>
+          <w:lang w:val="en_US" w:bidi="en_US"/>
+        </w:rPr>
+        <w:t>Exodus 32:11–12</w:t>
+      </w:r>
       <w:r>
         <w:rPr>
           <w:lang w:val="en_US" w:bidi="en_US"/>
         </w:rPr>
         <w:t xml:space="preserve">; </w:t>
       </w:r>
-      <w:hyperlink r:id="rId87">
-        <w:r>
-          <w:rPr>
-            <w:lang w:val="en_US" w:bidi="en_US"/>
-          </w:rPr>
-          <w:rPr>
-            <w:color w:val="0000EE"/>
-            <w:u w:val="single"/>
-          </w:rPr>
-          <w:t>Numbers 14:13–19</w:t>
-        </w:r>
-      </w:hyperlink>
+      <w:r>
+        <w:rPr>
+          <w:lang w:val="en_US" w:bidi="en_US"/>
+        </w:rPr>
+        <w:t>Numbers 14:13–19</w:t>
+      </w:r>
       <w:r>
         <w:rPr>
           <w:lang w:val="en_US" w:bidi="en_US"/>
@@ -7484,36 +7010,24 @@
         </w:rPr>
         <w:t xml:space="preserve">God had commanded that all stolen goods must be destroyed by fire. Now this command would be carried out, because Achan and everything he owned would be burned with fire. Breaking the covenant of the Lord (the binding agreement between God and his people) was treason (betrayal of loyalty) and a capital offense (a crime punished by death). For example, see </w:t>
       </w:r>
-      <w:hyperlink r:id="rId88">
-        <w:r>
-          <w:rPr>
-            <w:lang w:val="en_US" w:bidi="en_US"/>
-          </w:rPr>
-          <w:rPr>
-            <w:color w:val="0000EE"/>
-            <w:u w:val="single"/>
-          </w:rPr>
-          <w:t>Exodus 22:20</w:t>
-        </w:r>
-      </w:hyperlink>
+      <w:r>
+        <w:rPr>
+          <w:lang w:val="en_US" w:bidi="en_US"/>
+        </w:rPr>
+        <w:t>Exodus 22:20</w:t>
+      </w:r>
       <w:r>
         <w:rPr>
           <w:lang w:val="en_US" w:bidi="en_US"/>
         </w:rPr>
         <w:t xml:space="preserve">; </w:t>
       </w:r>
-      <w:hyperlink r:id="rId89">
-        <w:r>
-          <w:rPr>
-            <w:lang w:val="en_US" w:bidi="en_US"/>
-          </w:rPr>
-          <w:rPr>
-            <w:color w:val="0000EE"/>
-            <w:u w:val="single"/>
-          </w:rPr>
-          <w:t>Deuteronomy 4:25–27</w:t>
-        </w:r>
-      </w:hyperlink>
+      <w:r>
+        <w:rPr>
+          <w:lang w:val="en_US" w:bidi="en_US"/>
+        </w:rPr>
+        <w:t>Deuteronomy 4:25–27</w:t>
+      </w:r>
       <w:r>
         <w:rPr>
           <w:lang w:val="en_US" w:bidi="en_US"/>
@@ -7581,36 +7095,24 @@
         </w:rPr>
         <w:t xml:space="preserve">Thummim, a God-given method for casting sacred lots (objects used to seek God’s decision). These items remained in the care of the high priest, probably kept in a bag or pouch (see </w:t>
       </w:r>
-      <w:hyperlink r:id="rId90">
-        <w:r>
-          <w:rPr>
-            <w:lang w:val="en_US" w:bidi="en_US"/>
-          </w:rPr>
-          <w:rPr>
-            <w:color w:val="0000EE"/>
-            <w:u w:val="single"/>
-          </w:rPr>
-          <w:t>Exodus 28:30</w:t>
-        </w:r>
-      </w:hyperlink>
+      <w:r>
+        <w:rPr>
+          <w:lang w:val="en_US" w:bidi="en_US"/>
+        </w:rPr>
+        <w:t>Exodus 28:30</w:t>
+      </w:r>
       <w:r>
         <w:rPr>
           <w:lang w:val="en_US" w:bidi="en_US"/>
         </w:rPr>
         <w:t xml:space="preserve">; </w:t>
       </w:r>
-      <w:hyperlink r:id="rId91">
-        <w:r>
-          <w:rPr>
-            <w:lang w:val="en_US" w:bidi="en_US"/>
-          </w:rPr>
-          <w:rPr>
-            <w:color w:val="0000EE"/>
-            <w:u w:val="single"/>
-          </w:rPr>
-          <w:t>Numbers 27:21</w:t>
-        </w:r>
-      </w:hyperlink>
+      <w:r>
+        <w:rPr>
+          <w:lang w:val="en_US" w:bidi="en_US"/>
+        </w:rPr>
+        <w:t>Numbers 27:21</w:t>
+      </w:r>
       <w:r>
         <w:rPr>
           <w:lang w:val="en_US" w:bidi="en_US"/>
@@ -7780,18 +7282,12 @@
         </w:rPr>
         <w:t>See the tenth commandment (</w:t>
       </w:r>
-      <w:hyperlink r:id="rId92">
-        <w:r>
-          <w:rPr>
-            <w:lang w:val="en_US" w:bidi="en_US"/>
-          </w:rPr>
-          <w:rPr>
-            <w:color w:val="0000EE"/>
-            <w:u w:val="single"/>
-          </w:rPr>
-          <w:t>Exodus 20:17</w:t>
-        </w:r>
-      </w:hyperlink>
+      <w:r>
+        <w:rPr>
+          <w:lang w:val="en_US" w:bidi="en_US"/>
+        </w:rPr>
+        <w:t>Exodus 20:17</w:t>
+      </w:r>
       <w:r>
         <w:rPr>
           <w:lang w:val="en_US" w:bidi="en_US"/>
@@ -7942,18 +7438,12 @@
         </w:rPr>
         <w:t xml:space="preserve">Stoning was a method of execution sometimes required by God's law (see, for example, </w:t>
       </w:r>
-      <w:hyperlink r:id="rId93">
-        <w:r>
-          <w:rPr>
-            <w:lang w:val="en_US" w:bidi="en_US"/>
-          </w:rPr>
-          <w:rPr>
-            <w:color w:val="0000EE"/>
-            <w:u w:val="single"/>
-          </w:rPr>
-          <w:t>Exodus 19:13</w:t>
-        </w:r>
-      </w:hyperlink>
+      <w:r>
+        <w:rPr>
+          <w:lang w:val="en_US" w:bidi="en_US"/>
+        </w:rPr>
+        <w:t>Exodus 19:13</w:t>
+      </w:r>
       <w:r>
         <w:rPr>
           <w:lang w:val="en_US" w:bidi="en_US"/>
@@ -8063,18 +7553,12 @@
         </w:rPr>
         <w:t>: God gave Joshua similar encouragement before sending him to Jericho (</w:t>
       </w:r>
-      <w:hyperlink r:id="rId94">
-        <w:r>
-          <w:rPr>
-            <w:lang w:val="en_US" w:bidi="en_US"/>
-          </w:rPr>
-          <w:rPr>
-            <w:color w:val="0000EE"/>
-            <w:u w:val="single"/>
-          </w:rPr>
-          <w:t>6:2</w:t>
-        </w:r>
-      </w:hyperlink>
+      <w:r>
+        <w:rPr>
+          <w:lang w:val="en_US" w:bidi="en_US"/>
+        </w:rPr>
+        <w:t>6:2</w:t>
+      </w:r>
       <w:r>
         <w:rPr>
           <w:lang w:val="en_US" w:bidi="en_US"/>
@@ -8224,18 +7708,12 @@
         </w:rPr>
         <w:t>: On its west side (</w:t>
       </w:r>
-      <w:hyperlink r:id="rId95">
-        <w:r>
-          <w:rPr>
-            <w:lang w:val="en_US" w:bidi="en_US"/>
-          </w:rPr>
-          <w:rPr>
-            <w:color w:val="0000EE"/>
-            <w:u w:val="single"/>
-          </w:rPr>
-          <w:t>8:12</w:t>
-        </w:r>
-      </w:hyperlink>
+      <w:r>
+        <w:rPr>
+          <w:lang w:val="en_US" w:bidi="en_US"/>
+        </w:rPr>
+        <w:t>8:12</w:t>
+      </w:r>
       <w:r>
         <w:rPr>
           <w:lang w:val="en_US" w:bidi="en_US"/>
@@ -8383,18 +7861,12 @@
         </w:rPr>
         <w:t xml:space="preserve"> As the battle continued, this group waited in hiding for a surprise attack (an ambush). They remained hidden until Joshua called them into action (</w:t>
       </w:r>
-      <w:hyperlink r:id="rId96">
-        <w:r>
-          <w:rPr>
-            <w:lang w:val="en_US" w:bidi="en_US"/>
-          </w:rPr>
-          <w:rPr>
-            <w:color w:val="0000EE"/>
-            <w:u w:val="single"/>
-          </w:rPr>
-          <w:t>Joshua 8:18–19</w:t>
-        </w:r>
-      </w:hyperlink>
+      <w:r>
+        <w:rPr>
+          <w:lang w:val="en_US" w:bidi="en_US"/>
+        </w:rPr>
+        <w:t>Joshua 8:18–19</w:t>
+      </w:r>
       <w:r>
         <w:rPr>
           <w:lang w:val="en_US" w:bidi="en_US"/>
@@ -8607,18 +8079,12 @@
         </w:rPr>
         <w:t>Joshua and the Israelite army ran away like they did in the first attack (</w:t>
       </w:r>
-      <w:hyperlink r:id="rId97">
-        <w:r>
-          <w:rPr>
-            <w:lang w:val="en_US" w:bidi="en_US"/>
-          </w:rPr>
-          <w:rPr>
-            <w:color w:val="0000EE"/>
-            <w:u w:val="single"/>
-          </w:rPr>
-          <w:t>7:4–5</w:t>
-        </w:r>
-      </w:hyperlink>
+      <w:r>
+        <w:rPr>
+          <w:lang w:val="en_US" w:bidi="en_US"/>
+        </w:rPr>
+        <w:t>7:4–5</w:t>
+      </w:r>
       <w:r>
         <w:rPr>
           <w:lang w:val="en_US" w:bidi="en_US"/>
@@ -8850,54 +8316,36 @@
         </w:rPr>
         <w:t xml:space="preserve">The public executions of the kings showed that Israel acted as God's agent to judge the leaders and people of Canaan for their evil acts (see also </w:t>
       </w:r>
-      <w:hyperlink r:id="rId98">
-        <w:r>
-          <w:rPr>
-            <w:lang w:val="en_US" w:bidi="en_US"/>
-          </w:rPr>
-          <w:rPr>
-            <w:color w:val="0000EE"/>
-            <w:u w:val="single"/>
-          </w:rPr>
-          <w:t>10:26</w:t>
-        </w:r>
-      </w:hyperlink>
+      <w:r>
+        <w:rPr>
+          <w:lang w:val="en_US" w:bidi="en_US"/>
+        </w:rPr>
+        <w:t>10:26</w:t>
+      </w:r>
       <w:r>
         <w:rPr>
           <w:lang w:val="en_US" w:bidi="en_US"/>
         </w:rPr>
         <w:t xml:space="preserve">; </w:t>
       </w:r>
-      <w:hyperlink r:id="rId99">
-        <w:r>
-          <w:rPr>
-            <w:lang w:val="en_US" w:bidi="en_US"/>
-          </w:rPr>
-          <w:rPr>
-            <w:color w:val="0000EE"/>
-            <w:u w:val="single"/>
-          </w:rPr>
-          <w:t>11:10</w:t>
-        </w:r>
-      </w:hyperlink>
+      <w:r>
+        <w:rPr>
+          <w:lang w:val="en_US" w:bidi="en_US"/>
+        </w:rPr>
+        <w:t>11:10</w:t>
+      </w:r>
       <w:r>
         <w:rPr>
           <w:lang w:val="en_US" w:bidi="en_US"/>
         </w:rPr>
         <w:t xml:space="preserve">, </w:t>
       </w:r>
-      <w:hyperlink r:id="rId100">
-        <w:r>
-          <w:rPr>
-            <w:lang w:val="en_US" w:bidi="en_US"/>
-          </w:rPr>
-          <w:rPr>
-            <w:color w:val="0000EE"/>
-            <w:u w:val="single"/>
-          </w:rPr>
-          <w:t>12</w:t>
-        </w:r>
-      </w:hyperlink>
+      <w:r>
+        <w:rPr>
+          <w:lang w:val="en_US" w:bidi="en_US"/>
+        </w:rPr>
+        <w:t>12</w:t>
+      </w:r>
       <w:r>
         <w:rPr>
           <w:lang w:val="en_US" w:bidi="en_US"/>
@@ -8929,18 +8377,12 @@
         </w:rPr>
         <w:t xml:space="preserve">: See </w:t>
       </w:r>
-      <w:hyperlink r:id="rId101">
-        <w:r>
-          <w:rPr>
-            <w:lang w:val="en_US" w:bidi="en_US"/>
-          </w:rPr>
-          <w:rPr>
-            <w:color w:val="0000EE"/>
-            <w:u w:val="single"/>
-          </w:rPr>
-          <w:t>Deuteronomy 21:22–23</w:t>
-        </w:r>
-      </w:hyperlink>
+      <w:r>
+        <w:rPr>
+          <w:lang w:val="en_US" w:bidi="en_US"/>
+        </w:rPr>
+        <w:t>Deuteronomy 21:22–23</w:t>
+      </w:r>
       <w:r>
         <w:rPr>
           <w:lang w:val="en_US" w:bidi="en_US"/>
@@ -9036,18 +8478,12 @@
         </w:rPr>
         <w:t>Archaeologists have recently discovered an altar on Mount Ebal. It was built of uncut stones and was not shaped with iron tools. However, no inscription has been found with the altar (</w:t>
       </w:r>
-      <w:hyperlink r:id="rId102">
-        <w:r>
-          <w:rPr>
-            <w:lang w:val="en_US" w:bidi="en_US"/>
-          </w:rPr>
-          <w:rPr>
-            <w:color w:val="0000EE"/>
-            <w:u w:val="single"/>
-          </w:rPr>
-          <w:t>8:32</w:t>
-        </w:r>
-      </w:hyperlink>
+      <w:r>
+        <w:rPr>
+          <w:lang w:val="en_US" w:bidi="en_US"/>
+        </w:rPr>
+        <w:t>8:32</w:t>
+      </w:r>
       <w:r>
         <w:rPr>
           <w:lang w:val="en_US" w:bidi="en_US"/>
@@ -9092,72 +8528,48 @@
         </w:rPr>
         <w:t>: These were part of the laws of sacrifice God gave Moses while Israel was at Mount Sinai (</w:t>
       </w:r>
-      <w:hyperlink r:id="rId103">
-        <w:r>
-          <w:rPr>
-            <w:lang w:val="en_US" w:bidi="en_US"/>
-          </w:rPr>
-          <w:rPr>
-            <w:color w:val="0000EE"/>
-            <w:u w:val="single"/>
-          </w:rPr>
-          <w:t>Leviticus 1</w:t>
-        </w:r>
-      </w:hyperlink>
+      <w:r>
+        <w:rPr>
+          <w:lang w:val="en_US" w:bidi="en_US"/>
+        </w:rPr>
+        <w:t>Leviticus 1</w:t>
+      </w:r>
       <w:r>
         <w:rPr>
           <w:lang w:val="en_US" w:bidi="en_US"/>
         </w:rPr>
         <w:t xml:space="preserve">, </w:t>
       </w:r>
-      <w:hyperlink r:id="rId104">
-        <w:r>
-          <w:rPr>
-            <w:lang w:val="en_US" w:bidi="en_US"/>
-          </w:rPr>
-          <w:rPr>
-            <w:color w:val="0000EE"/>
-            <w:u w:val="single"/>
-          </w:rPr>
-          <w:t>3</w:t>
-        </w:r>
-      </w:hyperlink>
+      <w:r>
+        <w:rPr>
+          <w:lang w:val="en_US" w:bidi="en_US"/>
+        </w:rPr>
+        <w:t>3</w:t>
+      </w:r>
       <w:r>
         <w:rPr>
           <w:lang w:val="en_US" w:bidi="en_US"/>
         </w:rPr>
         <w:t xml:space="preserve">). Moses gave specific commands for this ceremony (see </w:t>
       </w:r>
-      <w:hyperlink r:id="rId105">
-        <w:r>
-          <w:rPr>
-            <w:lang w:val="en_US" w:bidi="en_US"/>
-          </w:rPr>
-          <w:rPr>
-            <w:color w:val="0000EE"/>
-            <w:u w:val="single"/>
-          </w:rPr>
-          <w:t>Deuteronomy 11:26–32</w:t>
-        </w:r>
-      </w:hyperlink>
+      <w:r>
+        <w:rPr>
+          <w:lang w:val="en_US" w:bidi="en_US"/>
+        </w:rPr>
+        <w:t>Deuteronomy 11:26–32</w:t>
+      </w:r>
       <w:r>
         <w:rPr>
           <w:lang w:val="en_US" w:bidi="en_US"/>
         </w:rPr>
         <w:t xml:space="preserve">; </w:t>
       </w:r>
-      <w:hyperlink r:id="rId106">
-        <w:r>
-          <w:rPr>
-            <w:lang w:val="en_US" w:bidi="en_US"/>
-          </w:rPr>
-          <w:rPr>
-            <w:color w:val="0000EE"/>
-            <w:u w:val="single"/>
-          </w:rPr>
-          <w:t>27:1–28:68</w:t>
-        </w:r>
-      </w:hyperlink>
+      <w:r>
+        <w:rPr>
+          <w:lang w:val="en_US" w:bidi="en_US"/>
+        </w:rPr>
+        <w:t>27:1–28:68</w:t>
+      </w:r>
       <w:r>
         <w:rPr>
           <w:lang w:val="en_US" w:bidi="en_US"/>
@@ -9212,18 +8624,12 @@
         </w:rPr>
         <w:t>Joshua carried out what Moses had commanded him to do. He set up stones and covered them with plaster (</w:t>
       </w:r>
-      <w:hyperlink r:id="rId107">
-        <w:r>
-          <w:rPr>
-            <w:lang w:val="en_US" w:bidi="en_US"/>
-          </w:rPr>
-          <w:rPr>
-            <w:color w:val="0000EE"/>
-            <w:u w:val="single"/>
-          </w:rPr>
-          <w:t>Deuteronomy 27:2–8</w:t>
-        </w:r>
-      </w:hyperlink>
+      <w:r>
+        <w:rPr>
+          <w:lang w:val="en_US" w:bidi="en_US"/>
+        </w:rPr>
+        <w:t>Deuteronomy 27:2–8</w:t>
+      </w:r>
       <w:r>
         <w:rPr>
           <w:lang w:val="en_US" w:bidi="en_US"/>
@@ -9408,18 +8814,12 @@
         </w:rPr>
         <w:t xml:space="preserve">: See </w:t>
       </w:r>
-      <w:hyperlink r:id="rId106">
-        <w:r>
-          <w:rPr>
-            <w:lang w:val="en_US" w:bidi="en_US"/>
-          </w:rPr>
-          <w:rPr>
-            <w:color w:val="0000EE"/>
-            <w:u w:val="single"/>
-          </w:rPr>
-          <w:t>Deuteronomy 27–28</w:t>
-        </w:r>
-      </w:hyperlink>
+      <w:r>
+        <w:rPr>
+          <w:lang w:val="en_US" w:bidi="en_US"/>
+        </w:rPr>
+        <w:t>Deuteronomy 27–28</w:t>
+      </w:r>
       <w:r>
         <w:rPr>
           <w:lang w:val="en_US" w:bidi="en_US"/>
@@ -9503,36 +8903,24 @@
         </w:rPr>
         <w:t>: The Israelites included those who left Egypt with them during the exodus (</w:t>
       </w:r>
-      <w:hyperlink r:id="rId108">
-        <w:r>
-          <w:rPr>
-            <w:lang w:val="en_US" w:bidi="en_US"/>
-          </w:rPr>
-          <w:rPr>
-            <w:color w:val="0000EE"/>
-            <w:u w:val="single"/>
-          </w:rPr>
-          <w:t>Exodus 12:38</w:t>
-        </w:r>
-      </w:hyperlink>
+      <w:r>
+        <w:rPr>
+          <w:lang w:val="en_US" w:bidi="en_US"/>
+        </w:rPr>
+        <w:t>Exodus 12:38</w:t>
+      </w:r>
       <w:r>
         <w:rPr>
           <w:lang w:val="en_US" w:bidi="en_US"/>
         </w:rPr>
         <w:t xml:space="preserve">, </w:t>
       </w:r>
-      <w:hyperlink r:id="rId109">
-        <w:r>
-          <w:rPr>
-            <w:lang w:val="en_US" w:bidi="en_US"/>
-          </w:rPr>
-          <w:rPr>
-            <w:color w:val="0000EE"/>
-            <w:u w:val="single"/>
-          </w:rPr>
-          <w:t>48–49</w:t>
-        </w:r>
-      </w:hyperlink>
+      <w:r>
+        <w:rPr>
+          <w:lang w:val="en_US" w:bidi="en_US"/>
+        </w:rPr>
+        <w:t>48–49</w:t>
+      </w:r>
       <w:r>
         <w:rPr>
           <w:lang w:val="en_US" w:bidi="en_US"/>
@@ -9694,36 +9082,24 @@
         </w:rPr>
         <w:t>Joshua failed to consult God again (</w:t>
       </w:r>
-      <w:hyperlink r:id="rId110">
-        <w:r>
-          <w:rPr>
-            <w:lang w:val="en_US" w:bidi="en_US"/>
-          </w:rPr>
-          <w:rPr>
-            <w:color w:val="0000EE"/>
-            <w:u w:val="single"/>
-          </w:rPr>
-          <w:t>9:14</w:t>
-        </w:r>
-      </w:hyperlink>
+      <w:r>
+        <w:rPr>
+          <w:lang w:val="en_US" w:bidi="en_US"/>
+        </w:rPr>
+        <w:t>9:14</w:t>
+      </w:r>
       <w:r>
         <w:rPr>
           <w:lang w:val="en_US" w:bidi="en_US"/>
         </w:rPr>
         <w:t xml:space="preserve">; compare </w:t>
       </w:r>
-      <w:hyperlink r:id="rId111">
-        <w:r>
-          <w:rPr>
-            <w:lang w:val="en_US" w:bidi="en_US"/>
-          </w:rPr>
-          <w:rPr>
-            <w:color w:val="0000EE"/>
-            <w:u w:val="single"/>
-          </w:rPr>
-          <w:t>7:2–4</w:t>
-        </w:r>
-      </w:hyperlink>
+      <w:r>
+        <w:rPr>
+          <w:lang w:val="en_US" w:bidi="en_US"/>
+        </w:rPr>
+        <w:t>7:2–4</w:t>
+      </w:r>
       <w:r>
         <w:rPr>
           <w:lang w:val="en_US" w:bidi="en_US"/>
@@ -9772,18 +9148,12 @@
           <w:lang w:val="en_US" w:bidi="en_US"/>
         </w:rPr>
       </w:r>
-      <w:hyperlink r:id="rId112">
-        <w:r>
-          <w:rPr>
-            <w:lang w:val="en_US" w:bidi="en_US"/>
-          </w:rPr>
-          <w:rPr>
-            <w:color w:val="0000EE"/>
-            <w:u w:val="single"/>
-          </w:rPr>
-          <w:t>Chapter 10</w:t>
-        </w:r>
-      </w:hyperlink>
+      <w:r>
+        <w:rPr>
+          <w:lang w:val="en_US" w:bidi="en_US"/>
+        </w:rPr>
+        <w:t>Chapter 10</w:t>
+      </w:r>
       <w:r>
         <w:rPr>
           <w:lang w:val="en_US" w:bidi="en_US"/>
@@ -9963,72 +9333,48 @@
         </w:rPr>
         <w:t xml:space="preserve"> is known only from the Bible and refers to a non-Semitic ethnic group that lived in various parts of Canaan (see </w:t>
       </w:r>
-      <w:hyperlink r:id="rId113">
-        <w:r>
-          <w:rPr>
-            <w:lang w:val="en_US" w:bidi="en_US"/>
-          </w:rPr>
-          <w:rPr>
-            <w:color w:val="0000EE"/>
-            <w:u w:val="single"/>
-          </w:rPr>
-          <w:t>Genesis 34:2</w:t>
-        </w:r>
-      </w:hyperlink>
+      <w:r>
+        <w:rPr>
+          <w:lang w:val="en_US" w:bidi="en_US"/>
+        </w:rPr>
+        <w:t>Genesis 34:2</w:t>
+      </w:r>
       <w:r>
         <w:rPr>
           <w:lang w:val="en_US" w:bidi="en_US"/>
         </w:rPr>
         <w:t xml:space="preserve">; </w:t>
       </w:r>
-      <w:hyperlink r:id="rId114">
-        <w:r>
-          <w:rPr>
-            <w:lang w:val="en_US" w:bidi="en_US"/>
-          </w:rPr>
-          <w:rPr>
-            <w:color w:val="0000EE"/>
-            <w:u w:val="single"/>
-          </w:rPr>
-          <w:t>36:2</w:t>
-        </w:r>
-      </w:hyperlink>
+      <w:r>
+        <w:rPr>
+          <w:lang w:val="en_US" w:bidi="en_US"/>
+        </w:rPr>
+        <w:t>36:2</w:t>
+      </w:r>
       <w:r>
         <w:rPr>
           <w:lang w:val="en_US" w:bidi="en_US"/>
         </w:rPr>
         <w:t xml:space="preserve">; </w:t>
       </w:r>
-      <w:hyperlink r:id="rId115">
-        <w:r>
-          <w:rPr>
-            <w:lang w:val="en_US" w:bidi="en_US"/>
-          </w:rPr>
-          <w:rPr>
-            <w:color w:val="0000EE"/>
-            <w:u w:val="single"/>
-          </w:rPr>
-          <w:t>Exodus 23:23</w:t>
-        </w:r>
-      </w:hyperlink>
+      <w:r>
+        <w:rPr>
+          <w:lang w:val="en_US" w:bidi="en_US"/>
+        </w:rPr>
+        <w:t>Exodus 23:23</w:t>
+      </w:r>
       <w:r>
         <w:rPr>
           <w:lang w:val="en_US" w:bidi="en_US"/>
         </w:rPr>
         <w:t xml:space="preserve">, </w:t>
       </w:r>
-      <w:hyperlink r:id="rId116">
-        <w:r>
-          <w:rPr>
-            <w:lang w:val="en_US" w:bidi="en_US"/>
-          </w:rPr>
-          <w:rPr>
-            <w:color w:val="0000EE"/>
-            <w:u w:val="single"/>
-          </w:rPr>
-          <w:t>28</w:t>
-        </w:r>
-      </w:hyperlink>
+      <w:r>
+        <w:rPr>
+          <w:lang w:val="en_US" w:bidi="en_US"/>
+        </w:rPr>
+        <w:t>28</w:t>
+      </w:r>
       <w:r>
         <w:rPr>
           <w:lang w:val="en_US" w:bidi="en_US"/>
@@ -10066,18 +9412,12 @@
         </w:rPr>
         <w:t>: Israel’s leaders worried that the visitors were lying. They asked how they could know the visitors did not live nearby. Joshua then asked two direct questions. Still, he could have learned the truth by asking the Lord for guidance (</w:t>
       </w:r>
-      <w:hyperlink r:id="rId110">
-        <w:r>
-          <w:rPr>
-            <w:lang w:val="en_US" w:bidi="en_US"/>
-          </w:rPr>
-          <w:rPr>
-            <w:color w:val="0000EE"/>
-            <w:u w:val="single"/>
-          </w:rPr>
-          <w:t>Joshua 9:14</w:t>
-        </w:r>
-      </w:hyperlink>
+      <w:r>
+        <w:rPr>
+          <w:lang w:val="en_US" w:bidi="en_US"/>
+        </w:rPr>
+        <w:t>Joshua 9:14</w:t>
+      </w:r>
       <w:r>
         <w:rPr>
           <w:lang w:val="en_US" w:bidi="en_US"/>
@@ -10143,18 +9483,12 @@
         </w:rPr>
         <w:t xml:space="preserve">: See </w:t>
       </w:r>
-      <w:hyperlink r:id="rId117">
-        <w:r>
-          <w:rPr>
-            <w:lang w:val="en_US" w:bidi="en_US"/>
-          </w:rPr>
-          <w:rPr>
-            <w:color w:val="0000EE"/>
-            <w:u w:val="single"/>
-          </w:rPr>
-          <w:t>Exodus 7–14</w:t>
-        </w:r>
-      </w:hyperlink>
+      <w:r>
+        <w:rPr>
+          <w:lang w:val="en_US" w:bidi="en_US"/>
+        </w:rPr>
+        <w:t>Exodus 7–14</w:t>
+      </w:r>
       <w:r>
         <w:rPr>
           <w:lang w:val="en_US" w:bidi="en_US"/>
@@ -10186,18 +9520,12 @@
         </w:rPr>
         <w:t xml:space="preserve">: See </w:t>
       </w:r>
-      <w:hyperlink r:id="rId118">
-        <w:r>
-          <w:rPr>
-            <w:lang w:val="en_US" w:bidi="en_US"/>
-          </w:rPr>
-          <w:rPr>
-            <w:color w:val="0000EE"/>
-            <w:u w:val="single"/>
-          </w:rPr>
-          <w:t>Numbers 21</w:t>
-        </w:r>
-      </w:hyperlink>
+      <w:r>
+        <w:rPr>
+          <w:lang w:val="en_US" w:bidi="en_US"/>
+        </w:rPr>
+        <w:t>Numbers 21</w:t>
+      </w:r>
       <w:r>
         <w:rPr>
           <w:lang w:val="en_US" w:bidi="en_US"/>
@@ -10424,18 +9752,12 @@
         </w:rPr>
         <w:t xml:space="preserve">): Nations confirmed covenants through a ceremony involving cutting animals in half as sacrifices. The parties of the covenant walked between two halves of animals to show their commitment (compare </w:t>
       </w:r>
-      <w:hyperlink r:id="rId119">
-        <w:r>
-          <w:rPr>
-            <w:lang w:val="en_US" w:bidi="en_US"/>
-          </w:rPr>
-          <w:rPr>
-            <w:color w:val="0000EE"/>
-            <w:u w:val="single"/>
-          </w:rPr>
-          <w:t>Genesis 15:9–18</w:t>
-        </w:r>
-      </w:hyperlink>
+      <w:r>
+        <w:rPr>
+          <w:lang w:val="en_US" w:bidi="en_US"/>
+        </w:rPr>
+        <w:t>Genesis 15:9–18</w:t>
+      </w:r>
       <w:r>
         <w:rPr>
           <w:lang w:val="en_US" w:bidi="en_US"/>
@@ -10472,18 +9794,12 @@
         </w:rPr>
         <w:t>In Israel, people swore oaths in the name of the Lord that bound them. violating the oath brought the Lord's judgment for false swearing (</w:t>
       </w:r>
-      <w:hyperlink r:id="rId120">
-        <w:r>
-          <w:rPr>
-            <w:lang w:val="en_US" w:bidi="en_US"/>
-          </w:rPr>
-          <w:rPr>
-            <w:color w:val="0000EE"/>
-            <w:u w:val="single"/>
-          </w:rPr>
-          <w:t>Exodus 20:7</w:t>
-        </w:r>
-      </w:hyperlink>
+      <w:r>
+        <w:rPr>
+          <w:lang w:val="en_US" w:bidi="en_US"/>
+        </w:rPr>
+        <w:t>Exodus 20:7</w:t>
+      </w:r>
       <w:r>
         <w:rPr>
           <w:lang w:val="en_US" w:bidi="en_US"/>
@@ -10551,18 +9867,12 @@
         </w:rPr>
         <w:t xml:space="preserve"> When reporting Israel’s discovery, the author of Joshua repeated the word the Israelites used to express their suspicion of the Gibeonites (</w:t>
       </w:r>
-      <w:hyperlink r:id="rId121">
-        <w:r>
-          <w:rPr>
-            <w:lang w:val="en_US" w:bidi="en_US"/>
-          </w:rPr>
-          <w:rPr>
-            <w:color w:val="0000EE"/>
-            <w:u w:val="single"/>
-          </w:rPr>
-          <w:t>9:7</w:t>
-        </w:r>
-      </w:hyperlink>
+      <w:r>
+        <w:rPr>
+          <w:lang w:val="en_US" w:bidi="en_US"/>
+        </w:rPr>
+        <w:t>9:7</w:t>
+      </w:r>
       <w:r>
         <w:rPr>
           <w:lang w:val="en_US" w:bidi="en_US"/>
@@ -10677,18 +9987,12 @@
         </w:rPr>
         <w:t xml:space="preserve">Israel could not violate this treaty, even though the Gibeonites tricked them into making it. Violating a covenant sworn by an oath before the Lord would have shown a lack of respect for God's name and honor (compare </w:t>
       </w:r>
-      <w:hyperlink r:id="rId122">
-        <w:r>
-          <w:rPr>
-            <w:lang w:val="en_US" w:bidi="en_US"/>
-          </w:rPr>
-          <w:rPr>
-            <w:color w:val="0000EE"/>
-            <w:u w:val="single"/>
-          </w:rPr>
-          <w:t>Genesis 27:30–38</w:t>
-        </w:r>
-      </w:hyperlink>
+      <w:r>
+        <w:rPr>
+          <w:lang w:val="en_US" w:bidi="en_US"/>
+        </w:rPr>
+        <w:t>Genesis 27:30–38</w:t>
+      </w:r>
       <w:r>
         <w:rPr>
           <w:lang w:val="en_US" w:bidi="en_US"/>
@@ -11047,18 +10351,12 @@
         </w:rPr>
         <w:t xml:space="preserve"> means "master of righteousness" or "my master is righteous." An earlier king of Jerusalem was named Melchizedek, which means "king of righteousness" or "my king is righteous." He had been a priest of God Most High and a friend of Abraham (</w:t>
       </w:r>
-      <w:hyperlink r:id="rId123">
-        <w:r>
-          <w:rPr>
-            <w:lang w:val="en_US" w:bidi="en_US"/>
-          </w:rPr>
-          <w:rPr>
-            <w:color w:val="0000EE"/>
-            <w:u w:val="single"/>
-          </w:rPr>
-          <w:t>Genesis 14:18–20</w:t>
-        </w:r>
-      </w:hyperlink>
+      <w:r>
+        <w:rPr>
+          <w:lang w:val="en_US" w:bidi="en_US"/>
+        </w:rPr>
+        <w:t>Genesis 14:18–20</w:t>
+      </w:r>
       <w:r>
         <w:rPr>
           <w:lang w:val="en_US" w:bidi="en_US"/>
@@ -11317,36 +10615,24 @@
         </w:rPr>
         <w:t xml:space="preserve">God once again urged Joshua not to be afraid, assuring him of victory over Israel’s enemies (see also </w:t>
       </w:r>
-      <w:hyperlink r:id="rId79">
-        <w:r>
-          <w:rPr>
-            <w:lang w:val="en_US" w:bidi="en_US"/>
-          </w:rPr>
-          <w:rPr>
-            <w:color w:val="0000EE"/>
-            <w:u w:val="single"/>
-          </w:rPr>
-          <w:t>1:9</w:t>
-        </w:r>
-      </w:hyperlink>
+      <w:r>
+        <w:rPr>
+          <w:lang w:val="en_US" w:bidi="en_US"/>
+        </w:rPr>
+        <w:t>1:9</w:t>
+      </w:r>
       <w:r>
         <w:rPr>
           <w:lang w:val="en_US" w:bidi="en_US"/>
         </w:rPr>
         <w:t xml:space="preserve">; </w:t>
       </w:r>
-      <w:hyperlink r:id="rId124">
-        <w:r>
-          <w:rPr>
-            <w:lang w:val="en_US" w:bidi="en_US"/>
-          </w:rPr>
-          <w:rPr>
-            <w:color w:val="0000EE"/>
-            <w:u w:val="single"/>
-          </w:rPr>
-          <w:t>8:1</w:t>
-        </w:r>
-      </w:hyperlink>
+      <w:r>
+        <w:rPr>
+          <w:lang w:val="en_US" w:bidi="en_US"/>
+        </w:rPr>
+        <w:t>8:1</w:t>
+      </w:r>
       <w:r>
         <w:rPr>
           <w:lang w:val="en_US" w:bidi="en_US"/>
@@ -11861,18 +11147,12 @@
         </w:rPr>
         <w:t>Although the location of Makkedah is uncertain, it was in the same district as Lachish in the southern part of the base of the hills in the west (</w:t>
       </w:r>
-      <w:hyperlink r:id="rId125">
-        <w:r>
-          <w:rPr>
-            <w:lang w:val="en_US" w:bidi="en_US"/>
-          </w:rPr>
-          <w:rPr>
-            <w:color w:val="0000EE"/>
-            <w:u w:val="single"/>
-          </w:rPr>
-          <w:t>15:39–41</w:t>
-        </w:r>
-      </w:hyperlink>
+      <w:r>
+        <w:rPr>
+          <w:lang w:val="en_US" w:bidi="en_US"/>
+        </w:rPr>
+        <w:t>15:39–41</w:t>
+      </w:r>
       <w:r>
         <w:rPr>
           <w:lang w:val="en_US" w:bidi="en_US"/>
@@ -12100,36 +11380,24 @@
         </w:rPr>
         <w:t>Joshua encouraged his men at Makkedah with the same words God used to encourage him before Israel crossed the Jordan River and before the battle of Ai (</w:t>
       </w:r>
-      <w:hyperlink r:id="rId79">
-        <w:r>
-          <w:rPr>
-            <w:lang w:val="en_US" w:bidi="en_US"/>
-          </w:rPr>
-          <w:rPr>
-            <w:color w:val="0000EE"/>
-            <w:u w:val="single"/>
-          </w:rPr>
-          <w:t>1:9</w:t>
-        </w:r>
-      </w:hyperlink>
+      <w:r>
+        <w:rPr>
+          <w:lang w:val="en_US" w:bidi="en_US"/>
+        </w:rPr>
+        <w:t>1:9</w:t>
+      </w:r>
       <w:r>
         <w:rPr>
           <w:lang w:val="en_US" w:bidi="en_US"/>
         </w:rPr>
         <w:t xml:space="preserve">; </w:t>
       </w:r>
-      <w:hyperlink r:id="rId124">
-        <w:r>
-          <w:rPr>
-            <w:lang w:val="en_US" w:bidi="en_US"/>
-          </w:rPr>
-          <w:rPr>
-            <w:color w:val="0000EE"/>
-            <w:u w:val="single"/>
-          </w:rPr>
-          <w:t>8:1</w:t>
-        </w:r>
-      </w:hyperlink>
+      <w:r>
+        <w:rPr>
+          <w:lang w:val="en_US" w:bidi="en_US"/>
+        </w:rPr>
+        <w:t>8:1</w:t>
+      </w:r>
       <w:r>
         <w:rPr>
           <w:lang w:val="en_US" w:bidi="en_US"/>
@@ -12184,18 +11452,12 @@
         </w:rPr>
         <w:t xml:space="preserve">Joshua executed the five kings in the same way he dealt with the king of Ai (see note on </w:t>
       </w:r>
-      <w:hyperlink r:id="rId126">
-        <w:r>
-          <w:rPr>
-            <w:lang w:val="en_US" w:bidi="en_US"/>
-          </w:rPr>
-          <w:rPr>
-            <w:color w:val="0000EE"/>
-            <w:u w:val="single"/>
-          </w:rPr>
-          <w:t>8:29</w:t>
-        </w:r>
-      </w:hyperlink>
+      <w:r>
+        <w:rPr>
+          <w:lang w:val="en_US" w:bidi="en_US"/>
+        </w:rPr>
+        <w:t>8:29</w:t>
+      </w:r>
       <w:r>
         <w:rPr>
           <w:lang w:val="en_US" w:bidi="en_US"/>
@@ -12323,18 +11585,12 @@
         </w:rPr>
         <w:t>Joshua led the Israelites through southern Canaan. They captured several important cities but did not burn them. God had promised that Israel would live in cities they had not built (</w:t>
       </w:r>
-      <w:hyperlink r:id="rId127">
-        <w:r>
-          <w:rPr>
-            <w:lang w:val="en_US" w:bidi="en_US"/>
-          </w:rPr>
-          <w:rPr>
-            <w:color w:val="0000EE"/>
-            <w:u w:val="single"/>
-          </w:rPr>
-          <w:t>Deuteronomy 6:10</w:t>
-        </w:r>
-      </w:hyperlink>
+      <w:r>
+        <w:rPr>
+          <w:lang w:val="en_US" w:bidi="en_US"/>
+        </w:rPr>
+        <w:t>Deuteronomy 6:10</w:t>
+      </w:r>
       <w:r>
         <w:rPr>
           <w:lang w:val="en_US" w:bidi="en_US"/>
@@ -12644,36 +11900,24 @@
         </w:rPr>
         <w:t>This Goshen was not the region in Egypt’s Nile River delta (</w:t>
       </w:r>
-      <w:hyperlink r:id="rId128">
-        <w:r>
-          <w:rPr>
-            <w:lang w:val="en_US" w:bidi="en_US"/>
-          </w:rPr>
-          <w:rPr>
-            <w:color w:val="0000EE"/>
-            <w:u w:val="single"/>
-          </w:rPr>
-          <w:t>Genesis 47:27</w:t>
-        </w:r>
-      </w:hyperlink>
+      <w:r>
+        <w:rPr>
+          <w:lang w:val="en_US" w:bidi="en_US"/>
+        </w:rPr>
+        <w:t>Genesis 47:27</w:t>
+      </w:r>
       <w:r>
         <w:rPr>
           <w:lang w:val="en_US" w:bidi="en_US"/>
         </w:rPr>
         <w:t>). It was a town in the hill country south of Jerusalem (</w:t>
       </w:r>
-      <w:hyperlink r:id="rId129">
-        <w:r>
-          <w:rPr>
-            <w:lang w:val="en_US" w:bidi="en_US"/>
-          </w:rPr>
-          <w:rPr>
-            <w:color w:val="0000EE"/>
-            <w:u w:val="single"/>
-          </w:rPr>
-          <w:t>Joshua 15:51</w:t>
-        </w:r>
-      </w:hyperlink>
+      <w:r>
+        <w:rPr>
+          <w:lang w:val="en_US" w:bidi="en_US"/>
+        </w:rPr>
+        <w:t>Joshua 15:51</w:t>
+      </w:r>
       <w:r>
         <w:rPr>
           <w:lang w:val="en_US" w:bidi="en_US"/>
@@ -12780,18 +12024,12 @@
         </w:rPr>
         <w:t xml:space="preserve">Hazor was on the international trade route and was the largest and most important non-coastal city of Canaan (see </w:t>
       </w:r>
-      <w:hyperlink r:id="rId99">
-        <w:r>
-          <w:rPr>
-            <w:lang w:val="en_US" w:bidi="en_US"/>
-          </w:rPr>
-          <w:rPr>
-            <w:color w:val="0000EE"/>
-            <w:u w:val="single"/>
-          </w:rPr>
-          <w:t>11:10</w:t>
-        </w:r>
-      </w:hyperlink>
+      <w:r>
+        <w:rPr>
+          <w:lang w:val="en_US" w:bidi="en_US"/>
+        </w:rPr>
+        <w:t>11:10</w:t>
+      </w:r>
       <w:r>
         <w:rPr>
           <w:lang w:val="en_US" w:bidi="en_US"/>
@@ -12920,36 +12158,24 @@
         </w:rPr>
         <w:t xml:space="preserve">The detailed accounts of Joshua’s campaign in southern Canaan show that the Israelites needed God's help to succeed (chapters </w:t>
       </w:r>
-      <w:hyperlink r:id="rId130">
-        <w:r>
-          <w:rPr>
-            <w:lang w:val="en_US" w:bidi="en_US"/>
-          </w:rPr>
-          <w:rPr>
-            <w:color w:val="0000EE"/>
-            <w:u w:val="single"/>
-          </w:rPr>
-          <w:t>6–10</w:t>
-        </w:r>
-      </w:hyperlink>
+      <w:r>
+        <w:rPr>
+          <w:lang w:val="en_US" w:bidi="en_US"/>
+        </w:rPr>
+        <w:t>6–10</w:t>
+      </w:r>
       <w:r>
         <w:rPr>
           <w:lang w:val="en_US" w:bidi="en_US"/>
         </w:rPr>
         <w:t xml:space="preserve">). The same was true for the northern campaign (chapter </w:t>
       </w:r>
-      <w:hyperlink r:id="rId131">
-        <w:r>
-          <w:rPr>
-            <w:lang w:val="en_US" w:bidi="en_US"/>
-          </w:rPr>
-          <w:rPr>
-            <w:color w:val="0000EE"/>
-            <w:u w:val="single"/>
-          </w:rPr>
-          <w:t>11</w:t>
-        </w:r>
-      </w:hyperlink>
+      <w:r>
+        <w:rPr>
+          <w:lang w:val="en_US" w:bidi="en_US"/>
+        </w:rPr>
+        <w:t>11</w:t>
+      </w:r>
       <w:r>
         <w:rPr>
           <w:lang w:val="en_US" w:bidi="en_US"/>
@@ -13177,36 +12403,24 @@
         </w:rPr>
         <w:t xml:space="preserve">: God wanted Israel to rely on him instead of weapons and equipment (compare </w:t>
       </w:r>
-      <w:hyperlink r:id="rId132">
-        <w:r>
-          <w:rPr>
-            <w:lang w:val="en_US" w:bidi="en_US"/>
-          </w:rPr>
-          <w:rPr>
-            <w:color w:val="0000EE"/>
-            <w:u w:val="single"/>
-          </w:rPr>
-          <w:t>Deuteronomy 17:16</w:t>
-        </w:r>
-      </w:hyperlink>
+      <w:r>
+        <w:rPr>
+          <w:lang w:val="en_US" w:bidi="en_US"/>
+        </w:rPr>
+        <w:t>Deuteronomy 17:16</w:t>
+      </w:r>
       <w:r>
         <w:rPr>
           <w:lang w:val="en_US" w:bidi="en_US"/>
         </w:rPr>
         <w:t xml:space="preserve">; </w:t>
       </w:r>
-      <w:hyperlink r:id="rId133">
-        <w:r>
-          <w:rPr>
-            <w:lang w:val="en_US" w:bidi="en_US"/>
-          </w:rPr>
-          <w:rPr>
-            <w:color w:val="0000EE"/>
-            <w:u w:val="single"/>
-          </w:rPr>
-          <w:t>Isaiah 31:1</w:t>
-        </w:r>
-      </w:hyperlink>
+      <w:r>
+        <w:rPr>
+          <w:lang w:val="en_US" w:bidi="en_US"/>
+        </w:rPr>
+        <w:t>Isaiah 31:1</w:t>
+      </w:r>
       <w:r>
         <w:rPr>
           <w:lang w:val="en_US" w:bidi="en_US"/>
@@ -13454,36 +12668,24 @@
         </w:rPr>
         <w:t>Joshua burned only Hazor in the north, just as he had destroyed Jericho and Ai in the center of the land (</w:t>
       </w:r>
-      <w:hyperlink r:id="rId134">
-        <w:r>
-          <w:rPr>
-            <w:lang w:val="en_US" w:bidi="en_US"/>
-          </w:rPr>
-          <w:rPr>
-            <w:color w:val="0000EE"/>
-            <w:u w:val="single"/>
-          </w:rPr>
-          <w:t>6:24</w:t>
-        </w:r>
-      </w:hyperlink>
+      <w:r>
+        <w:rPr>
+          <w:lang w:val="en_US" w:bidi="en_US"/>
+        </w:rPr>
+        <w:t>6:24</w:t>
+      </w:r>
       <w:r>
         <w:rPr>
           <w:lang w:val="en_US" w:bidi="en_US"/>
         </w:rPr>
         <w:t xml:space="preserve">; </w:t>
       </w:r>
-      <w:hyperlink r:id="rId135">
-        <w:r>
-          <w:rPr>
-            <w:lang w:val="en_US" w:bidi="en_US"/>
-          </w:rPr>
-          <w:rPr>
-            <w:color w:val="0000EE"/>
-            <w:u w:val="single"/>
-          </w:rPr>
-          <w:t>8:28</w:t>
-        </w:r>
-      </w:hyperlink>
+      <w:r>
+        <w:rPr>
+          <w:lang w:val="en_US" w:bidi="en_US"/>
+        </w:rPr>
+        <w:t>8:28</w:t>
+      </w:r>
       <w:r>
         <w:rPr>
           <w:lang w:val="en_US" w:bidi="en_US"/>
@@ -13564,18 +12766,12 @@
         </w:rPr>
         <w:t>Moses, or "Book of the Law" (</w:t>
       </w:r>
-      <w:hyperlink r:id="rId136">
-        <w:r>
-          <w:rPr>
-            <w:lang w:val="en_US" w:bidi="en_US"/>
-          </w:rPr>
-          <w:rPr>
-            <w:color w:val="0000EE"/>
-            <w:u w:val="single"/>
-          </w:rPr>
-          <w:t>1:7–10</w:t>
-        </w:r>
-      </w:hyperlink>
+      <w:r>
+        <w:rPr>
+          <w:lang w:val="en_US" w:bidi="en_US"/>
+        </w:rPr>
+        <w:t>1:7–10</w:t>
+      </w:r>
       <w:r>
         <w:rPr>
           <w:lang w:val="en_US" w:bidi="en_US"/>
@@ -13630,18 +12826,12 @@
         </w:rPr>
         <w:t xml:space="preserve">The initial victories in the southern and northern campaigns were quick and decisive. However, capturing strong cities took much longer. After Israel crossed the Jordan River, the entire campaign for Canaan possibly lasted five years (see </w:t>
       </w:r>
-      <w:hyperlink r:id="rId137">
-        <w:r>
-          <w:rPr>
-            <w:lang w:val="en_US" w:bidi="en_US"/>
-          </w:rPr>
-          <w:rPr>
-            <w:color w:val="0000EE"/>
-            <w:u w:val="single"/>
-          </w:rPr>
-          <w:t>14:10</w:t>
-        </w:r>
-      </w:hyperlink>
+      <w:r>
+        <w:rPr>
+          <w:lang w:val="en_US" w:bidi="en_US"/>
+        </w:rPr>
+        <w:t>14:10</w:t>
+      </w:r>
       <w:r>
         <w:rPr>
           <w:lang w:val="en_US" w:bidi="en_US"/>
@@ -13720,18 +12910,12 @@
         </w:rPr>
         <w:t xml:space="preserve"> (</w:t>
       </w:r>
-      <w:hyperlink r:id="rId138">
-        <w:r>
-          <w:rPr>
-            <w:lang w:val="en_US" w:bidi="en_US"/>
-          </w:rPr>
-          <w:rPr>
-            <w:color w:val="0000EE"/>
-            <w:u w:val="single"/>
-          </w:rPr>
-          <w:t>Genesis 15:16</w:t>
-        </w:r>
-      </w:hyperlink>
+      <w:r>
+        <w:rPr>
+          <w:lang w:val="en_US" w:bidi="en_US"/>
+        </w:rPr>
+        <w:t>Genesis 15:16</w:t>
+      </w:r>
       <w:r>
         <w:rPr>
           <w:lang w:val="en_US" w:bidi="en_US"/>
@@ -13793,36 +12977,24 @@
         </w:rPr>
         <w:t xml:space="preserve">: See </w:t>
       </w:r>
-      <w:hyperlink r:id="rId139">
-        <w:r>
-          <w:rPr>
-            <w:lang w:val="en_US" w:bidi="en_US"/>
-          </w:rPr>
-          <w:rPr>
-            <w:color w:val="0000EE"/>
-            <w:u w:val="single"/>
-          </w:rPr>
-          <w:t>Numbers 13:28,</w:t>
-        </w:r>
-      </w:hyperlink>
+      <w:r>
+        <w:rPr>
+          <w:lang w:val="en_US" w:bidi="en_US"/>
+        </w:rPr>
+        <w:t>Numbers 13:28,</w:t>
+      </w:r>
       <w:r>
         <w:rPr>
           <w:lang w:val="en_US" w:bidi="en_US"/>
         </w:rPr>
         <w:t xml:space="preserve"> </w:t>
       </w:r>
-      <w:hyperlink r:id="rId140">
-        <w:r>
-          <w:rPr>
-            <w:lang w:val="en_US" w:bidi="en_US"/>
-          </w:rPr>
-          <w:rPr>
-            <w:color w:val="0000EE"/>
-            <w:u w:val="single"/>
-          </w:rPr>
-          <w:t>33</w:t>
-        </w:r>
-      </w:hyperlink>
+      <w:r>
+        <w:rPr>
+          <w:lang w:val="en_US" w:bidi="en_US"/>
+        </w:rPr>
+        <w:t>33</w:t>
+      </w:r>
       <w:r>
         <w:rPr>
           <w:lang w:val="en_US" w:bidi="en_US"/>
@@ -13970,36 +13142,24 @@
         </w:rPr>
         <w:t xml:space="preserve">The Arnon River flows into the Dead Sea halfway down its eastern side, forming the Arnon Valley. Israel started its conquests here (see </w:t>
       </w:r>
-      <w:hyperlink r:id="rId141">
-        <w:r>
-          <w:rPr>
-            <w:lang w:val="en_US" w:bidi="en_US"/>
-          </w:rPr>
-          <w:rPr>
-            <w:color w:val="0000EE"/>
-            <w:u w:val="single"/>
-          </w:rPr>
-          <w:t>Numbers 21:13–15</w:t>
-        </w:r>
-      </w:hyperlink>
+      <w:r>
+        <w:rPr>
+          <w:lang w:val="en_US" w:bidi="en_US"/>
+        </w:rPr>
+        <w:t>Numbers 21:13–15</w:t>
+      </w:r>
       <w:r>
         <w:rPr>
           <w:lang w:val="en_US" w:bidi="en_US"/>
         </w:rPr>
         <w:t xml:space="preserve">, </w:t>
       </w:r>
-      <w:hyperlink r:id="rId39">
-        <w:r>
-          <w:rPr>
-            <w:lang w:val="en_US" w:bidi="en_US"/>
-          </w:rPr>
-          <w:rPr>
-            <w:color w:val="0000EE"/>
-            <w:u w:val="single"/>
-          </w:rPr>
-          <w:t>21–35</w:t>
-        </w:r>
-      </w:hyperlink>
+      <w:r>
+        <w:rPr>
+          <w:lang w:val="en_US" w:bidi="en_US"/>
+        </w:rPr>
+        <w:t>21–35</w:t>
+      </w:r>
       <w:r>
         <w:rPr>
           <w:lang w:val="en_US" w:bidi="en_US"/>
@@ -14072,18 +13232,12 @@
         </w:rPr>
         <w:t xml:space="preserve">This chapter summarizes Israel's victories on both sides of the Jordan River. It then moves to Joshua distributing the land of Canaan among the tribes of Israel (chapter </w:t>
       </w:r>
-      <w:hyperlink r:id="rId142">
-        <w:r>
-          <w:rPr>
-            <w:lang w:val="en_US" w:bidi="en_US"/>
-          </w:rPr>
-          <w:rPr>
-            <w:color w:val="0000EE"/>
-            <w:u w:val="single"/>
-          </w:rPr>
-          <w:t>13</w:t>
-        </w:r>
-      </w:hyperlink>
+      <w:r>
+        <w:rPr>
+          <w:lang w:val="en_US" w:bidi="en_US"/>
+        </w:rPr>
+        <w:t>13</w:t>
+      </w:r>
       <w:r>
         <w:rPr>
           <w:lang w:val="en_US" w:bidi="en_US"/>
@@ -14138,36 +13292,24 @@
         </w:rPr>
         <w:t xml:space="preserve">Sihon controlled the northern Jordan Valley up to the Sea of Galilee, but not northern Gilead (see </w:t>
       </w:r>
-      <w:hyperlink r:id="rId143">
-        <w:r>
-          <w:rPr>
-            <w:lang w:val="en_US" w:bidi="en_US"/>
-          </w:rPr>
-          <w:rPr>
-            <w:color w:val="0000EE"/>
-            <w:u w:val="single"/>
-          </w:rPr>
-          <w:t>Numbers 21:24–25</w:t>
-        </w:r>
-      </w:hyperlink>
+      <w:r>
+        <w:rPr>
+          <w:lang w:val="en_US" w:bidi="en_US"/>
+        </w:rPr>
+        <w:t>Numbers 21:24–25</w:t>
+      </w:r>
       <w:r>
         <w:rPr>
           <w:lang w:val="en_US" w:bidi="en_US"/>
         </w:rPr>
         <w:t xml:space="preserve">; </w:t>
       </w:r>
-      <w:hyperlink r:id="rId144">
-        <w:r>
-          <w:rPr>
-            <w:lang w:val="en_US" w:bidi="en_US"/>
-          </w:rPr>
-          <w:rPr>
-            <w:color w:val="0000EE"/>
-            <w:u w:val="single"/>
-          </w:rPr>
-          <w:t>Joshua 12:5</w:t>
-        </w:r>
-      </w:hyperlink>
+      <w:r>
+        <w:rPr>
+          <w:lang w:val="en_US" w:bidi="en_US"/>
+        </w:rPr>
+        <w:t>Joshua 12:5</w:t>
+      </w:r>
       <w:r>
         <w:rPr>
           <w:lang w:val="en_US" w:bidi="en_US"/>
@@ -14226,18 +13368,12 @@
         </w:rPr>
         <w:t>Beth-jeshimoth was where Israel camped in the plains of Moab (</w:t>
       </w:r>
-      <w:hyperlink r:id="rId145">
-        <w:r>
-          <w:rPr>
-            <w:lang w:val="en_US" w:bidi="en_US"/>
-          </w:rPr>
-          <w:rPr>
-            <w:color w:val="0000EE"/>
-            <w:u w:val="single"/>
-          </w:rPr>
-          <w:t>Numbers 33:49</w:t>
-        </w:r>
-      </w:hyperlink>
+      <w:r>
+        <w:rPr>
+          <w:lang w:val="en_US" w:bidi="en_US"/>
+        </w:rPr>
+        <w:t>Numbers 33:49</w:t>
+      </w:r>
       <w:r>
         <w:rPr>
           <w:lang w:val="en_US" w:bidi="en_US"/>
@@ -14262,18 +13398,12 @@
         </w:rPr>
         <w:t>Moses viewed the promised land from Mount Pisgah (</w:t>
       </w:r>
-      <w:hyperlink r:id="rId146">
-        <w:r>
-          <w:rPr>
-            <w:lang w:val="en_US" w:bidi="en_US"/>
-          </w:rPr>
-          <w:rPr>
-            <w:color w:val="0000EE"/>
-            <w:u w:val="single"/>
-          </w:rPr>
-          <w:t>Deuteronomy 34:1</w:t>
-        </w:r>
-      </w:hyperlink>
+      <w:r>
+        <w:rPr>
+          <w:lang w:val="en_US" w:bidi="en_US"/>
+        </w:rPr>
+        <w:t>Deuteronomy 34:1</w:t>
+      </w:r>
       <w:r>
         <w:rPr>
           <w:lang w:val="en_US" w:bidi="en_US"/>
@@ -14339,18 +13469,12 @@
         </w:rPr>
         <w:t xml:space="preserve">: See </w:t>
       </w:r>
-      <w:hyperlink r:id="rId147">
-        <w:r>
-          <w:rPr>
-            <w:lang w:val="en_US" w:bidi="en_US"/>
-          </w:rPr>
-          <w:rPr>
-            <w:color w:val="0000EE"/>
-            <w:u w:val="single"/>
-          </w:rPr>
-          <w:t>Numbers 21:33–35</w:t>
-        </w:r>
-      </w:hyperlink>
+      <w:r>
+        <w:rPr>
+          <w:lang w:val="en_US" w:bidi="en_US"/>
+        </w:rPr>
+        <w:t>Numbers 21:33–35</w:t>
+      </w:r>
       <w:r>
         <w:rPr>
           <w:lang w:val="en_US" w:bidi="en_US"/>
@@ -14395,18 +13519,12 @@
         </w:rPr>
         <w:t xml:space="preserve">were very tall (see </w:t>
       </w:r>
-      <w:hyperlink r:id="rId148">
-        <w:r>
-          <w:rPr>
-            <w:lang w:val="en_US" w:bidi="en_US"/>
-          </w:rPr>
-          <w:rPr>
-            <w:color w:val="0000EE"/>
-            <w:u w:val="single"/>
-          </w:rPr>
-          <w:t>Deuteronomy 3:11</w:t>
-        </w:r>
-      </w:hyperlink>
+      <w:r>
+        <w:rPr>
+          <w:lang w:val="en_US" w:bidi="en_US"/>
+        </w:rPr>
+        <w:t>Deuteronomy 3:11</w:t>
+      </w:r>
       <w:r>
         <w:rPr>
           <w:lang w:val="en_US" w:bidi="en_US"/>
@@ -14493,18 +13611,12 @@
         </w:rPr>
         <w:t xml:space="preserve">: See </w:t>
       </w:r>
-      <w:hyperlink r:id="rId149">
-        <w:r>
-          <w:rPr>
-            <w:lang w:val="en_US" w:bidi="en_US"/>
-          </w:rPr>
-          <w:rPr>
-            <w:color w:val="0000EE"/>
-            <w:u w:val="single"/>
-          </w:rPr>
-          <w:t>Numbers 32</w:t>
-        </w:r>
-      </w:hyperlink>
+      <w:r>
+        <w:rPr>
+          <w:lang w:val="en_US" w:bidi="en_US"/>
+        </w:rPr>
+        <w:t>Numbers 32</w:t>
+      </w:r>
       <w:r>
         <w:rPr>
           <w:lang w:val="en_US" w:bidi="en_US"/>
@@ -14912,54 +14024,36 @@
         </w:rPr>
         <w:t>The Philistines were part of the Sea Peoples who migrated from the Aegean region a few decades after Israel entered Canaan. They settled along the southwestern Mediterranean coast, west and southwest of Judah. They came from Caphtor or Crete (</w:t>
       </w:r>
-      <w:hyperlink r:id="rId150">
-        <w:r>
-          <w:rPr>
-            <w:lang w:val="en_US" w:bidi="en_US"/>
-          </w:rPr>
-          <w:rPr>
-            <w:color w:val="0000EE"/>
-            <w:u w:val="single"/>
-          </w:rPr>
-          <w:t>Deut 2:23</w:t>
-        </w:r>
-      </w:hyperlink>
+      <w:r>
+        <w:rPr>
+          <w:lang w:val="en_US" w:bidi="en_US"/>
+        </w:rPr>
+        <w:t>Deut 2:23</w:t>
+      </w:r>
       <w:r>
         <w:rPr>
           <w:lang w:val="en_US" w:bidi="en_US"/>
         </w:rPr>
         <w:t xml:space="preserve">; </w:t>
       </w:r>
-      <w:hyperlink r:id="rId151">
-        <w:r>
-          <w:rPr>
-            <w:lang w:val="en_US" w:bidi="en_US"/>
-          </w:rPr>
-          <w:rPr>
-            <w:color w:val="0000EE"/>
-            <w:u w:val="single"/>
-          </w:rPr>
-          <w:t>Amos 9:7</w:t>
-        </w:r>
-      </w:hyperlink>
+      <w:r>
+        <w:rPr>
+          <w:lang w:val="en_US" w:bidi="en_US"/>
+        </w:rPr>
+        <w:t>Amos 9:7</w:t>
+      </w:r>
       <w:r>
         <w:rPr>
           <w:lang w:val="en_US" w:bidi="en_US"/>
         </w:rPr>
         <w:t xml:space="preserve">). • These Geshurites were from a southern territory, not the northern Geshurites (compare </w:t>
       </w:r>
-      <w:hyperlink r:id="rId144">
-        <w:r>
-          <w:rPr>
-            <w:lang w:val="en_US" w:bidi="en_US"/>
-          </w:rPr>
-          <w:rPr>
-            <w:color w:val="0000EE"/>
-            <w:u w:val="single"/>
-          </w:rPr>
-          <w:t>Josh 12:5</w:t>
-        </w:r>
-      </w:hyperlink>
+      <w:r>
+        <w:rPr>
+          <w:lang w:val="en_US" w:bidi="en_US"/>
+        </w:rPr>
+        <w:t>Josh 12:5</w:t>
+      </w:r>
       <w:r>
         <w:rPr>
           <w:lang w:val="en_US" w:bidi="en_US"/>
@@ -15060,18 +14154,12 @@
         </w:rPr>
         <w:t>The Philistines replaced the Avvites (</w:t>
       </w:r>
-      <w:hyperlink r:id="rId150">
-        <w:r>
-          <w:rPr>
-            <w:lang w:val="en_US" w:bidi="en_US"/>
-          </w:rPr>
-          <w:rPr>
-            <w:color w:val="0000EE"/>
-            <w:u w:val="single"/>
-          </w:rPr>
-          <w:t>Deuteronomy 2:23</w:t>
-        </w:r>
-      </w:hyperlink>
+      <w:r>
+        <w:rPr>
+          <w:lang w:val="en_US" w:bidi="en_US"/>
+        </w:rPr>
+        <w:t>Deuteronomy 2:23</w:t>
+      </w:r>
       <w:r>
         <w:rPr>
           <w:lang w:val="en_US" w:bidi="en_US"/>
@@ -15126,54 +14214,36 @@
         </w:rPr>
         <w:t xml:space="preserve">The Sidonians were also known as Phoenicians (see </w:t>
       </w:r>
-      <w:hyperlink r:id="rId152">
-        <w:r>
-          <w:rPr>
-            <w:lang w:val="en_US" w:bidi="en_US"/>
-          </w:rPr>
-          <w:rPr>
-            <w:color w:val="0000EE"/>
-            <w:u w:val="single"/>
-          </w:rPr>
-          <w:t>Isaiah 23:11</w:t>
-        </w:r>
-      </w:hyperlink>
+      <w:r>
+        <w:rPr>
+          <w:lang w:val="en_US" w:bidi="en_US"/>
+        </w:rPr>
+        <w:t>Isaiah 23:11</w:t>
+      </w:r>
       <w:r>
         <w:rPr>
           <w:lang w:val="en_US" w:bidi="en_US"/>
         </w:rPr>
         <w:t xml:space="preserve">; </w:t>
       </w:r>
-      <w:hyperlink r:id="rId153">
-        <w:r>
-          <w:rPr>
-            <w:lang w:val="en_US" w:bidi="en_US"/>
-          </w:rPr>
-          <w:rPr>
-            <w:color w:val="0000EE"/>
-            <w:u w:val="single"/>
-          </w:rPr>
-          <w:t>Obadiah 1:20</w:t>
-        </w:r>
-      </w:hyperlink>
+      <w:r>
+        <w:rPr>
+          <w:lang w:val="en_US" w:bidi="en_US"/>
+        </w:rPr>
+        <w:t>Obadiah 1:20</w:t>
+      </w:r>
       <w:r>
         <w:rPr>
           <w:lang w:val="en_US" w:bidi="en_US"/>
         </w:rPr>
         <w:t xml:space="preserve">; </w:t>
       </w:r>
-      <w:hyperlink r:id="rId154">
-        <w:r>
-          <w:rPr>
-            <w:lang w:val="en_US" w:bidi="en_US"/>
-          </w:rPr>
-          <w:rPr>
-            <w:color w:val="0000EE"/>
-            <w:u w:val="single"/>
-          </w:rPr>
-          <w:t>Acts 11:19</w:t>
-        </w:r>
-      </w:hyperlink>
+      <w:r>
+        <w:rPr>
+          <w:lang w:val="en_US" w:bidi="en_US"/>
+        </w:rPr>
+        <w:t>Acts 11:19</w:t>
+      </w:r>
       <w:r>
         <w:rPr>
           <w:lang w:val="en_US" w:bidi="en_US"/>
@@ -15276,72 +14346,48 @@
         </w:rPr>
         <w:t>Half the tribe of Manasseh and the tribes of Reuben and Gad asked Moses for land on the east side of the Jordan. This land was once the kingdoms of Sihon and Og (</w:t>
       </w:r>
-      <w:hyperlink r:id="rId39">
-        <w:r>
-          <w:rPr>
-            <w:lang w:val="en_US" w:bidi="en_US"/>
-          </w:rPr>
-          <w:rPr>
-            <w:color w:val="0000EE"/>
-            <w:u w:val="single"/>
-          </w:rPr>
-          <w:t>Numbers 21:21–35</w:t>
-        </w:r>
-      </w:hyperlink>
+      <w:r>
+        <w:rPr>
+          <w:lang w:val="en_US" w:bidi="en_US"/>
+        </w:rPr>
+        <w:t>Numbers 21:21–35</w:t>
+      </w:r>
       <w:r>
         <w:rPr>
           <w:lang w:val="en_US" w:bidi="en_US"/>
         </w:rPr>
         <w:t xml:space="preserve">; </w:t>
       </w:r>
-      <w:hyperlink r:id="rId149">
-        <w:r>
-          <w:rPr>
-            <w:lang w:val="en_US" w:bidi="en_US"/>
-          </w:rPr>
-          <w:rPr>
-            <w:color w:val="0000EE"/>
-            <w:u w:val="single"/>
-          </w:rPr>
-          <w:t>32:1–42</w:t>
-        </w:r>
-      </w:hyperlink>
+      <w:r>
+        <w:rPr>
+          <w:lang w:val="en_US" w:bidi="en_US"/>
+        </w:rPr>
+        <w:t>32:1–42</w:t>
+      </w:r>
       <w:r>
         <w:rPr>
           <w:lang w:val="en_US" w:bidi="en_US"/>
         </w:rPr>
         <w:t>). In return, they helped the rest of Israel claim their land west of the Jordan (</w:t>
       </w:r>
-      <w:hyperlink r:id="rId155">
-        <w:r>
-          <w:rPr>
-            <w:lang w:val="en_US" w:bidi="en_US"/>
-          </w:rPr>
-          <w:rPr>
-            <w:color w:val="0000EE"/>
-            <w:u w:val="single"/>
-          </w:rPr>
-          <w:t>Joshua 1:12–18</w:t>
-        </w:r>
-      </w:hyperlink>
+      <w:r>
+        <w:rPr>
+          <w:lang w:val="en_US" w:bidi="en_US"/>
+        </w:rPr>
+        <w:t>Joshua 1:12–18</w:t>
+      </w:r>
       <w:r>
         <w:rPr>
           <w:lang w:val="en_US" w:bidi="en_US"/>
         </w:rPr>
         <w:t xml:space="preserve">; </w:t>
       </w:r>
-      <w:hyperlink r:id="rId156">
-        <w:r>
-          <w:rPr>
-            <w:lang w:val="en_US" w:bidi="en_US"/>
-          </w:rPr>
-          <w:rPr>
-            <w:color w:val="0000EE"/>
-            <w:u w:val="single"/>
-          </w:rPr>
-          <w:t>4:12–13</w:t>
-        </w:r>
-      </w:hyperlink>
+      <w:r>
+        <w:rPr>
+          <w:lang w:val="en_US" w:bidi="en_US"/>
+        </w:rPr>
+        <w:t>4:12–13</w:t>
+      </w:r>
       <w:r>
         <w:rPr>
           <w:lang w:val="en_US" w:bidi="en_US"/>
@@ -15396,36 +14442,24 @@
         </w:rPr>
         <w:t xml:space="preserve">The tribe of Levi did not receive its own tribal land (land passed down to a tribe as an inheritance). Instead, Levitical cities were spread throughout the territories of the other tribes (see </w:t>
       </w:r>
-      <w:hyperlink r:id="rId157">
-        <w:r>
-          <w:rPr>
-            <w:lang w:val="en_US" w:bidi="en_US"/>
-          </w:rPr>
-          <w:rPr>
-            <w:color w:val="0000EE"/>
-            <w:u w:val="single"/>
-          </w:rPr>
-          <w:t>Deuteronomy 18:1–8</w:t>
-        </w:r>
-      </w:hyperlink>
+      <w:r>
+        <w:rPr>
+          <w:lang w:val="en_US" w:bidi="en_US"/>
+        </w:rPr>
+        <w:t>Deuteronomy 18:1–8</w:t>
+      </w:r>
       <w:r>
         <w:rPr>
           <w:lang w:val="en_US" w:bidi="en_US"/>
         </w:rPr>
         <w:t xml:space="preserve">; </w:t>
       </w:r>
-      <w:hyperlink r:id="rId158">
-        <w:r>
-          <w:rPr>
-            <w:lang w:val="en_US" w:bidi="en_US"/>
-          </w:rPr>
-          <w:rPr>
-            <w:color w:val="0000EE"/>
-            <w:u w:val="single"/>
-          </w:rPr>
-          <w:t>Joshua 21</w:t>
-        </w:r>
-      </w:hyperlink>
+      <w:r>
+        <w:rPr>
+          <w:lang w:val="en_US" w:bidi="en_US"/>
+        </w:rPr>
+        <w:t>Joshua 21</w:t>
+      </w:r>
       <w:r>
         <w:rPr>
           <w:lang w:val="en_US" w:bidi="en_US"/>
@@ -15480,36 +14514,24 @@
         </w:rPr>
         <w:t>Reuben, Jacob's first son by Leah, lost his inheritance because he slept with his father's concubine (</w:t>
       </w:r>
-      <w:hyperlink r:id="rId159">
-        <w:r>
-          <w:rPr>
-            <w:lang w:val="en_US" w:bidi="en_US"/>
-          </w:rPr>
-          <w:rPr>
-            <w:color w:val="0000EE"/>
-            <w:u w:val="single"/>
-          </w:rPr>
-          <w:t>Genesis 29:32</w:t>
-        </w:r>
-      </w:hyperlink>
+      <w:r>
+        <w:rPr>
+          <w:lang w:val="en_US" w:bidi="en_US"/>
+        </w:rPr>
+        <w:t>Genesis 29:32</w:t>
+      </w:r>
       <w:r>
         <w:rPr>
           <w:lang w:val="en_US" w:bidi="en_US"/>
         </w:rPr>
         <w:t xml:space="preserve">; </w:t>
       </w:r>
-      <w:hyperlink r:id="rId160">
-        <w:r>
-          <w:rPr>
-            <w:lang w:val="en_US" w:bidi="en_US"/>
-          </w:rPr>
-          <w:rPr>
-            <w:color w:val="0000EE"/>
-            <w:u w:val="single"/>
-          </w:rPr>
-          <w:t>35:22</w:t>
-        </w:r>
-      </w:hyperlink>
+      <w:r>
+        <w:rPr>
+          <w:lang w:val="en_US" w:bidi="en_US"/>
+        </w:rPr>
+        <w:t>35:22</w:t>
+      </w:r>
       <w:r>
         <w:rPr>
           <w:lang w:val="en_US" w:bidi="en_US"/>
@@ -15564,18 +14586,12 @@
         </w:rPr>
         <w:t>The leaders of Midian were likely kings or sheiks (local rulers of small city-states) south of Sihon’s kingdom (</w:t>
       </w:r>
-      <w:hyperlink r:id="rId161">
-        <w:r>
-          <w:rPr>
-            <w:lang w:val="en_US" w:bidi="en_US"/>
-          </w:rPr>
-          <w:rPr>
-            <w:color w:val="0000EE"/>
-            <w:u w:val="single"/>
-          </w:rPr>
-          <w:t>Numbers 31:8</w:t>
-        </w:r>
-      </w:hyperlink>
+      <w:r>
+        <w:rPr>
+          <w:lang w:val="en_US" w:bidi="en_US"/>
+        </w:rPr>
+        <w:t>Numbers 31:8</w:t>
+      </w:r>
       <w:r>
         <w:rPr>
           <w:lang w:val="en_US" w:bidi="en_US"/>
@@ -15649,18 +14665,12 @@
         </w:rPr>
         <w:t xml:space="preserve"> (</w:t>
       </w:r>
-      <w:hyperlink r:id="rId162">
-        <w:r>
-          <w:rPr>
-            <w:lang w:val="en_US" w:bidi="en_US"/>
-          </w:rPr>
-          <w:rPr>
-            <w:color w:val="0000EE"/>
-            <w:u w:val="single"/>
-          </w:rPr>
-          <w:t>Numbers 31:16</w:t>
-        </w:r>
-      </w:hyperlink>
+      <w:r>
+        <w:rPr>
+          <w:lang w:val="en_US" w:bidi="en_US"/>
+        </w:rPr>
+        <w:t>Numbers 31:16</w:t>
+      </w:r>
       <w:r>
         <w:rPr>
           <w:lang w:val="en_US" w:bidi="en_US"/>
@@ -15680,18 +14690,12 @@
         </w:rPr>
         <w:t xml:space="preserve"> from cursing Israel (</w:t>
       </w:r>
-      <w:hyperlink r:id="rId163">
-        <w:r>
-          <w:rPr>
-            <w:lang w:val="en_US" w:bidi="en_US"/>
-          </w:rPr>
-          <w:rPr>
-            <w:color w:val="0000EE"/>
-            <w:u w:val="single"/>
-          </w:rPr>
-          <w:t>Numbers 22–25</w:t>
-        </w:r>
-      </w:hyperlink>
+      <w:r>
+        <w:rPr>
+          <w:lang w:val="en_US" w:bidi="en_US"/>
+        </w:rPr>
+        <w:t>Numbers 22–25</w:t>
+      </w:r>
       <w:r>
         <w:rPr>
           <w:lang w:val="en_US" w:bidi="en_US"/>
@@ -15794,18 +14798,12 @@
         </w:rPr>
         <w:t xml:space="preserve">Manasseh was Joseph’s elder son. Jacob gave Joseph’s sons each a full inheritance, thus giving Joseph a double portion of the birthright (see </w:t>
       </w:r>
-      <w:hyperlink r:id="rId164">
-        <w:r>
-          <w:rPr>
-            <w:lang w:val="en_US" w:bidi="en_US"/>
-          </w:rPr>
-          <w:rPr>
-            <w:color w:val="0000EE"/>
-            <w:u w:val="single"/>
-          </w:rPr>
-          <w:t>14:4</w:t>
-        </w:r>
-      </w:hyperlink>
+      <w:r>
+        <w:rPr>
+          <w:lang w:val="en_US" w:bidi="en_US"/>
+        </w:rPr>
+        <w:t>14:4</w:t>
+      </w:r>
       <w:r>
         <w:rPr>
           <w:lang w:val="en_US" w:bidi="en_US"/>
@@ -15860,18 +14858,12 @@
         </w:rPr>
         <w:t>Jair was a great-grandson of Manasseh (</w:t>
       </w:r>
-      <w:hyperlink r:id="rId165">
-        <w:r>
-          <w:rPr>
-            <w:lang w:val="en_US" w:bidi="en_US"/>
-          </w:rPr>
-          <w:rPr>
-            <w:color w:val="0000EE"/>
-            <w:u w:val="single"/>
-          </w:rPr>
-          <w:t>1 Chronicles 2:21–22</w:t>
-        </w:r>
-      </w:hyperlink>
+      <w:r>
+        <w:rPr>
+          <w:lang w:val="en_US" w:bidi="en_US"/>
+        </w:rPr>
+        <w:t>1 Chronicles 2:21–22</w:t>
+      </w:r>
       <w:r>
         <w:rPr>
           <w:lang w:val="en_US" w:bidi="en_US"/>
@@ -15996,72 +14988,48 @@
         </w:rPr>
         <w:t>The one narrating the story begins this section with Caleb receiving land and ends with Joshua receiving land (</w:t>
       </w:r>
-      <w:hyperlink r:id="rId166">
-        <w:r>
-          <w:rPr>
-            <w:lang w:val="en_US" w:bidi="en_US"/>
-          </w:rPr>
-          <w:rPr>
-            <w:color w:val="0000EE"/>
-            <w:u w:val="single"/>
-          </w:rPr>
-          <w:t>14:6–15</w:t>
-        </w:r>
-      </w:hyperlink>
+      <w:r>
+        <w:rPr>
+          <w:lang w:val="en_US" w:bidi="en_US"/>
+        </w:rPr>
+        <w:t>14:6–15</w:t>
+      </w:r>
       <w:r>
         <w:rPr>
           <w:lang w:val="en_US" w:bidi="en_US"/>
         </w:rPr>
         <w:t xml:space="preserve">; </w:t>
       </w:r>
-      <w:hyperlink r:id="rId167">
-        <w:r>
-          <w:rPr>
-            <w:lang w:val="en_US" w:bidi="en_US"/>
-          </w:rPr>
-          <w:rPr>
-            <w:color w:val="0000EE"/>
-            <w:u w:val="single"/>
-          </w:rPr>
-          <w:t>19:49–51</w:t>
-        </w:r>
-      </w:hyperlink>
+      <w:r>
+        <w:rPr>
+          <w:lang w:val="en_US" w:bidi="en_US"/>
+        </w:rPr>
+        <w:t>19:49–51</w:t>
+      </w:r>
       <w:r>
         <w:rPr>
           <w:lang w:val="en_US" w:bidi="en_US"/>
         </w:rPr>
         <w:t>). Only Caleb and Joshua had shown faith in God that Israel could conquer the land (</w:t>
       </w:r>
-      <w:hyperlink r:id="rId168">
-        <w:r>
-          <w:rPr>
-            <w:lang w:val="en_US" w:bidi="en_US"/>
-          </w:rPr>
-          <w:rPr>
-            <w:color w:val="0000EE"/>
-            <w:u w:val="single"/>
-          </w:rPr>
-          <w:t>Numbers 13:30</w:t>
-        </w:r>
-      </w:hyperlink>
+      <w:r>
+        <w:rPr>
+          <w:lang w:val="en_US" w:bidi="en_US"/>
+        </w:rPr>
+        <w:t>Numbers 13:30</w:t>
+      </w:r>
       <w:r>
         <w:rPr>
           <w:lang w:val="en_US" w:bidi="en_US"/>
         </w:rPr>
         <w:t xml:space="preserve">; </w:t>
       </w:r>
-      <w:hyperlink r:id="rId169">
-        <w:r>
-          <w:rPr>
-            <w:lang w:val="en_US" w:bidi="en_US"/>
-          </w:rPr>
-          <w:rPr>
-            <w:color w:val="0000EE"/>
-            <w:u w:val="single"/>
-          </w:rPr>
-          <w:t>14:6–9</w:t>
-        </w:r>
-      </w:hyperlink>
+      <w:r>
+        <w:rPr>
+          <w:lang w:val="en_US" w:bidi="en_US"/>
+        </w:rPr>
+        <w:t>14:6–9</w:t>
+      </w:r>
       <w:r>
         <w:rPr>
           <w:lang w:val="en_US" w:bidi="en_US"/>
@@ -16195,18 +15163,12 @@
         </w:rPr>
         <w:t>). Since the Levites did not get their own land allowance, the total number of tribes with land remained at 12 (</w:t>
       </w:r>
-      <w:hyperlink r:id="rId170">
-        <w:r>
-          <w:rPr>
-            <w:lang w:val="en_US" w:bidi="en_US"/>
-          </w:rPr>
-          <w:rPr>
-            <w:color w:val="0000EE"/>
-            <w:u w:val="single"/>
-          </w:rPr>
-          <w:t>Joshua 13:14</w:t>
-        </w:r>
-      </w:hyperlink>
+      <w:r>
+        <w:rPr>
+          <w:lang w:val="en_US" w:bidi="en_US"/>
+        </w:rPr>
+        <w:t>Joshua 13:14</w:t>
+      </w:r>
       <w:r>
         <w:rPr>
           <w:lang w:val="en_US" w:bidi="en_US"/>
@@ -16265,18 +15227,12 @@
         </w:rPr>
         <w:t>The Kenizzite people were not originally Israelites (</w:t>
       </w:r>
-      <w:hyperlink r:id="rId171">
-        <w:r>
-          <w:rPr>
-            <w:lang w:val="en_US" w:bidi="en_US"/>
-          </w:rPr>
-          <w:rPr>
-            <w:color w:val="0000EE"/>
-            <w:u w:val="single"/>
-          </w:rPr>
-          <w:t>Genesis 15:19</w:t>
-        </w:r>
-      </w:hyperlink>
+      <w:r>
+        <w:rPr>
+          <w:lang w:val="en_US" w:bidi="en_US"/>
+        </w:rPr>
+        <w:t>Genesis 15:19</w:t>
+      </w:r>
       <w:r>
         <w:rPr>
           <w:lang w:val="en_US" w:bidi="en_US"/>
@@ -16308,18 +15264,12 @@
         </w:rPr>
         <w:t>: Only Caleb and Joshua remained true to God when they first had the chance to enter the land. Therefore, God promised them that they would inherit it (</w:t>
       </w:r>
-      <w:hyperlink r:id="rId172">
-        <w:r>
-          <w:rPr>
-            <w:lang w:val="en_US" w:bidi="en_US"/>
-          </w:rPr>
-          <w:rPr>
-            <w:color w:val="0000EE"/>
-            <w:u w:val="single"/>
-          </w:rPr>
-          <w:t>Numbers 14:24</w:t>
-        </w:r>
-      </w:hyperlink>
+      <w:r>
+        <w:rPr>
+          <w:lang w:val="en_US" w:bidi="en_US"/>
+        </w:rPr>
+        <w:t>Numbers 14:24</w:t>
+      </w:r>
       <w:r>
         <w:rPr>
           <w:lang w:val="en_US" w:bidi="en_US"/>
@@ -16381,18 +15331,12 @@
         </w:rPr>
         <w:t xml:space="preserve">: See </w:t>
       </w:r>
-      <w:hyperlink r:id="rId172">
-        <w:r>
-          <w:rPr>
-            <w:lang w:val="en_US" w:bidi="en_US"/>
-          </w:rPr>
-          <w:rPr>
-            <w:color w:val="0000EE"/>
-            <w:u w:val="single"/>
-          </w:rPr>
-          <w:t>Numbers 14:24</w:t>
-        </w:r>
-      </w:hyperlink>
+      <w:r>
+        <w:rPr>
+          <w:lang w:val="en_US" w:bidi="en_US"/>
+        </w:rPr>
+        <w:t>Numbers 14:24</w:t>
+      </w:r>
       <w:r>
         <w:rPr>
           <w:lang w:val="en_US" w:bidi="en_US"/>
@@ -16495,18 +15439,12 @@
         </w:rPr>
         <w:t>Israel stayed away from Canaan 45 years earlier because they feared those descended from Anak (Anakim). These were tall, strong people living in the hills of Judah (</w:t>
       </w:r>
-      <w:hyperlink r:id="rId173">
-        <w:r>
-          <w:rPr>
-            <w:lang w:val="en_US" w:bidi="en_US"/>
-          </w:rPr>
-          <w:rPr>
-            <w:color w:val="0000EE"/>
-            <w:u w:val="single"/>
-          </w:rPr>
-          <w:t>Numbers 13:32–33</w:t>
-        </w:r>
-      </w:hyperlink>
+      <w:r>
+        <w:rPr>
+          <w:lang w:val="en_US" w:bidi="en_US"/>
+        </w:rPr>
+        <w:t>Numbers 13:32–33</w:t>
+      </w:r>
       <w:r>
         <w:rPr>
           <w:lang w:val="en_US" w:bidi="en_US"/>
@@ -16628,72 +15566,48 @@
         </w:rPr>
         <w:t>The description of Judah's allotment of tribes is more detailed than that of the other tribes. The failures of Judah's older brothers positioned him to lead (</w:t>
       </w:r>
-      <w:hyperlink r:id="rId174">
-        <w:r>
-          <w:rPr>
-            <w:lang w:val="en_US" w:bidi="en_US"/>
-          </w:rPr>
-          <w:rPr>
-            <w:color w:val="0000EE"/>
-            <w:u w:val="single"/>
-          </w:rPr>
-          <w:t>Genesis 34:25–31</w:t>
-        </w:r>
-      </w:hyperlink>
+      <w:r>
+        <w:rPr>
+          <w:lang w:val="en_US" w:bidi="en_US"/>
+        </w:rPr>
+        <w:t>Genesis 34:25–31</w:t>
+      </w:r>
       <w:r>
         <w:rPr>
           <w:lang w:val="en_US" w:bidi="en_US"/>
         </w:rPr>
         <w:t xml:space="preserve">; </w:t>
       </w:r>
-      <w:hyperlink r:id="rId160">
-        <w:r>
-          <w:rPr>
-            <w:lang w:val="en_US" w:bidi="en_US"/>
-          </w:rPr>
-          <w:rPr>
-            <w:color w:val="0000EE"/>
-            <w:u w:val="single"/>
-          </w:rPr>
-          <w:t>35:22</w:t>
-        </w:r>
-      </w:hyperlink>
+      <w:r>
+        <w:rPr>
+          <w:lang w:val="en_US" w:bidi="en_US"/>
+        </w:rPr>
+        <w:t>35:22</w:t>
+      </w:r>
       <w:r>
         <w:rPr>
           <w:lang w:val="en_US" w:bidi="en_US"/>
         </w:rPr>
         <w:t>). As a result, the tribe of Judah received a central location among the tribes, guaranteeing its leadership in the nation (</w:t>
       </w:r>
-      <w:hyperlink r:id="rId175">
-        <w:r>
-          <w:rPr>
-            <w:lang w:val="en_US" w:bidi="en_US"/>
-          </w:rPr>
-          <w:rPr>
-            <w:color w:val="0000EE"/>
-            <w:u w:val="single"/>
-          </w:rPr>
-          <w:t>Genesis 49:8–12</w:t>
-        </w:r>
-      </w:hyperlink>
+      <w:r>
+        <w:rPr>
+          <w:lang w:val="en_US" w:bidi="en_US"/>
+        </w:rPr>
+        <w:t>Genesis 49:8–12</w:t>
+      </w:r>
       <w:r>
         <w:rPr>
           <w:lang w:val="en_US" w:bidi="en_US"/>
         </w:rPr>
         <w:t xml:space="preserve">; </w:t>
       </w:r>
-      <w:hyperlink r:id="rId176">
-        <w:r>
-          <w:rPr>
-            <w:lang w:val="en_US" w:bidi="en_US"/>
-          </w:rPr>
-          <w:rPr>
-            <w:color w:val="0000EE"/>
-            <w:u w:val="single"/>
-          </w:rPr>
-          <w:t>Deuteronomy 33:7</w:t>
-        </w:r>
-      </w:hyperlink>
+      <w:r>
+        <w:rPr>
+          <w:lang w:val="en_US" w:bidi="en_US"/>
+        </w:rPr>
+        <w:t>Deuteronomy 33:7</w:t>
+      </w:r>
       <w:r>
         <w:rPr>
           <w:lang w:val="en_US" w:bidi="en_US"/>
@@ -16848,18 +15762,12 @@
         </w:rPr>
         <w:t xml:space="preserve">This Debir was a different town from the Debir that was also known as Kiriath-sepher in </w:t>
       </w:r>
-      <w:hyperlink r:id="rId177">
-        <w:r>
-          <w:rPr>
-            <w:lang w:val="en_US" w:bidi="en_US"/>
-          </w:rPr>
-          <w:rPr>
-            <w:color w:val="0000EE"/>
-            <w:u w:val="single"/>
-          </w:rPr>
-          <w:t>15:15</w:t>
-        </w:r>
-      </w:hyperlink>
+      <w:r>
+        <w:rPr>
+          <w:lang w:val="en_US" w:bidi="en_US"/>
+        </w:rPr>
+        <w:t>15:15</w:t>
+      </w:r>
       <w:r>
         <w:rPr>
           <w:lang w:val="en_US" w:bidi="en_US"/>
@@ -16884,18 +15792,12 @@
         </w:rPr>
         <w:t>This Gilgal was different from the Gilgal where the Israelites established their camp earlier (</w:t>
       </w:r>
-      <w:hyperlink r:id="rId178">
-        <w:r>
-          <w:rPr>
-            <w:lang w:val="en_US" w:bidi="en_US"/>
-          </w:rPr>
-          <w:rPr>
-            <w:color w:val="0000EE"/>
-            <w:u w:val="single"/>
-          </w:rPr>
-          <w:t>4:19</w:t>
-        </w:r>
-      </w:hyperlink>
+      <w:r>
+        <w:rPr>
+          <w:lang w:val="en_US" w:bidi="en_US"/>
+        </w:rPr>
+        <w:t>4:19</w:t>
+      </w:r>
       <w:r>
         <w:rPr>
           <w:lang w:val="en_US" w:bidi="en_US"/>
@@ -17106,36 +16008,24 @@
         </w:rPr>
         <w:t xml:space="preserve">Compare </w:t>
       </w:r>
-      <w:hyperlink r:id="rId179">
-        <w:r>
-          <w:rPr>
-            <w:lang w:val="en_US" w:bidi="en_US"/>
-          </w:rPr>
-          <w:rPr>
-            <w:color w:val="0000EE"/>
-            <w:u w:val="single"/>
-          </w:rPr>
-          <w:t>1 Samuel 17:25</w:t>
-        </w:r>
-      </w:hyperlink>
+      <w:r>
+        <w:rPr>
+          <w:lang w:val="en_US" w:bidi="en_US"/>
+        </w:rPr>
+        <w:t>1 Samuel 17:25</w:t>
+      </w:r>
       <w:r>
         <w:rPr>
           <w:lang w:val="en_US" w:bidi="en_US"/>
         </w:rPr>
         <w:t xml:space="preserve">; </w:t>
       </w:r>
-      <w:hyperlink r:id="rId180">
-        <w:r>
-          <w:rPr>
-            <w:lang w:val="en_US" w:bidi="en_US"/>
-          </w:rPr>
-          <w:rPr>
-            <w:color w:val="0000EE"/>
-            <w:u w:val="single"/>
-          </w:rPr>
-          <w:t>18:27</w:t>
-        </w:r>
-      </w:hyperlink>
+      <w:r>
+        <w:rPr>
+          <w:lang w:val="en_US" w:bidi="en_US"/>
+        </w:rPr>
+        <w:t>18:27</w:t>
+      </w:r>
       <w:r>
         <w:rPr>
           <w:lang w:val="en_US" w:bidi="en_US"/>
@@ -17190,18 +16080,12 @@
         </w:rPr>
         <w:t>Othniel, Caleb's nephew, became the first judge of Israel (</w:t>
       </w:r>
-      <w:hyperlink r:id="rId181">
-        <w:r>
-          <w:rPr>
-            <w:lang w:val="en_US" w:bidi="en_US"/>
-          </w:rPr>
-          <w:rPr>
-            <w:color w:val="0000EE"/>
-            <w:u w:val="single"/>
-          </w:rPr>
-          <w:t>Judges 3:9–11</w:t>
-        </w:r>
-      </w:hyperlink>
+      <w:r>
+        <w:rPr>
+          <w:lang w:val="en_US" w:bidi="en_US"/>
+        </w:rPr>
+        <w:t>Judges 3:9–11</w:t>
+      </w:r>
       <w:r>
         <w:rPr>
           <w:lang w:val="en_US" w:bidi="en_US"/>
@@ -17592,18 +16476,12 @@
         </w:rPr>
         <w:t>The hill country was in the central highlands of Judah from Jerusalem in the north to just past Debir in the south (</w:t>
       </w:r>
-      <w:hyperlink r:id="rId177">
-        <w:r>
-          <w:rPr>
-            <w:lang w:val="en_US" w:bidi="en_US"/>
-          </w:rPr>
-          <w:rPr>
-            <w:color w:val="0000EE"/>
-            <w:u w:val="single"/>
-          </w:rPr>
-          <w:t>15:15</w:t>
-        </w:r>
-      </w:hyperlink>
+      <w:r>
+        <w:rPr>
+          <w:lang w:val="en_US" w:bidi="en_US"/>
+        </w:rPr>
+        <w:t>15:15</w:t>
+      </w:r>
       <w:r>
         <w:rPr>
           <w:lang w:val="en_US" w:bidi="en_US"/>
@@ -17658,18 +16536,12 @@
         </w:rPr>
         <w:t>This Jezreel in Judah was not the northern Jezreel. This city was the hometown of Ahinoam, David’s wife and the mother of his eldest son, Amnon (</w:t>
       </w:r>
-      <w:hyperlink r:id="rId182">
-        <w:r>
-          <w:rPr>
-            <w:lang w:val="en_US" w:bidi="en_US"/>
-          </w:rPr>
-          <w:rPr>
-            <w:color w:val="0000EE"/>
-            <w:u w:val="single"/>
-          </w:rPr>
-          <w:t>2 Samuel 3:2</w:t>
-        </w:r>
-      </w:hyperlink>
+      <w:r>
+        <w:rPr>
+          <w:lang w:val="en_US" w:bidi="en_US"/>
+        </w:rPr>
+        <w:t>2 Samuel 3:2</w:t>
+      </w:r>
       <w:r>
         <w:rPr>
           <w:lang w:val="en_US" w:bidi="en_US"/>
@@ -18050,18 +16922,12 @@
         </w:rPr>
         <w:t>Joshua assigned Jerusalem to the tribe of Benjamin (</w:t>
       </w:r>
-      <w:hyperlink r:id="rId183">
-        <w:r>
-          <w:rPr>
-            <w:lang w:val="en_US" w:bidi="en_US"/>
-          </w:rPr>
-          <w:rPr>
-            <w:color w:val="0000EE"/>
-            <w:u w:val="single"/>
-          </w:rPr>
-          <w:t>18:28</w:t>
-        </w:r>
-      </w:hyperlink>
+      <w:r>
+        <w:rPr>
+          <w:lang w:val="en_US" w:bidi="en_US"/>
+        </w:rPr>
+        <w:t>18:28</w:t>
+      </w:r>
       <w:r>
         <w:rPr>
           <w:lang w:val="en_US" w:bidi="en_US"/>
@@ -18093,18 +16959,12 @@
         </w:rPr>
         <w:t>: The presence of the Jebusites later caused trouble for Judah (</w:t>
       </w:r>
-      <w:hyperlink r:id="rId184">
-        <w:r>
-          <w:rPr>
-            <w:lang w:val="en_US" w:bidi="en_US"/>
-          </w:rPr>
-          <w:rPr>
-            <w:color w:val="0000EE"/>
-            <w:u w:val="single"/>
-          </w:rPr>
-          <w:t>Judges 1:21</w:t>
-        </w:r>
-      </w:hyperlink>
+      <w:r>
+        <w:rPr>
+          <w:lang w:val="en_US" w:bidi="en_US"/>
+        </w:rPr>
+        <w:t>Judges 1:21</w:t>
+      </w:r>
       <w:r>
         <w:rPr>
           <w:lang w:val="en_US" w:bidi="en_US"/>
@@ -18159,18 +17019,12 @@
         </w:rPr>
         <w:t>The tribe of Benjamin received Jericho as their territory (</w:t>
       </w:r>
-      <w:hyperlink r:id="rId185">
-        <w:r>
-          <w:rPr>
-            <w:lang w:val="en_US" w:bidi="en_US"/>
-          </w:rPr>
-          <w:rPr>
-            <w:color w:val="0000EE"/>
-            <w:u w:val="single"/>
-          </w:rPr>
-          <w:t>18:21</w:t>
-        </w:r>
-      </w:hyperlink>
+      <w:r>
+        <w:rPr>
+          <w:lang w:val="en_US" w:bidi="en_US"/>
+        </w:rPr>
+        <w:t>18:21</w:t>
+      </w:r>
       <w:r>
         <w:rPr>
           <w:lang w:val="en_US" w:bidi="en_US"/>
@@ -18225,36 +17079,24 @@
         </w:rPr>
         <w:t>Joseph had two sons, Manasseh and Ephraim (</w:t>
       </w:r>
-      <w:hyperlink r:id="rId186">
-        <w:r>
-          <w:rPr>
-            <w:lang w:val="en_US" w:bidi="en_US"/>
-          </w:rPr>
-          <w:rPr>
-            <w:color w:val="0000EE"/>
-            <w:u w:val="single"/>
-          </w:rPr>
-          <w:t>Genesis 41:50–52</w:t>
-        </w:r>
-      </w:hyperlink>
+      <w:r>
+        <w:rPr>
+          <w:lang w:val="en_US" w:bidi="en_US"/>
+        </w:rPr>
+        <w:t>Genesis 41:50–52</w:t>
+      </w:r>
       <w:r>
         <w:rPr>
           <w:lang w:val="en_US" w:bidi="en_US"/>
         </w:rPr>
         <w:t>). Half of those descended from Manasseh received their inheritance east of the Jordan River. The tribe of Ephraim and the rest of Manasseh's tribe now received their land. This made the total number of land portions twelve, fulfilling Jacob's blessing to Joseph (</w:t>
       </w:r>
-      <w:hyperlink r:id="rId187">
-        <w:r>
-          <w:rPr>
-            <w:lang w:val="en_US" w:bidi="en_US"/>
-          </w:rPr>
-          <w:rPr>
-            <w:color w:val="0000EE"/>
-            <w:u w:val="single"/>
-          </w:rPr>
-          <w:t>Genesis 49:22–26</w:t>
-        </w:r>
-      </w:hyperlink>
+      <w:r>
+        <w:rPr>
+          <w:lang w:val="en_US" w:bidi="en_US"/>
+        </w:rPr>
+        <w:t>Genesis 49:22–26</w:t>
+      </w:r>
       <w:r>
         <w:rPr>
           <w:lang w:val="en_US" w:bidi="en_US"/>
@@ -18313,18 +17155,12 @@
         </w:rPr>
         <w:t xml:space="preserve">Ephraim's border went from Lower Beth-horon to upper Beth-horon. This gave this tribe control of one of the two main roads to Jerusalem from the west (see </w:t>
       </w:r>
-      <w:hyperlink r:id="rId188">
-        <w:r>
-          <w:rPr>
-            <w:lang w:val="en_US" w:bidi="en_US"/>
-          </w:rPr>
-          <w:rPr>
-            <w:color w:val="0000EE"/>
-            <w:u w:val="single"/>
-          </w:rPr>
-          <w:t>16:5</w:t>
-        </w:r>
-      </w:hyperlink>
+      <w:r>
+        <w:rPr>
+          <w:lang w:val="en_US" w:bidi="en_US"/>
+        </w:rPr>
+        <w:t>16:5</w:t>
+      </w:r>
       <w:r>
         <w:rPr>
           <w:lang w:val="en_US" w:bidi="en_US"/>
@@ -18349,36 +17185,24 @@
         </w:rPr>
         <w:t xml:space="preserve">Gezer was a large and important town of Canaan at the meeting point of the coastal plain and the hill country. This apparently did not come into Israel's possession until the time of King Solomon (see </w:t>
       </w:r>
-      <w:hyperlink r:id="rId189">
-        <w:r>
-          <w:rPr>
-            <w:lang w:val="en_US" w:bidi="en_US"/>
-          </w:rPr>
-          <w:rPr>
-            <w:color w:val="0000EE"/>
-            <w:u w:val="single"/>
-          </w:rPr>
-          <w:t>Judges 1:29</w:t>
-        </w:r>
-      </w:hyperlink>
+      <w:r>
+        <w:rPr>
+          <w:lang w:val="en_US" w:bidi="en_US"/>
+        </w:rPr>
+        <w:t>Judges 1:29</w:t>
+      </w:r>
       <w:r>
         <w:rPr>
           <w:lang w:val="en_US" w:bidi="en_US"/>
         </w:rPr>
         <w:t xml:space="preserve">; </w:t>
       </w:r>
-      <w:hyperlink r:id="rId190">
-        <w:r>
-          <w:rPr>
-            <w:lang w:val="en_US" w:bidi="en_US"/>
-          </w:rPr>
-          <w:rPr>
-            <w:color w:val="0000EE"/>
-            <w:u w:val="single"/>
-          </w:rPr>
-          <w:t>1 Kings 9:16</w:t>
-        </w:r>
-      </w:hyperlink>
+      <w:r>
+        <w:rPr>
+          <w:lang w:val="en_US" w:bidi="en_US"/>
+        </w:rPr>
+        <w:t>1 Kings 9:16</w:t>
+      </w:r>
       <w:r>
         <w:rPr>
           <w:lang w:val="en_US" w:bidi="en_US"/>
@@ -18481,18 +17305,12 @@
         </w:rPr>
         <w:t xml:space="preserve">See </w:t>
       </w:r>
-      <w:hyperlink r:id="rId191">
-        <w:r>
-          <w:rPr>
-            <w:lang w:val="en_US" w:bidi="en_US"/>
-          </w:rPr>
-          <w:rPr>
-            <w:color w:val="0000EE"/>
-            <w:u w:val="single"/>
-          </w:rPr>
-          <w:t>13:29–33</w:t>
-        </w:r>
-      </w:hyperlink>
+      <w:r>
+        <w:rPr>
+          <w:lang w:val="en_US" w:bidi="en_US"/>
+        </w:rPr>
+        <w:t>13:29–33</w:t>
+      </w:r>
       <w:r>
         <w:rPr>
           <w:lang w:val="en_US" w:bidi="en_US"/>
@@ -18559,18 +17377,12 @@
         </w:rPr>
         <w:t xml:space="preserve">In ancient Israel, inheritance usually passed from a father to his sons. Without sons, a man’s name could pass into oblivion. However, Zelophehad’s daughters had petitioned Moses, Moses had inquired of God, and God had ruled that they should inherit their father’s portion (see </w:t>
       </w:r>
-      <w:hyperlink r:id="rId192">
-        <w:r>
-          <w:rPr>
-            <w:lang w:val="en_US" w:bidi="en_US"/>
-          </w:rPr>
-          <w:rPr>
-            <w:color w:val="0000EE"/>
-            <w:u w:val="single"/>
-          </w:rPr>
-          <w:t>Numbers 27:1–11</w:t>
-        </w:r>
-      </w:hyperlink>
+      <w:r>
+        <w:rPr>
+          <w:lang w:val="en_US" w:bidi="en_US"/>
+        </w:rPr>
+        <w:t>Numbers 27:1–11</w:t>
+      </w:r>
       <w:r>
         <w:rPr>
           <w:lang w:val="en_US" w:bidi="en_US"/>
@@ -18721,18 +17533,12 @@
         </w:rPr>
         <w:t xml:space="preserve">This general description of Manasseh’s southern border with the land given to the tribe of Ephraim provides more detail than the description of Ephraim’s northern border in </w:t>
       </w:r>
-      <w:hyperlink r:id="rId193">
-        <w:r>
-          <w:rPr>
-            <w:lang w:val="en_US" w:bidi="en_US"/>
-          </w:rPr>
-          <w:rPr>
-            <w:color w:val="0000EE"/>
-            <w:u w:val="single"/>
-          </w:rPr>
-          <w:t>16:8</w:t>
-        </w:r>
-      </w:hyperlink>
+      <w:r>
+        <w:rPr>
+          <w:lang w:val="en_US" w:bidi="en_US"/>
+        </w:rPr>
+        <w:t>16:8</w:t>
+      </w:r>
       <w:r>
         <w:rPr>
           <w:lang w:val="en_US" w:bidi="en_US"/>
@@ -18891,18 +17697,12 @@
           <w:lang w:val="en_US" w:bidi="en_US"/>
         </w:rPr>
       </w:r>
-      <w:hyperlink r:id="rId194">
-        <w:r>
-          <w:rPr>
-            <w:lang w:val="en_US" w:bidi="en_US"/>
-          </w:rPr>
-          <w:rPr>
-            <w:color w:val="0000EE"/>
-            <w:u w:val="single"/>
-          </w:rPr>
-          <w:t xml:space="preserve">Joshua 16:1–4 </w:t>
-        </w:r>
-      </w:hyperlink>
+      <w:r>
+        <w:rPr>
+          <w:lang w:val="en_US" w:bidi="en_US"/>
+        </w:rPr>
+        <w:t xml:space="preserve">Joshua 16:1–4 </w:t>
+      </w:r>
       <w:r>
         <w:rPr>
           <w:lang w:val="en_US" w:bidi="en_US"/>
@@ -18998,54 +17798,36 @@
         </w:rPr>
         <w:t xml:space="preserve">; see also </w:t>
       </w:r>
-      <w:hyperlink r:id="rId195">
-        <w:r>
-          <w:rPr>
-            <w:lang w:val="en_US" w:bidi="en_US"/>
-          </w:rPr>
-          <w:rPr>
-            <w:color w:val="0000EE"/>
-            <w:u w:val="single"/>
-          </w:rPr>
-          <w:t>Deuteronomy 2:10–11</w:t>
-        </w:r>
-      </w:hyperlink>
+      <w:r>
+        <w:rPr>
+          <w:lang w:val="en_US" w:bidi="en_US"/>
+        </w:rPr>
+        <w:t>Deuteronomy 2:10–11</w:t>
+      </w:r>
       <w:r>
         <w:rPr>
           <w:lang w:val="en_US" w:bidi="en_US"/>
         </w:rPr>
         <w:t xml:space="preserve">, </w:t>
       </w:r>
-      <w:hyperlink r:id="rId196">
-        <w:r>
-          <w:rPr>
-            <w:lang w:val="en_US" w:bidi="en_US"/>
-          </w:rPr>
-          <w:rPr>
-            <w:color w:val="0000EE"/>
-            <w:u w:val="single"/>
-          </w:rPr>
-          <w:t>20–21</w:t>
-        </w:r>
-      </w:hyperlink>
+      <w:r>
+        <w:rPr>
+          <w:lang w:val="en_US" w:bidi="en_US"/>
+        </w:rPr>
+        <w:t>20–21</w:t>
+      </w:r>
       <w:r>
         <w:rPr>
           <w:lang w:val="en_US" w:bidi="en_US"/>
         </w:rPr>
         <w:t xml:space="preserve">; </w:t>
       </w:r>
-      <w:hyperlink r:id="rId148">
-        <w:r>
-          <w:rPr>
-            <w:lang w:val="en_US" w:bidi="en_US"/>
-          </w:rPr>
-          <w:rPr>
-            <w:color w:val="0000EE"/>
-            <w:u w:val="single"/>
-          </w:rPr>
-          <w:t>3:11</w:t>
-        </w:r>
-      </w:hyperlink>
+      <w:r>
+        <w:rPr>
+          <w:lang w:val="en_US" w:bidi="en_US"/>
+        </w:rPr>
+        <w:t>3:11</w:t>
+      </w:r>
       <w:r>
         <w:rPr>
           <w:lang w:val="en_US" w:bidi="en_US"/>
@@ -19141,18 +17923,12 @@
         </w:rPr>
         <w:t xml:space="preserve">: This was a break in the hill country, separating Lower Galilee in the north from Manasseh's hill country in the south. The Canaanites living in and near this valley and the valley of Beth-shan limited Manasseh's and likely Ephraim's expansion. Most towns named in </w:t>
       </w:r>
-      <w:hyperlink r:id="rId197">
-        <w:r>
-          <w:rPr>
-            <w:lang w:val="en_US" w:bidi="en_US"/>
-          </w:rPr>
-          <w:rPr>
-            <w:color w:val="0000EE"/>
-            <w:u w:val="single"/>
-          </w:rPr>
-          <w:t>17:11</w:t>
-        </w:r>
-      </w:hyperlink>
+      <w:r>
+        <w:rPr>
+          <w:lang w:val="en_US" w:bidi="en_US"/>
+        </w:rPr>
+        <w:t>17:11</w:t>
+      </w:r>
       <w:r>
         <w:rPr>
           <w:lang w:val="en_US" w:bidi="en_US"/>
@@ -19235,18 +18011,12 @@
         </w:rPr>
         <w:t>Joshua may have set an example by doing this himself. He settled at Timnath-serah, which was in a forested area of the hill country of Ephraim (</w:t>
       </w:r>
-      <w:hyperlink r:id="rId198">
-        <w:r>
-          <w:rPr>
-            <w:lang w:val="en_US" w:bidi="en_US"/>
-          </w:rPr>
-          <w:rPr>
-            <w:color w:val="0000EE"/>
-            <w:u w:val="single"/>
-          </w:rPr>
-          <w:t>19:50</w:t>
-        </w:r>
-      </w:hyperlink>
+      <w:r>
+        <w:rPr>
+          <w:lang w:val="en_US" w:bidi="en_US"/>
+        </w:rPr>
+        <w:t>19:50</w:t>
+      </w:r>
       <w:r>
         <w:rPr>
           <w:lang w:val="en_US" w:bidi="en_US"/>
@@ -19301,36 +18071,24 @@
         </w:rPr>
         <w:t>Israel camped at Gilgal in the Jordan Valley (</w:t>
       </w:r>
-      <w:hyperlink r:id="rId199">
-        <w:r>
-          <w:rPr>
-            <w:lang w:val="en_US" w:bidi="en_US"/>
-          </w:rPr>
-          <w:rPr>
-            <w:color w:val="0000EE"/>
-            <w:u w:val="single"/>
-          </w:rPr>
-          <w:t>14:6</w:t>
-        </w:r>
-      </w:hyperlink>
+      <w:r>
+        <w:rPr>
+          <w:lang w:val="en_US" w:bidi="en_US"/>
+        </w:rPr>
+        <w:t>14:6</w:t>
+      </w:r>
       <w:r>
         <w:rPr>
           <w:lang w:val="en_US" w:bidi="en_US"/>
         </w:rPr>
         <w:t>). Shiloh was about 32 kilometers (20 miles) north of Jerusalem, in the hills of Ephraim. By placing the Tent of Meeting there, Joshua made Shiloh the religious and political center of Israel. The Tent of Meeting remained at Shiloh until the Philistines captured the ark of God (</w:t>
       </w:r>
-      <w:hyperlink r:id="rId200">
-        <w:r>
-          <w:rPr>
-            <w:lang w:val="en_US" w:bidi="en_US"/>
-          </w:rPr>
-          <w:rPr>
-            <w:color w:val="0000EE"/>
-            <w:u w:val="single"/>
-          </w:rPr>
-          <w:t>1 Samuel 4:10–11</w:t>
-        </w:r>
-      </w:hyperlink>
+      <w:r>
+        <w:rPr>
+          <w:lang w:val="en_US" w:bidi="en_US"/>
+        </w:rPr>
+        <w:t>1 Samuel 4:10–11</w:t>
+      </w:r>
       <w:r>
         <w:rPr>
           <w:lang w:val="en_US" w:bidi="en_US"/>
@@ -19581,18 +18339,12 @@
         </w:rPr>
         <w:t xml:space="preserve">: See chapter </w:t>
       </w:r>
-      <w:hyperlink r:id="rId158">
-        <w:r>
-          <w:rPr>
-            <w:lang w:val="en_US" w:bidi="en_US"/>
-          </w:rPr>
-          <w:rPr>
-            <w:color w:val="0000EE"/>
-            <w:u w:val="single"/>
-          </w:rPr>
-          <w:t>21</w:t>
-        </w:r>
-      </w:hyperlink>
+      <w:r>
+        <w:rPr>
+          <w:lang w:val="en_US" w:bidi="en_US"/>
+        </w:rPr>
+        <w:t>21</w:t>
+      </w:r>
       <w:r>
         <w:rPr>
           <w:lang w:val="en_US" w:bidi="en_US"/>
@@ -19624,18 +18376,12 @@
         </w:rPr>
         <w:t xml:space="preserve">: See </w:t>
       </w:r>
-      <w:hyperlink r:id="rId201">
-        <w:r>
-          <w:rPr>
-            <w:lang w:val="en_US" w:bidi="en_US"/>
-          </w:rPr>
-          <w:rPr>
-            <w:color w:val="0000EE"/>
-            <w:u w:val="single"/>
-          </w:rPr>
-          <w:t>13:15–33</w:t>
-        </w:r>
-      </w:hyperlink>
+      <w:r>
+        <w:rPr>
+          <w:lang w:val="en_US" w:bidi="en_US"/>
+        </w:rPr>
+        <w:t>13:15–33</w:t>
+      </w:r>
       <w:r>
         <w:rPr>
           <w:lang w:val="en_US" w:bidi="en_US"/>
@@ -19694,18 +18440,12 @@
         </w:rPr>
         <w:t>The Canaanites in the hill country feared Israel. They allowed 21 men to walk through these territories and return safely (</w:t>
       </w:r>
-      <w:hyperlink r:id="rId202">
-        <w:r>
-          <w:rPr>
-            <w:lang w:val="en_US" w:bidi="en_US"/>
-          </w:rPr>
-          <w:rPr>
-            <w:color w:val="0000EE"/>
-            <w:u w:val="single"/>
-          </w:rPr>
-          <w:t>18:4</w:t>
-        </w:r>
-      </w:hyperlink>
+      <w:r>
+        <w:rPr>
+          <w:lang w:val="en_US" w:bidi="en_US"/>
+        </w:rPr>
+        <w:t>18:4</w:t>
+      </w:r>
       <w:r>
         <w:rPr>
           <w:lang w:val="en_US" w:bidi="en_US"/>
@@ -19730,18 +18470,12 @@
         </w:rPr>
         <w:t xml:space="preserve">The written record was likely a scroll. This scroll might have been the original source for the descriptions of the tribal allotments in chapters </w:t>
       </w:r>
-      <w:hyperlink r:id="rId203">
-        <w:r>
-          <w:rPr>
-            <w:lang w:val="en_US" w:bidi="en_US"/>
-          </w:rPr>
-          <w:rPr>
-            <w:color w:val="0000EE"/>
-            <w:u w:val="single"/>
-          </w:rPr>
-          <w:t>18–19</w:t>
-        </w:r>
-      </w:hyperlink>
+      <w:r>
+        <w:rPr>
+          <w:lang w:val="en_US" w:bidi="en_US"/>
+        </w:rPr>
+        <w:t>18–19</w:t>
+      </w:r>
       <w:r>
         <w:rPr>
           <w:lang w:val="en_US" w:bidi="en_US"/>
@@ -19952,18 +18686,12 @@
         </w:rPr>
         <w:t xml:space="preserve">: The Kiriath-jearim mentioned in </w:t>
       </w:r>
-      <w:hyperlink r:id="rId204">
-        <w:r>
-          <w:rPr>
-            <w:lang w:val="en_US" w:bidi="en_US"/>
-          </w:rPr>
-          <w:rPr>
-            <w:color w:val="0000EE"/>
-            <w:u w:val="single"/>
-          </w:rPr>
-          <w:t>18:14</w:t>
-        </w:r>
-      </w:hyperlink>
+      <w:r>
+        <w:rPr>
+          <w:lang w:val="en_US" w:bidi="en_US"/>
+        </w:rPr>
+        <w:t>18:14</w:t>
+      </w:r>
       <w:r>
         <w:rPr>
           <w:lang w:val="en_US" w:bidi="en_US"/>
@@ -20018,18 +18746,12 @@
         </w:rPr>
         <w:t>Simeon, the second son of Jacob and Leah, was older than Judah. However, he lost a leading role because of his violent actions against Shechem (</w:t>
       </w:r>
-      <w:hyperlink r:id="rId205">
-        <w:r>
-          <w:rPr>
-            <w:lang w:val="en_US" w:bidi="en_US"/>
-          </w:rPr>
-          <w:rPr>
-            <w:color w:val="0000EE"/>
-            <w:u w:val="single"/>
-          </w:rPr>
-          <w:t>Genesis 34:25–26</w:t>
-        </w:r>
-      </w:hyperlink>
+      <w:r>
+        <w:rPr>
+          <w:lang w:val="en_US" w:bidi="en_US"/>
+        </w:rPr>
+        <w:t>Genesis 34:25–26</w:t>
+      </w:r>
       <w:r>
         <w:rPr>
           <w:lang w:val="en_US" w:bidi="en_US"/>
@@ -20084,18 +18806,12 @@
         </w:rPr>
         <w:t xml:space="preserve">Some of the towns given to the tribe of Simeon were also part of Judah’s land. This happened because Judah’s territory was too large for them (compare </w:t>
       </w:r>
-      <w:hyperlink r:id="rId206">
-        <w:r>
-          <w:rPr>
-            <w:lang w:val="en_US" w:bidi="en_US"/>
-          </w:rPr>
-          <w:rPr>
-            <w:color w:val="0000EE"/>
-            <w:u w:val="single"/>
-          </w:rPr>
-          <w:t>17:14–18</w:t>
-        </w:r>
-      </w:hyperlink>
+      <w:r>
+        <w:rPr>
+          <w:lang w:val="en_US" w:bidi="en_US"/>
+        </w:rPr>
+        <w:t>17:14–18</w:t>
+      </w:r>
       <w:r>
         <w:rPr>
           <w:lang w:val="en_US" w:bidi="en_US"/>
@@ -20294,18 +19010,12 @@
         </w:rPr>
         <w:t>Gath-hepher was the hometown of the prophet Jonah (</w:t>
       </w:r>
-      <w:hyperlink r:id="rId207">
-        <w:r>
-          <w:rPr>
-            <w:lang w:val="en_US" w:bidi="en_US"/>
-          </w:rPr>
-          <w:rPr>
-            <w:color w:val="0000EE"/>
-            <w:u w:val="single"/>
-          </w:rPr>
-          <w:t>2 Kings 14:25</w:t>
-        </w:r>
-      </w:hyperlink>
+      <w:r>
+        <w:rPr>
+          <w:lang w:val="en_US" w:bidi="en_US"/>
+        </w:rPr>
+        <w:t>2 Kings 14:25</w:t>
+      </w:r>
       <w:r>
         <w:rPr>
           <w:lang w:val="en_US" w:bidi="en_US"/>
@@ -20430,36 +19140,24 @@
         </w:rPr>
         <w:t>Zebulun was the smallest tribe in terms of both the number of towns and the size of its territory. However, the New Testament village of Nazareth, where Jesus grew up, was in Zebulun's territory (</w:t>
       </w:r>
-      <w:hyperlink r:id="rId208">
-        <w:r>
-          <w:rPr>
-            <w:lang w:val="en_US" w:bidi="en_US"/>
-          </w:rPr>
-          <w:rPr>
-            <w:color w:val="0000EE"/>
-            <w:u w:val="single"/>
-          </w:rPr>
-          <w:t>Matthew 2:19–23</w:t>
-        </w:r>
-      </w:hyperlink>
+      <w:r>
+        <w:rPr>
+          <w:lang w:val="en_US" w:bidi="en_US"/>
+        </w:rPr>
+        <w:t>Matthew 2:19–23</w:t>
+      </w:r>
       <w:r>
         <w:rPr>
           <w:lang w:val="en_US" w:bidi="en_US"/>
         </w:rPr>
         <w:t xml:space="preserve">; </w:t>
       </w:r>
-      <w:hyperlink r:id="rId209">
-        <w:r>
-          <w:rPr>
-            <w:lang w:val="en_US" w:bidi="en_US"/>
-          </w:rPr>
-          <w:rPr>
-            <w:color w:val="0000EE"/>
-            <w:u w:val="single"/>
-          </w:rPr>
-          <w:t>4:13–16</w:t>
-        </w:r>
-      </w:hyperlink>
+      <w:r>
+        <w:rPr>
+          <w:lang w:val="en_US" w:bidi="en_US"/>
+        </w:rPr>
+        <w:t>4:13–16</w:t>
+      </w:r>
       <w:r>
         <w:rPr>
           <w:lang w:val="en_US" w:bidi="en_US"/>
@@ -20665,18 +19363,12 @@
         </w:rPr>
         <w:t xml:space="preserve">The tribe of Naphtali occupied eastern Galilee and overlooked the Sea of Galilee. Because a branch of an international trade route from Egypt to Mesopotamia ran through the territory of Naphtali, this tribe enjoyed periods of prosperity when Israel’s kings were strong. The city of Hazor was within Naphtali’s territory, guarding a section of that route. Naphtali is mentioned in </w:t>
       </w:r>
-      <w:hyperlink r:id="rId209">
-        <w:r>
-          <w:rPr>
-            <w:lang w:val="en_US" w:bidi="en_US"/>
-          </w:rPr>
-          <w:rPr>
-            <w:color w:val="0000EE"/>
-            <w:u w:val="single"/>
-          </w:rPr>
-          <w:t xml:space="preserve">Matthew 4:13–16 </w:t>
-        </w:r>
-      </w:hyperlink>
+      <w:r>
+        <w:rPr>
+          <w:lang w:val="en_US" w:bidi="en_US"/>
+        </w:rPr>
+        <w:t xml:space="preserve">Matthew 4:13–16 </w:t>
+      </w:r>
       <w:r>
         <w:rPr>
           <w:lang w:val="en_US" w:bidi="en_US"/>
@@ -20779,36 +19471,24 @@
         </w:rPr>
         <w:t>About fifty years after Israel entered Canaan under Joshua, the Philistines moved into the southern coastal plain and took over the cities of Timnah and Ekron (</w:t>
       </w:r>
-      <w:hyperlink r:id="rId210">
-        <w:r>
-          <w:rPr>
-            <w:lang w:val="en_US" w:bidi="en_US"/>
-          </w:rPr>
-          <w:rPr>
-            <w:color w:val="0000EE"/>
-            <w:u w:val="single"/>
-          </w:rPr>
-          <w:t>Judges 14:1–2</w:t>
-        </w:r>
-      </w:hyperlink>
+      <w:r>
+        <w:rPr>
+          <w:lang w:val="en_US" w:bidi="en_US"/>
+        </w:rPr>
+        <w:t>Judges 14:1–2</w:t>
+      </w:r>
       <w:r>
         <w:rPr>
           <w:lang w:val="en_US" w:bidi="en_US"/>
         </w:rPr>
         <w:t xml:space="preserve">; </w:t>
       </w:r>
-      <w:hyperlink r:id="rId211">
-        <w:r>
-          <w:rPr>
-            <w:lang w:val="en_US" w:bidi="en_US"/>
-          </w:rPr>
-          <w:rPr>
-            <w:color w:val="0000EE"/>
-            <w:u w:val="single"/>
-          </w:rPr>
-          <w:t>1 Samuel 5:1–10</w:t>
-        </w:r>
-      </w:hyperlink>
+      <w:r>
+        <w:rPr>
+          <w:lang w:val="en_US" w:bidi="en_US"/>
+        </w:rPr>
+        <w:t>1 Samuel 5:1–10</w:t>
+      </w:r>
       <w:r>
         <w:rPr>
           <w:lang w:val="en_US" w:bidi="en_US"/>
@@ -20863,18 +19543,12 @@
         </w:rPr>
         <w:t xml:space="preserve">The tribe of Dan (the Danites) struggled to take their land because of the Philistines. Later, some Danites moved north to Laish (see </w:t>
       </w:r>
-      <w:hyperlink r:id="rId212">
-        <w:r>
-          <w:rPr>
-            <w:lang w:val="en_US" w:bidi="en_US"/>
-          </w:rPr>
-          <w:rPr>
-            <w:color w:val="0000EE"/>
-            <w:u w:val="single"/>
-          </w:rPr>
-          <w:t>Judges 18</w:t>
-        </w:r>
-      </w:hyperlink>
+      <w:r>
+        <w:rPr>
+          <w:lang w:val="en_US" w:bidi="en_US"/>
+        </w:rPr>
+        <w:t>Judges 18</w:t>
+      </w:r>
       <w:r>
         <w:rPr>
           <w:lang w:val="en_US" w:bidi="en_US"/>
@@ -21037,18 +19711,12 @@
         </w:rPr>
         <w:t xml:space="preserve">These verses review the law about cities of refuge (see also </w:t>
       </w:r>
-      <w:hyperlink r:id="rId213">
-        <w:r>
-          <w:rPr>
-            <w:lang w:val="en_US" w:bidi="en_US"/>
-          </w:rPr>
-          <w:rPr>
-            <w:color w:val="0000EE"/>
-            <w:u w:val="single"/>
-          </w:rPr>
-          <w:t>Numbers 35:6–34</w:t>
-        </w:r>
-      </w:hyperlink>
+      <w:r>
+        <w:rPr>
+          <w:lang w:val="en_US" w:bidi="en_US"/>
+        </w:rPr>
+        <w:t>Numbers 35:6–34</w:t>
+      </w:r>
       <w:r>
         <w:rPr>
           <w:lang w:val="en_US" w:bidi="en_US"/>
@@ -21272,72 +19940,48 @@
         </w:rPr>
         <w:t xml:space="preserve">Israel's treatment of foreigners was an important advance in human relations. The law required that foreign residents in Israel receive the same justice as native Israelites (see </w:t>
       </w:r>
-      <w:hyperlink r:id="rId214">
-        <w:r>
-          <w:rPr>
-            <w:lang w:val="en_US" w:bidi="en_US"/>
-          </w:rPr>
-          <w:rPr>
-            <w:color w:val="0000EE"/>
-            <w:u w:val="single"/>
-          </w:rPr>
-          <w:t>Exodus 22:21</w:t>
-        </w:r>
-      </w:hyperlink>
+      <w:r>
+        <w:rPr>
+          <w:lang w:val="en_US" w:bidi="en_US"/>
+        </w:rPr>
+        <w:t>Exodus 22:21</w:t>
+      </w:r>
       <w:r>
         <w:rPr>
           <w:lang w:val="en_US" w:bidi="en_US"/>
         </w:rPr>
         <w:t xml:space="preserve">; </w:t>
       </w:r>
-      <w:hyperlink r:id="rId215">
-        <w:r>
-          <w:rPr>
-            <w:lang w:val="en_US" w:bidi="en_US"/>
-          </w:rPr>
-          <w:rPr>
-            <w:color w:val="0000EE"/>
-            <w:u w:val="single"/>
-          </w:rPr>
-          <w:t>Leviticus 19:33–34</w:t>
-        </w:r>
-      </w:hyperlink>
+      <w:r>
+        <w:rPr>
+          <w:lang w:val="en_US" w:bidi="en_US"/>
+        </w:rPr>
+        <w:t>Leviticus 19:33–34</w:t>
+      </w:r>
       <w:r>
         <w:rPr>
           <w:lang w:val="en_US" w:bidi="en_US"/>
         </w:rPr>
         <w:t xml:space="preserve">; </w:t>
       </w:r>
-      <w:hyperlink r:id="rId216">
-        <w:r>
-          <w:rPr>
-            <w:lang w:val="en_US" w:bidi="en_US"/>
-          </w:rPr>
-          <w:rPr>
-            <w:color w:val="0000EE"/>
-            <w:u w:val="single"/>
-          </w:rPr>
-          <w:t>24:22</w:t>
-        </w:r>
-      </w:hyperlink>
+      <w:r>
+        <w:rPr>
+          <w:lang w:val="en_US" w:bidi="en_US"/>
+        </w:rPr>
+        <w:t>24:22</w:t>
+      </w:r>
       <w:r>
         <w:rPr>
           <w:lang w:val="en_US" w:bidi="en_US"/>
         </w:rPr>
         <w:t xml:space="preserve">; </w:t>
       </w:r>
-      <w:hyperlink r:id="rId217">
-        <w:r>
-          <w:rPr>
-            <w:lang w:val="en_US" w:bidi="en_US"/>
-          </w:rPr>
-          <w:rPr>
-            <w:color w:val="0000EE"/>
-            <w:u w:val="single"/>
-          </w:rPr>
-          <w:t>Numbers 15:15–16</w:t>
-        </w:r>
-      </w:hyperlink>
+      <w:r>
+        <w:rPr>
+          <w:lang w:val="en_US" w:bidi="en_US"/>
+        </w:rPr>
+        <w:t>Numbers 15:15–16</w:t>
+      </w:r>
       <w:r>
         <w:rPr>
           <w:lang w:val="en_US" w:bidi="en_US"/>
@@ -21452,18 +20096,12 @@
         </w:rPr>
         <w:t xml:space="preserve">The Lord commanded Moses, as recorded in </w:t>
       </w:r>
-      <w:hyperlink r:id="rId218">
-        <w:r>
-          <w:rPr>
-            <w:lang w:val="en_US" w:bidi="en_US"/>
-          </w:rPr>
-          <w:rPr>
-            <w:color w:val="0000EE"/>
-            <w:u w:val="single"/>
-          </w:rPr>
-          <w:t>Numbers 35:1–7</w:t>
-        </w:r>
-      </w:hyperlink>
+      <w:r>
+        <w:rPr>
+          <w:lang w:val="en_US" w:bidi="en_US"/>
+        </w:rPr>
+        <w:t>Numbers 35:1–7</w:t>
+      </w:r>
       <w:r>
         <w:rPr>
           <w:lang w:val="en_US" w:bidi="en_US"/>
@@ -21722,36 +20360,24 @@
         </w:rPr>
         <w:t>The pasturelands were areas for feeding flocks or cattle around the cities. The repeated use of this word in the list made the land allowance seem like a legal record (</w:t>
       </w:r>
-      <w:hyperlink r:id="rId219">
-        <w:r>
-          <w:rPr>
-            <w:lang w:val="en_US" w:bidi="en_US"/>
-          </w:rPr>
-          <w:rPr>
-            <w:color w:val="0000EE"/>
-            <w:u w:val="single"/>
-          </w:rPr>
-          <w:t>21:8–42</w:t>
-        </w:r>
-      </w:hyperlink>
+      <w:r>
+        <w:rPr>
+          <w:lang w:val="en_US" w:bidi="en_US"/>
+        </w:rPr>
+        <w:t>21:8–42</w:t>
+      </w:r>
       <w:r>
         <w:rPr>
           <w:lang w:val="en_US" w:bidi="en_US"/>
         </w:rPr>
         <w:t>). It guaranteed the Levites had access to lands right next to each city given to the Levites (</w:t>
       </w:r>
-      <w:hyperlink r:id="rId220">
-        <w:r>
-          <w:rPr>
-            <w:lang w:val="en_US" w:bidi="en_US"/>
-          </w:rPr>
-          <w:rPr>
-            <w:color w:val="0000EE"/>
-            <w:u w:val="single"/>
-          </w:rPr>
-          <w:t>Numbers 35:4–5</w:t>
-        </w:r>
-      </w:hyperlink>
+      <w:r>
+        <w:rPr>
+          <w:lang w:val="en_US" w:bidi="en_US"/>
+        </w:rPr>
+        <w:t>Numbers 35:4–5</w:t>
+      </w:r>
       <w:r>
         <w:rPr>
           <w:lang w:val="en_US" w:bidi="en_US"/>
@@ -21806,18 +20432,12 @@
         </w:rPr>
         <w:t>The descendants of Aaron received thirteen cities, the rest of the Kohathite clan received ten, the descendants of Gershon received thirteen, and the Merari clan received twelve. There were a total of forty-eight Levitical cities. Each tribe had four Levitical cities, except Judah had eight, Simeon had one, and Naphtali had three. Six of the Levitical cities were also cities of refuge (</w:t>
       </w:r>
-      <w:hyperlink r:id="rId221">
-        <w:r>
-          <w:rPr>
-            <w:lang w:val="en_US" w:bidi="en_US"/>
-          </w:rPr>
-          <w:rPr>
-            <w:color w:val="0000EE"/>
-            <w:u w:val="single"/>
-          </w:rPr>
-          <w:t>20:7–8</w:t>
-        </w:r>
-      </w:hyperlink>
+      <w:r>
+        <w:rPr>
+          <w:lang w:val="en_US" w:bidi="en_US"/>
+        </w:rPr>
+        <w:t>20:7–8</w:t>
+      </w:r>
       <w:r>
         <w:rPr>
           <w:lang w:val="en_US" w:bidi="en_US"/>
@@ -22016,36 +20636,24 @@
         </w:rPr>
         <w:t xml:space="preserve">Joshua commended the eastern tribes for their faithful obedience and the fulfillment of their promise to help the rest of Israel settle Canaan (see </w:t>
       </w:r>
-      <w:hyperlink r:id="rId155">
-        <w:r>
-          <w:rPr>
-            <w:lang w:val="en_US" w:bidi="en_US"/>
-          </w:rPr>
-          <w:rPr>
-            <w:color w:val="0000EE"/>
-            <w:u w:val="single"/>
-          </w:rPr>
-          <w:t>1:12–18</w:t>
-        </w:r>
-      </w:hyperlink>
+      <w:r>
+        <w:rPr>
+          <w:lang w:val="en_US" w:bidi="en_US"/>
+        </w:rPr>
+        <w:t>1:12–18</w:t>
+      </w:r>
       <w:r>
         <w:rPr>
           <w:lang w:val="en_US" w:bidi="en_US"/>
         </w:rPr>
         <w:t xml:space="preserve">; </w:t>
       </w:r>
-      <w:hyperlink r:id="rId222">
-        <w:r>
-          <w:rPr>
-            <w:lang w:val="en_US" w:bidi="en_US"/>
-          </w:rPr>
-          <w:rPr>
-            <w:color w:val="0000EE"/>
-            <w:u w:val="single"/>
-          </w:rPr>
-          <w:t>Numbers 32:1–32</w:t>
-        </w:r>
-      </w:hyperlink>
+      <w:r>
+        <w:rPr>
+          <w:lang w:val="en_US" w:bidi="en_US"/>
+        </w:rPr>
+        <w:t>Numbers 32:1–32</w:t>
+      </w:r>
       <w:r>
         <w:rPr>
           <w:lang w:val="en_US" w:bidi="en_US"/>
@@ -22100,18 +20708,12 @@
         </w:rPr>
         <w:t>Joshua's words remind us of God's words to him at the start of the conquest (</w:t>
       </w:r>
-      <w:hyperlink r:id="rId67">
-        <w:r>
-          <w:rPr>
-            <w:lang w:val="en_US" w:bidi="en_US"/>
-          </w:rPr>
-          <w:rPr>
-            <w:color w:val="0000EE"/>
-            <w:u w:val="single"/>
-          </w:rPr>
-          <w:t>1:1–9</w:t>
-        </w:r>
-      </w:hyperlink>
+      <w:r>
+        <w:rPr>
+          <w:lang w:val="en_US" w:bidi="en_US"/>
+        </w:rPr>
+        <w:t>1:1–9</w:t>
+      </w:r>
       <w:r>
         <w:rPr>
           <w:lang w:val="en_US" w:bidi="en_US"/>
@@ -22173,18 +20775,12 @@
         </w:rPr>
         <w:t xml:space="preserve">: See </w:t>
       </w:r>
-      <w:hyperlink r:id="rId223">
-        <w:r>
-          <w:rPr>
-            <w:lang w:val="en_US" w:bidi="en_US"/>
-          </w:rPr>
-          <w:rPr>
-            <w:color w:val="0000EE"/>
-            <w:u w:val="single"/>
-          </w:rPr>
-          <w:t>Deuteronomy 6:5</w:t>
-        </w:r>
-      </w:hyperlink>
+      <w:r>
+        <w:rPr>
+          <w:lang w:val="en_US" w:bidi="en_US"/>
+        </w:rPr>
+        <w:t>Deuteronomy 6:5</w:t>
+      </w:r>
       <w:r>
         <w:rPr>
           <w:lang w:val="en_US" w:bidi="en_US"/>
@@ -22555,36 +21151,24 @@
         </w:rPr>
         <w:t xml:space="preserve">The western tribes prepared for war because they believed the altar violated the rules in </w:t>
       </w:r>
-      <w:hyperlink r:id="rId224">
-        <w:r>
-          <w:rPr>
-            <w:lang w:val="en_US" w:bidi="en_US"/>
-          </w:rPr>
-          <w:rPr>
-            <w:color w:val="0000EE"/>
-            <w:u w:val="single"/>
-          </w:rPr>
-          <w:t>Leviticus 17:8–9</w:t>
-        </w:r>
-      </w:hyperlink>
+      <w:r>
+        <w:rPr>
+          <w:lang w:val="en_US" w:bidi="en_US"/>
+        </w:rPr>
+        <w:t>Leviticus 17:8–9</w:t>
+      </w:r>
       <w:r>
         <w:rPr>
           <w:lang w:val="en_US" w:bidi="en_US"/>
         </w:rPr>
         <w:t xml:space="preserve"> and </w:t>
       </w:r>
-      <w:hyperlink r:id="rId225">
-        <w:r>
-          <w:rPr>
-            <w:lang w:val="en_US" w:bidi="en_US"/>
-          </w:rPr>
-          <w:rPr>
-            <w:color w:val="0000EE"/>
-            <w:u w:val="single"/>
-          </w:rPr>
-          <w:t>Deuteronomy 13:12–15</w:t>
-        </w:r>
-      </w:hyperlink>
+      <w:r>
+        <w:rPr>
+          <w:lang w:val="en_US" w:bidi="en_US"/>
+        </w:rPr>
+        <w:t>Deuteronomy 13:12–15</w:t>
+      </w:r>
       <w:r>
         <w:rPr>
           <w:lang w:val="en_US" w:bidi="en_US"/>
@@ -22650,18 +21234,12 @@
         </w:rPr>
         <w:t xml:space="preserve">: See </w:t>
       </w:r>
-      <w:hyperlink r:id="rId226">
-        <w:r>
-          <w:rPr>
-            <w:lang w:val="en_US" w:bidi="en_US"/>
-          </w:rPr>
-          <w:rPr>
-            <w:color w:val="0000EE"/>
-            <w:u w:val="single"/>
-          </w:rPr>
-          <w:t>Deuteronomy 13:14</w:t>
-        </w:r>
-      </w:hyperlink>
+      <w:r>
+        <w:rPr>
+          <w:lang w:val="en_US" w:bidi="en_US"/>
+        </w:rPr>
+        <w:t>Deuteronomy 13:14</w:t>
+      </w:r>
       <w:r>
         <w:rPr>
           <w:lang w:val="en_US" w:bidi="en_US"/>
@@ -22782,36 +21360,24 @@
         </w:rPr>
         <w:t>The direct statements and questions of the group of ten chiefs guaranteed that God's anger did not fall on the nation because of rebellion, like Achan's incident or the event at Peor (</w:t>
       </w:r>
-      <w:hyperlink r:id="rId227">
-        <w:r>
-          <w:rPr>
-            <w:lang w:val="en_US" w:bidi="en_US"/>
-          </w:rPr>
-          <w:rPr>
-            <w:color w:val="0000EE"/>
-            <w:u w:val="single"/>
-          </w:rPr>
-          <w:t>7:1–15</w:t>
-        </w:r>
-      </w:hyperlink>
+      <w:r>
+        <w:rPr>
+          <w:lang w:val="en_US" w:bidi="en_US"/>
+        </w:rPr>
+        <w:t>7:1–15</w:t>
+      </w:r>
       <w:r>
         <w:rPr>
           <w:lang w:val="en_US" w:bidi="en_US"/>
         </w:rPr>
         <w:t xml:space="preserve">; </w:t>
       </w:r>
-      <w:hyperlink r:id="rId228">
-        <w:r>
-          <w:rPr>
-            <w:lang w:val="en_US" w:bidi="en_US"/>
-          </w:rPr>
-          <w:rPr>
-            <w:color w:val="0000EE"/>
-            <w:u w:val="single"/>
-          </w:rPr>
-          <w:t>Numbers 25</w:t>
-        </w:r>
-      </w:hyperlink>
+      <w:r>
+        <w:rPr>
+          <w:lang w:val="en_US" w:bidi="en_US"/>
+        </w:rPr>
+        <w:t>Numbers 25</w:t>
+      </w:r>
       <w:r>
         <w:rPr>
           <w:lang w:val="en_US" w:bidi="en_US"/>
@@ -22895,36 +21461,24 @@
         </w:rPr>
         <w:t xml:space="preserve">: The formula including the first two words in the Hebrew text, “This is what … says,” was a common way to start a messenger’s report (for example, </w:t>
       </w:r>
-      <w:hyperlink r:id="rId229">
-        <w:r>
-          <w:rPr>
-            <w:lang w:val="en_US" w:bidi="en_US"/>
-          </w:rPr>
-          <w:rPr>
-            <w:color w:val="0000EE"/>
-            <w:u w:val="single"/>
-          </w:rPr>
-          <w:t>Ezra 1:2</w:t>
-        </w:r>
-      </w:hyperlink>
+      <w:r>
+        <w:rPr>
+          <w:lang w:val="en_US" w:bidi="en_US"/>
+        </w:rPr>
+        <w:t>Ezra 1:2</w:t>
+      </w:r>
       <w:r>
         <w:rPr>
           <w:lang w:val="en_US" w:bidi="en_US"/>
         </w:rPr>
         <w:t xml:space="preserve">; </w:t>
       </w:r>
-      <w:hyperlink r:id="rId230">
-        <w:r>
-          <w:rPr>
-            <w:lang w:val="en_US" w:bidi="en_US"/>
-          </w:rPr>
-          <w:rPr>
-            <w:color w:val="0000EE"/>
-            <w:u w:val="single"/>
-          </w:rPr>
-          <w:t>Isaiah 28:16</w:t>
-        </w:r>
-      </w:hyperlink>
+      <w:r>
+        <w:rPr>
+          <w:lang w:val="en_US" w:bidi="en_US"/>
+        </w:rPr>
+        <w:t>Isaiah 28:16</w:t>
+      </w:r>
       <w:r>
         <w:rPr>
           <w:lang w:val="en_US" w:bidi="en_US"/>
@@ -22979,18 +21533,12 @@
         </w:rPr>
         <w:t>The sin at Peor was the rebellion in Moab by Israel in worshiping false gods. This happened just before entering the promised land (</w:t>
       </w:r>
-      <w:hyperlink r:id="rId228">
-        <w:r>
-          <w:rPr>
-            <w:lang w:val="en_US" w:bidi="en_US"/>
-          </w:rPr>
-          <w:rPr>
-            <w:color w:val="0000EE"/>
-            <w:u w:val="single"/>
-          </w:rPr>
-          <w:t>Numbers 25</w:t>
-        </w:r>
-      </w:hyperlink>
+      <w:r>
+        <w:rPr>
+          <w:lang w:val="en_US" w:bidi="en_US"/>
+        </w:rPr>
+        <w:t>Numbers 25</w:t>
+      </w:r>
       <w:r>
         <w:rPr>
           <w:lang w:val="en_US" w:bidi="en_US"/>
@@ -23134,18 +21682,12 @@
         </w:rPr>
         <w:t xml:space="preserve">: See chapter </w:t>
       </w:r>
-      <w:hyperlink r:id="rId77">
-        <w:r>
-          <w:rPr>
-            <w:lang w:val="en_US" w:bidi="en_US"/>
-          </w:rPr>
-          <w:rPr>
-            <w:color w:val="0000EE"/>
-            <w:u w:val="single"/>
-          </w:rPr>
-          <w:t>7</w:t>
-        </w:r>
-      </w:hyperlink>
+      <w:r>
+        <w:rPr>
+          <w:lang w:val="en_US" w:bidi="en_US"/>
+        </w:rPr>
+        <w:t>7</w:t>
+      </w:r>
       <w:r>
         <w:rPr>
           <w:lang w:val="en_US" w:bidi="en_US"/>
@@ -23331,18 +21873,12 @@
         </w:rPr>
         <w:t>The instructions for sacrificing required burnt offerings, grain offerings, or peace offerings (</w:t>
       </w:r>
-      <w:hyperlink r:id="rId231">
-        <w:r>
-          <w:rPr>
-            <w:lang w:val="en_US" w:bidi="en_US"/>
-          </w:rPr>
-          <w:rPr>
-            <w:color w:val="0000EE"/>
-            <w:u w:val="single"/>
-          </w:rPr>
-          <w:t>Leviticus 1–3</w:t>
-        </w:r>
-      </w:hyperlink>
+      <w:r>
+        <w:rPr>
+          <w:lang w:val="en_US" w:bidi="en_US"/>
+        </w:rPr>
+        <w:t>Leviticus 1–3</w:t>
+      </w:r>
       <w:r>
         <w:rPr>
           <w:lang w:val="en_US" w:bidi="en_US"/>
@@ -23548,18 +22084,12 @@
         </w:rPr>
         <w:t>: In his reply to the eastern tribes, Phinehas used language similar to God's words when Phinehas turned God's anger from Israel at Peor (</w:t>
       </w:r>
-      <w:hyperlink r:id="rId232">
-        <w:r>
-          <w:rPr>
-            <w:lang w:val="en_US" w:bidi="en_US"/>
-          </w:rPr>
-          <w:rPr>
-            <w:color w:val="0000EE"/>
-            <w:u w:val="single"/>
-          </w:rPr>
-          <w:t>Numbers 25:11</w:t>
-        </w:r>
-      </w:hyperlink>
+      <w:r>
+        <w:rPr>
+          <w:lang w:val="en_US" w:bidi="en_US"/>
+        </w:rPr>
+        <w:t>Numbers 25:11</w:t>
+      </w:r>
       <w:r>
         <w:rPr>
           <w:lang w:val="en_US" w:bidi="en_US"/>
@@ -23765,18 +22295,12 @@
         </w:rPr>
         <w:t>The leaders of Israel witnessed God's actions for them and against their enemies. During the lives of these leaders who lived longer than Joshua, Israel remained faithful to God (</w:t>
       </w:r>
-      <w:hyperlink r:id="rId233">
-        <w:r>
-          <w:rPr>
-            <w:lang w:val="en_US" w:bidi="en_US"/>
-          </w:rPr>
-          <w:rPr>
-            <w:color w:val="0000EE"/>
-            <w:u w:val="single"/>
-          </w:rPr>
-          <w:t>Judges 2:7</w:t>
-        </w:r>
-      </w:hyperlink>
+      <w:r>
+        <w:rPr>
+          <w:lang w:val="en_US" w:bidi="en_US"/>
+        </w:rPr>
+        <w:t>Judges 2:7</w:t>
+      </w:r>
       <w:r>
         <w:rPr>
           <w:lang w:val="en_US" w:bidi="en_US"/>
@@ -23849,18 +22373,12 @@
         </w:rPr>
         <w:t xml:space="preserve">There was an ecological reason. God said that the people should not drive out all the inhabitants at once, so that wild animals would not increase too quickly (see </w:t>
       </w:r>
-      <w:hyperlink r:id="rId234">
-        <w:r>
-          <w:rPr>
-            <w:lang w:val="en_US" w:bidi="en_US"/>
-          </w:rPr>
-          <w:rPr>
-            <w:color w:val="0000EE"/>
-            <w:u w:val="single"/>
-          </w:rPr>
-          <w:t>Exodus 23:29–30</w:t>
-        </w:r>
-      </w:hyperlink>
+      <w:r>
+        <w:rPr>
+          <w:lang w:val="en_US" w:bidi="en_US"/>
+        </w:rPr>
+        <w:t>Exodus 23:29–30</w:t>
+      </w:r>
       <w:r>
         <w:rPr>
           <w:lang w:val="en_US" w:bidi="en_US"/>
@@ -23885,18 +22403,12 @@
         </w:rPr>
         <w:t xml:space="preserve">There was also a military reason. Israel did not yet have enough strength or technology to defeat some groups, especially those with iron chariots (see </w:t>
       </w:r>
-      <w:hyperlink r:id="rId235">
-        <w:r>
-          <w:rPr>
-            <w:lang w:val="en_US" w:bidi="en_US"/>
-          </w:rPr>
-          <w:rPr>
-            <w:color w:val="0000EE"/>
-            <w:u w:val="single"/>
-          </w:rPr>
-          <w:t>Judges 1:19</w:t>
-        </w:r>
-      </w:hyperlink>
+      <w:r>
+        <w:rPr>
+          <w:lang w:val="en_US" w:bidi="en_US"/>
+        </w:rPr>
+        <w:t>Judges 1:19</w:t>
+      </w:r>
       <w:r>
         <w:rPr>
           <w:lang w:val="en_US" w:bidi="en_US"/>
@@ -23921,18 +22433,12 @@
         </w:rPr>
         <w:t xml:space="preserve">There was also a theological reason. God allowed some Canaanite groups to remain in the land to test Israel’s faithfulness and obedience (see </w:t>
       </w:r>
-      <w:hyperlink r:id="rId236">
-        <w:r>
-          <w:rPr>
-            <w:lang w:val="en_US" w:bidi="en_US"/>
-          </w:rPr>
-          <w:rPr>
-            <w:color w:val="0000EE"/>
-            <w:u w:val="single"/>
-          </w:rPr>
-          <w:t>Judges 2:20–3:4</w:t>
-        </w:r>
-      </w:hyperlink>
+      <w:r>
+        <w:rPr>
+          <w:lang w:val="en_US" w:bidi="en_US"/>
+        </w:rPr>
+        <w:t>Judges 2:20–3:4</w:t>
+      </w:r>
       <w:r>
         <w:rPr>
           <w:lang w:val="en_US" w:bidi="en_US"/>
@@ -23953,18 +22459,12 @@
         </w:rPr>
         <w:t xml:space="preserve">However, Israel did not remain faithful. Instead of driving out the remaining Canaanites, the Israelites lived among them and adopted some of their practices. This brought strong temptations that led Israel away from loyalty to the Lord. Joshua warned the people that this danger was real and serious (see </w:t>
       </w:r>
-      <w:hyperlink r:id="rId237">
-        <w:r>
-          <w:rPr>
-            <w:lang w:val="en_US" w:bidi="en_US"/>
-          </w:rPr>
-          <w:rPr>
-            <w:color w:val="0000EE"/>
-            <w:u w:val="single"/>
-          </w:rPr>
-          <w:t>Joshua 23:15–16</w:t>
-        </w:r>
-      </w:hyperlink>
+      <w:r>
+        <w:rPr>
+          <w:lang w:val="en_US" w:bidi="en_US"/>
+        </w:rPr>
+        <w:t>Joshua 23:15–16</w:t>
+      </w:r>
       <w:r>
         <w:rPr>
           <w:lang w:val="en_US" w:bidi="en_US"/>
@@ -24149,36 +22649,24 @@
         </w:rPr>
         <w:t xml:space="preserve"> or commit to God would weaken the temptation to follow false gods. The same verb describes a man "united to his wife" (</w:t>
       </w:r>
-      <w:hyperlink r:id="rId238">
-        <w:r>
-          <w:rPr>
-            <w:lang w:val="en_US" w:bidi="en_US"/>
-          </w:rPr>
-          <w:rPr>
-            <w:color w:val="0000EE"/>
-            <w:u w:val="single"/>
-          </w:rPr>
-          <w:t>Genesis 2:24</w:t>
-        </w:r>
-      </w:hyperlink>
+      <w:r>
+        <w:rPr>
+          <w:lang w:val="en_US" w:bidi="en_US"/>
+        </w:rPr>
+        <w:t>Genesis 2:24</w:t>
+      </w:r>
       <w:r>
         <w:rPr>
           <w:lang w:val="en_US" w:bidi="en_US"/>
         </w:rPr>
         <w:t>). It also describes how Ruth "clung" to Naomi (</w:t>
       </w:r>
-      <w:hyperlink r:id="rId239">
-        <w:r>
-          <w:rPr>
-            <w:lang w:val="en_US" w:bidi="en_US"/>
-          </w:rPr>
-          <w:rPr>
-            <w:color w:val="0000EE"/>
-            <w:u w:val="single"/>
-          </w:rPr>
-          <w:t>Ruth 1:14</w:t>
-        </w:r>
-      </w:hyperlink>
+      <w:r>
+        <w:rPr>
+          <w:lang w:val="en_US" w:bidi="en_US"/>
+        </w:rPr>
+        <w:t>Ruth 1:14</w:t>
+      </w:r>
       <w:r>
         <w:rPr>
           <w:lang w:val="en_US" w:bidi="en_US"/>
@@ -24233,54 +22721,30 @@
         </w:rPr>
         <w:t>Examples of strong and powerful enemies included the Anakim, a group of very tall warriors, and the city of Hazor, which was a major military center in northern Canaan (</w:t>
       </w:r>
-      <w:hyperlink r:id="rId99">
-        <w:r>
-          <w:rPr>
-            <w:lang w:val="en_US" w:bidi="en_US"/>
-          </w:rPr>
-          <w:rPr>
-            <w:color w:val="0000EE"/>
-            <w:u w:val="single"/>
-          </w:rPr>
-          <w:t>11</w:t>
-        </w:r>
-      </w:hyperlink>
-      <w:hyperlink r:id="rId240">
-        <w:r>
-          <w:rPr>
-            <w:lang w:val="en_US" w:bidi="en_US"/>
-          </w:rPr>
-          <w:rPr>
-            <w:color w:val="0000EE"/>
-            <w:u w:val="single"/>
-          </w:rPr>
-          <w:t>:</w:t>
-        </w:r>
-      </w:hyperlink>
-      <w:hyperlink r:id="rId99">
-        <w:r>
-          <w:rPr>
-            <w:lang w:val="en_US" w:bidi="en_US"/>
-          </w:rPr>
-          <w:rPr>
-            <w:color w:val="0000EE"/>
-            <w:u w:val="single"/>
-          </w:rPr>
-          <w:t xml:space="preserve">10, </w:t>
-        </w:r>
-      </w:hyperlink>
-      <w:hyperlink r:id="rId240">
-        <w:r>
-          <w:rPr>
-            <w:lang w:val="en_US" w:bidi="en_US"/>
-          </w:rPr>
-          <w:rPr>
-            <w:color w:val="0000EE"/>
-            <w:u w:val="single"/>
-          </w:rPr>
-          <w:t>21–22</w:t>
-        </w:r>
-      </w:hyperlink>
+      <w:r>
+        <w:rPr>
+          <w:lang w:val="en_US" w:bidi="en_US"/>
+        </w:rPr>
+        <w:t>11</w:t>
+      </w:r>
+      <w:r>
+        <w:rPr>
+          <w:lang w:val="en_US" w:bidi="en_US"/>
+        </w:rPr>
+        <w:t>:</w:t>
+      </w:r>
+      <w:r>
+        <w:rPr>
+          <w:lang w:val="en_US" w:bidi="en_US"/>
+        </w:rPr>
+        <w:t xml:space="preserve">10, </w:t>
+      </w:r>
+      <w:r>
+        <w:rPr>
+          <w:lang w:val="en_US" w:bidi="en_US"/>
+        </w:rPr>
+        <w:t>21–22</w:t>
+      </w:r>
       <w:r>
         <w:rPr>
           <w:lang w:val="en_US" w:bidi="en_US"/>
@@ -24342,18 +22806,12 @@
         </w:rPr>
         <w:t xml:space="preserve">: God fought for the Israelites earlier (for example, </w:t>
       </w:r>
-      <w:hyperlink r:id="rId241">
-        <w:r>
-          <w:rPr>
-            <w:lang w:val="en_US" w:bidi="en_US"/>
-          </w:rPr>
-          <w:rPr>
-            <w:color w:val="0000EE"/>
-            <w:u w:val="single"/>
-          </w:rPr>
-          <w:t>10:11–14</w:t>
-        </w:r>
-      </w:hyperlink>
+      <w:r>
+        <w:rPr>
+          <w:lang w:val="en_US" w:bidi="en_US"/>
+        </w:rPr>
+        <w:t>10:11–14</w:t>
+      </w:r>
       <w:r>
         <w:rPr>
           <w:lang w:val="en_US" w:bidi="en_US"/>
@@ -24477,72 +22935,48 @@
         </w:rPr>
         <w:t>Joshua warned God's people not to marry their neighbors who worshiped many gods. Such close relationships could lead the Israelites to be unfaithful to God (</w:t>
       </w:r>
-      <w:hyperlink r:id="rId242">
-        <w:r>
-          <w:rPr>
-            <w:lang w:val="en_US" w:bidi="en_US"/>
-          </w:rPr>
-          <w:rPr>
-            <w:color w:val="0000EE"/>
-            <w:u w:val="single"/>
-          </w:rPr>
-          <w:t>Deuteronomy 7:3–4</w:t>
-        </w:r>
-      </w:hyperlink>
+      <w:r>
+        <w:rPr>
+          <w:lang w:val="en_US" w:bidi="en_US"/>
+        </w:rPr>
+        <w:t>Deuteronomy 7:3–4</w:t>
+      </w:r>
       <w:r>
         <w:rPr>
           <w:lang w:val="en_US" w:bidi="en_US"/>
         </w:rPr>
         <w:t>). However, people from Canaan who wanted to worship the Lord and join God's people were welcome (</w:t>
       </w:r>
-      <w:hyperlink r:id="rId243">
-        <w:r>
-          <w:rPr>
-            <w:lang w:val="en_US" w:bidi="en_US"/>
-          </w:rPr>
-          <w:rPr>
-            <w:color w:val="0000EE"/>
-            <w:u w:val="single"/>
-          </w:rPr>
-          <w:t>Joshua 6:25</w:t>
-        </w:r>
-      </w:hyperlink>
+      <w:r>
+        <w:rPr>
+          <w:lang w:val="en_US" w:bidi="en_US"/>
+        </w:rPr>
+        <w:t>Joshua 6:25</w:t>
+      </w:r>
       <w:r>
         <w:rPr>
           <w:lang w:val="en_US" w:bidi="en_US"/>
         </w:rPr>
         <w:t xml:space="preserve">; </w:t>
       </w:r>
-      <w:hyperlink r:id="rId244">
-        <w:r>
-          <w:rPr>
-            <w:lang w:val="en_US" w:bidi="en_US"/>
-          </w:rPr>
-          <w:rPr>
-            <w:color w:val="0000EE"/>
-            <w:u w:val="single"/>
-          </w:rPr>
-          <w:t>Ruth 4:10</w:t>
-        </w:r>
-      </w:hyperlink>
+      <w:r>
+        <w:rPr>
+          <w:lang w:val="en_US" w:bidi="en_US"/>
+        </w:rPr>
+        <w:t>Ruth 4:10</w:t>
+      </w:r>
       <w:r>
         <w:rPr>
           <w:lang w:val="en_US" w:bidi="en_US"/>
         </w:rPr>
         <w:t xml:space="preserve">). Race, language, and ethnic group did not affect God's rule against marrying non-Israelites. It was a matter of remaining loyal to the Lord (see </w:t>
       </w:r>
-      <w:hyperlink r:id="rId245">
-        <w:r>
-          <w:rPr>
-            <w:lang w:val="en_US" w:bidi="en_US"/>
-          </w:rPr>
-          <w:rPr>
-            <w:color w:val="0000EE"/>
-            <w:u w:val="single"/>
-          </w:rPr>
-          <w:t>2 Corinthians 6:14–15</w:t>
-        </w:r>
-      </w:hyperlink>
+      <w:r>
+        <w:rPr>
+          <w:lang w:val="en_US" w:bidi="en_US"/>
+        </w:rPr>
+        <w:t>2 Corinthians 6:14–15</w:t>
+      </w:r>
       <w:r>
         <w:rPr>
           <w:lang w:val="en_US" w:bidi="en_US"/>
@@ -24742,18 +23176,12 @@
         </w:rPr>
         <w:t>Israel did turn away from the Lord. As a result, God did not drive out the remaining Canaanites (</w:t>
       </w:r>
-      <w:hyperlink r:id="rId246">
-        <w:r>
-          <w:rPr>
-            <w:lang w:val="en_US" w:bidi="en_US"/>
-          </w:rPr>
-          <w:rPr>
-            <w:color w:val="0000EE"/>
-            <w:u w:val="single"/>
-          </w:rPr>
-          <w:t>Judges 2:20–23</w:t>
-        </w:r>
-      </w:hyperlink>
+      <w:r>
+        <w:rPr>
+          <w:lang w:val="en_US" w:bidi="en_US"/>
+        </w:rPr>
+        <w:t>Judges 2:20–23</w:t>
+      </w:r>
       <w:r>
         <w:rPr>
           <w:lang w:val="en_US" w:bidi="en_US"/>
@@ -24808,18 +23236,12 @@
         </w:rPr>
         <w:t xml:space="preserve">Shechem was where Israel first confirmed the covenant soon after entering Canaan (see </w:t>
       </w:r>
-      <w:hyperlink r:id="rId247">
-        <w:r>
-          <w:rPr>
-            <w:lang w:val="en_US" w:bidi="en_US"/>
-          </w:rPr>
-          <w:rPr>
-            <w:color w:val="0000EE"/>
-            <w:u w:val="single"/>
-          </w:rPr>
-          <w:t>8:30–35</w:t>
-        </w:r>
-      </w:hyperlink>
+      <w:r>
+        <w:rPr>
+          <w:lang w:val="en_US" w:bidi="en_US"/>
+        </w:rPr>
+        <w:t>8:30–35</w:t>
+      </w:r>
       <w:r>
         <w:rPr>
           <w:lang w:val="en_US" w:bidi="en_US"/>
@@ -24948,36 +23370,24 @@
         </w:rPr>
         <w:t>The covenant begins with a preamble, which identifies the speaker (</w:t>
       </w:r>
-      <w:hyperlink r:id="rId248">
-        <w:r>
-          <w:rPr>
-            <w:lang w:val="en_US" w:bidi="en_US"/>
-          </w:rPr>
-          <w:rPr>
-            <w:color w:val="0000EE"/>
-            <w:u w:val="single"/>
-          </w:rPr>
-          <w:t>24:2</w:t>
-        </w:r>
-      </w:hyperlink>
+      <w:r>
+        <w:rPr>
+          <w:lang w:val="en_US" w:bidi="en_US"/>
+        </w:rPr>
+        <w:t>24:2</w:t>
+      </w:r>
       <w:r>
         <w:rPr>
           <w:lang w:val="en_US" w:bidi="en_US"/>
         </w:rPr>
         <w:t>). It then includes a historical prologue. This section recounts the suzerain’s gracious acts, describing what God had done for the people in the past (</w:t>
       </w:r>
-      <w:hyperlink r:id="rId249">
-        <w:r>
-          <w:rPr>
-            <w:lang w:val="en_US" w:bidi="en_US"/>
-          </w:rPr>
-          <w:rPr>
-            <w:color w:val="0000EE"/>
-            <w:u w:val="single"/>
-          </w:rPr>
-          <w:t>24:3–13</w:t>
-        </w:r>
-      </w:hyperlink>
+      <w:r>
+        <w:rPr>
+          <w:lang w:val="en_US" w:bidi="en_US"/>
+        </w:rPr>
+        <w:t>24:3–13</w:t>
+      </w:r>
       <w:r>
         <w:rPr>
           <w:lang w:val="en_US" w:bidi="en_US"/>
@@ -24998,36 +23408,24 @@
         </w:rPr>
         <w:t>Next, the covenant lists the stipulations, or required obligations, that the people must follow (</w:t>
       </w:r>
-      <w:hyperlink r:id="rId250">
-        <w:r>
-          <w:rPr>
-            <w:lang w:val="en_US" w:bidi="en_US"/>
-          </w:rPr>
-          <w:rPr>
-            <w:color w:val="0000EE"/>
-            <w:u w:val="single"/>
-          </w:rPr>
-          <w:t>24:14–15</w:t>
-        </w:r>
-      </w:hyperlink>
+      <w:r>
+        <w:rPr>
+          <w:lang w:val="en_US" w:bidi="en_US"/>
+        </w:rPr>
+        <w:t>24:14–15</w:t>
+      </w:r>
       <w:r>
         <w:rPr>
           <w:lang w:val="en_US" w:bidi="en_US"/>
         </w:rPr>
         <w:t>). It also warns of curses and promises blessings, depending on whether the people obey or disobey (</w:t>
       </w:r>
-      <w:hyperlink r:id="rId251">
-        <w:r>
-          <w:rPr>
-            <w:lang w:val="en_US" w:bidi="en_US"/>
-          </w:rPr>
-          <w:rPr>
-            <w:color w:val="0000EE"/>
-            <w:u w:val="single"/>
-          </w:rPr>
-          <w:t>24:19–20</w:t>
-        </w:r>
-      </w:hyperlink>
+      <w:r>
+        <w:rPr>
+          <w:lang w:val="en_US" w:bidi="en_US"/>
+        </w:rPr>
+        <w:t>24:19–20</w:t>
+      </w:r>
       <w:r>
         <w:rPr>
           <w:lang w:val="en_US" w:bidi="en_US"/>
@@ -25048,54 +23446,36 @@
         </w:rPr>
         <w:t xml:space="preserve">Finally, the passage notes where the covenant text was recorded so it could be read again in the future (implied in </w:t>
       </w:r>
-      <w:hyperlink r:id="rId252">
-        <w:r>
-          <w:rPr>
-            <w:lang w:val="en_US" w:bidi="en_US"/>
-          </w:rPr>
-          <w:rPr>
-            <w:color w:val="0000EE"/>
-            <w:u w:val="single"/>
-          </w:rPr>
-          <w:t>24:26</w:t>
-        </w:r>
-      </w:hyperlink>
+      <w:r>
+        <w:rPr>
+          <w:lang w:val="en_US" w:bidi="en_US"/>
+        </w:rPr>
+        <w:t>24:26</w:t>
+      </w:r>
       <w:r>
         <w:rPr>
           <w:lang w:val="en_US" w:bidi="en_US"/>
         </w:rPr>
         <w:t>). It also names witnesses who confirmed the covenant agreement (</w:t>
       </w:r>
-      <w:hyperlink r:id="rId253">
-        <w:r>
-          <w:rPr>
-            <w:lang w:val="en_US" w:bidi="en_US"/>
-          </w:rPr>
-          <w:rPr>
-            <w:color w:val="0000EE"/>
-            <w:u w:val="single"/>
-          </w:rPr>
-          <w:t>24:22</w:t>
-        </w:r>
-      </w:hyperlink>
+      <w:r>
+        <w:rPr>
+          <w:lang w:val="en_US" w:bidi="en_US"/>
+        </w:rPr>
+        <w:t>24:22</w:t>
+      </w:r>
       <w:r>
         <w:rPr>
           <w:lang w:val="en_US" w:bidi="en_US"/>
         </w:rPr>
         <w:t xml:space="preserve">, </w:t>
       </w:r>
-      <w:hyperlink r:id="rId254">
-        <w:r>
-          <w:rPr>
-            <w:lang w:val="en_US" w:bidi="en_US"/>
-          </w:rPr>
-          <w:rPr>
-            <w:color w:val="0000EE"/>
-            <w:u w:val="single"/>
-          </w:rPr>
-          <w:t>27</w:t>
-        </w:r>
-      </w:hyperlink>
+      <w:r>
+        <w:rPr>
+          <w:lang w:val="en_US" w:bidi="en_US"/>
+        </w:rPr>
+        <w:t>27</w:t>
+      </w:r>
       <w:r>
         <w:rPr>
           <w:lang w:val="en_US" w:bidi="en_US"/>
@@ -25169,18 +23549,12 @@
         </w:rPr>
         <w:t xml:space="preserve">: See </w:t>
       </w:r>
-      <w:hyperlink r:id="rId255">
-        <w:r>
-          <w:rPr>
-            <w:lang w:val="en_US" w:bidi="en_US"/>
-          </w:rPr>
-          <w:rPr>
-            <w:color w:val="0000EE"/>
-            <w:u w:val="single"/>
-          </w:rPr>
-          <w:t>Genesis 11:27–32</w:t>
-        </w:r>
-      </w:hyperlink>
+      <w:r>
+        <w:rPr>
+          <w:lang w:val="en_US" w:bidi="en_US"/>
+        </w:rPr>
+        <w:t>Genesis 11:27–32</w:t>
+      </w:r>
       <w:r>
         <w:rPr>
           <w:lang w:val="en_US" w:bidi="en_US"/>
@@ -25239,18 +23613,12 @@
         </w:rPr>
         <w:t>Abraham lived at Haran in Mesopotamia beyond the Euphrates with his father Terah (</w:t>
       </w:r>
-      <w:hyperlink r:id="rId256">
-        <w:r>
-          <w:rPr>
-            <w:lang w:val="en_US" w:bidi="en_US"/>
-          </w:rPr>
-          <w:rPr>
-            <w:color w:val="0000EE"/>
-            <w:u w:val="single"/>
-          </w:rPr>
-          <w:t>Genesis 11:31–32</w:t>
-        </w:r>
-      </w:hyperlink>
+      <w:r>
+        <w:rPr>
+          <w:lang w:val="en_US" w:bidi="en_US"/>
+        </w:rPr>
+        <w:t>Genesis 11:31–32</w:t>
+      </w:r>
       <w:r>
         <w:rPr>
           <w:lang w:val="en_US" w:bidi="en_US"/>
@@ -25282,18 +23650,12 @@
         </w:rPr>
         <w:t xml:space="preserve">: See </w:t>
       </w:r>
-      <w:hyperlink r:id="rId257">
-        <w:r>
-          <w:rPr>
-            <w:lang w:val="en_US" w:bidi="en_US"/>
-          </w:rPr>
-          <w:rPr>
-            <w:color w:val="0000EE"/>
-            <w:u w:val="single"/>
-          </w:rPr>
-          <w:t>Genesis 12:1–9</w:t>
-        </w:r>
-      </w:hyperlink>
+      <w:r>
+        <w:rPr>
+          <w:lang w:val="en_US" w:bidi="en_US"/>
+        </w:rPr>
+        <w:t>Genesis 12:1–9</w:t>
+      </w:r>
       <w:r>
         <w:rPr>
           <w:lang w:val="en_US" w:bidi="en_US"/>
@@ -25420,18 +23782,12 @@
         </w:rPr>
         <w:t xml:space="preserve">: See </w:t>
       </w:r>
-      <w:hyperlink r:id="rId258">
-        <w:r>
-          <w:rPr>
-            <w:lang w:val="en_US" w:bidi="en_US"/>
-          </w:rPr>
-          <w:rPr>
-            <w:color w:val="0000EE"/>
-            <w:u w:val="single"/>
-          </w:rPr>
-          <w:t>Genesis 25:19–26</w:t>
-        </w:r>
-      </w:hyperlink>
+      <w:r>
+        <w:rPr>
+          <w:lang w:val="en_US" w:bidi="en_US"/>
+        </w:rPr>
+        <w:t>Genesis 25:19–26</w:t>
+      </w:r>
       <w:r>
         <w:rPr>
           <w:lang w:val="en_US" w:bidi="en_US"/>
@@ -25456,18 +23812,12 @@
         </w:rPr>
         <w:t>Mount Seir was in the center of Edom, where those who descended from Esau lived (</w:t>
       </w:r>
-      <w:hyperlink r:id="rId259">
-        <w:r>
-          <w:rPr>
-            <w:lang w:val="en_US" w:bidi="en_US"/>
-          </w:rPr>
-          <w:rPr>
-            <w:color w:val="0000EE"/>
-            <w:u w:val="single"/>
-          </w:rPr>
-          <w:t>Genesis 36:8–9</w:t>
-        </w:r>
-      </w:hyperlink>
+      <w:r>
+        <w:rPr>
+          <w:lang w:val="en_US" w:bidi="en_US"/>
+        </w:rPr>
+        <w:t>Genesis 36:8–9</w:t>
+      </w:r>
       <w:r>
         <w:rPr>
           <w:lang w:val="en_US" w:bidi="en_US"/>
@@ -25692,18 +24042,12 @@
         </w:rPr>
         <w:t xml:space="preserve">: See </w:t>
       </w:r>
-      <w:hyperlink r:id="rId39">
-        <w:r>
-          <w:rPr>
-            <w:lang w:val="en_US" w:bidi="en_US"/>
-          </w:rPr>
-          <w:rPr>
-            <w:color w:val="0000EE"/>
-            <w:u w:val="single"/>
-          </w:rPr>
-          <w:t>Numbers 21:21–35</w:t>
-        </w:r>
-      </w:hyperlink>
+      <w:r>
+        <w:rPr>
+          <w:lang w:val="en_US" w:bidi="en_US"/>
+        </w:rPr>
+        <w:t>Numbers 21:21–35</w:t>
+      </w:r>
       <w:r>
         <w:rPr>
           <w:lang w:val="en_US" w:bidi="en_US"/>
@@ -25758,36 +24102,24 @@
         </w:rPr>
         <w:t xml:space="preserve">See </w:t>
       </w:r>
-      <w:hyperlink r:id="rId163">
-        <w:r>
-          <w:rPr>
-            <w:lang w:val="en_US" w:bidi="en_US"/>
-          </w:rPr>
-          <w:rPr>
-            <w:color w:val="0000EE"/>
-            <w:u w:val="single"/>
-          </w:rPr>
-          <w:t>Numbers 22–25</w:t>
-        </w:r>
-      </w:hyperlink>
+      <w:r>
+        <w:rPr>
+          <w:lang w:val="en_US" w:bidi="en_US"/>
+        </w:rPr>
+        <w:t>Numbers 22–25</w:t>
+      </w:r>
       <w:r>
         <w:rPr>
           <w:lang w:val="en_US" w:bidi="en_US"/>
         </w:rPr>
         <w:t xml:space="preserve"> and </w:t>
       </w:r>
-      <w:hyperlink r:id="rId260">
-        <w:r>
-          <w:rPr>
-            <w:lang w:val="en_US" w:bidi="en_US"/>
-          </w:rPr>
-          <w:rPr>
-            <w:color w:val="0000EE"/>
-            <w:u w:val="single"/>
-          </w:rPr>
-          <w:t>31:1–54</w:t>
-        </w:r>
-      </w:hyperlink>
+      <w:r>
+        <w:rPr>
+          <w:lang w:val="en_US" w:bidi="en_US"/>
+        </w:rPr>
+        <w:t>31:1–54</w:t>
+      </w:r>
       <w:r>
         <w:rPr>
           <w:lang w:val="en_US" w:bidi="en_US"/>
@@ -26809,18 +25141,12 @@
         </w:rPr>
         <w:t xml:space="preserve">: See </w:t>
       </w:r>
-      <w:hyperlink r:id="rId167">
-        <w:r>
-          <w:rPr>
-            <w:lang w:val="en_US" w:bidi="en_US"/>
-          </w:rPr>
-          <w:rPr>
-            <w:color w:val="0000EE"/>
-            <w:u w:val="single"/>
-          </w:rPr>
-          <w:t>19:49–51</w:t>
-        </w:r>
-      </w:hyperlink>
+      <w:r>
+        <w:rPr>
+          <w:lang w:val="en_US" w:bidi="en_US"/>
+        </w:rPr>
+        <w:t>19:49–51</w:t>
+      </w:r>
       <w:r>
         <w:rPr>
           <w:lang w:val="en_US" w:bidi="en_US"/>
@@ -26927,36 +25253,24 @@
         </w:rPr>
         <w:t>The people of Israel took the bones of Joseph from Egypt to Canaan to honor his wish to be buried in the land God promised them (</w:t>
       </w:r>
-      <w:hyperlink r:id="rId261">
-        <w:r>
-          <w:rPr>
-            <w:lang w:val="en_US" w:bidi="en_US"/>
-          </w:rPr>
-          <w:rPr>
-            <w:color w:val="0000EE"/>
-            <w:u w:val="single"/>
-          </w:rPr>
-          <w:t>Genesis 50:25</w:t>
-        </w:r>
-      </w:hyperlink>
+      <w:r>
+        <w:rPr>
+          <w:lang w:val="en_US" w:bidi="en_US"/>
+        </w:rPr>
+        <w:t>Genesis 50:25</w:t>
+      </w:r>
       <w:r>
         <w:rPr>
           <w:lang w:val="en_US" w:bidi="en_US"/>
         </w:rPr>
         <w:t xml:space="preserve">; </w:t>
       </w:r>
-      <w:hyperlink r:id="rId262">
-        <w:r>
-          <w:rPr>
-            <w:lang w:val="en_US" w:bidi="en_US"/>
-          </w:rPr>
-          <w:rPr>
-            <w:color w:val="0000EE"/>
-            <w:u w:val="single"/>
-          </w:rPr>
-          <w:t>Exodus 13:19</w:t>
-        </w:r>
-      </w:hyperlink>
+      <w:r>
+        <w:rPr>
+          <w:lang w:val="en_US" w:bidi="en_US"/>
+        </w:rPr>
+        <w:t>Exodus 13:19</w:t>
+      </w:r>
       <w:r>
         <w:rPr>
           <w:lang w:val="en_US" w:bidi="en_US"/>
